--- a/paper/example.docx
+++ b/paper/example.docx
@@ -24,7 +24,7 @@
         <w:pStyle w:val="Heading1"/>
       </w:pPr>
       <w:r>
-        <w:t xml:space="preserve">Using Quarto to Generate Documents in APA Style (7th Edition)</w:t>
+        <w:t xml:space="preserve">Write APA Style Documents Using Quarto</w:t>
       </w:r>
     </w:p>
     <w:p>
@@ -149,7 +149,7 @@
       </w:r>
     </w:p>
     <w:bookmarkEnd w:id="20"/>
-    <w:bookmarkStart w:id="40" w:name="author-note"/>
+    <w:bookmarkStart w:id="44" w:name="author-note"/>
     <w:p>
       <w:pPr>
         <w:pStyle w:val="Heading1"/>
@@ -168,7 +168,7 @@
       <w:r>
         <w:t xml:space="preserve"> </w:t>
       </w:r>
-      <w:bookmarkStart w:id="24" w:name="orchid"/>
+      <w:bookmarkStart w:id="25" w:name="orchid"/>
       <w:r>
         <w:drawing>
           <wp:inline>
@@ -185,7 +185,7 @@
                     </pic:cNvPicPr>
                   </pic:nvPicPr>
                   <pic:blipFill>
-                    <a:blip>
+                    <a:blip r:embed="rId24">
                       <a:extLst>
                         <a:ext uri="{28A0092B-C50C-407E-A947-70E740481C1C}">
                           <a14:useLocalDpi xmlns:a14="http://schemas.microsoft.com/office/drawing/2010/main" val="0"/>
@@ -220,11 +220,11 @@
           </wp:inline>
         </w:drawing>
       </w:r>
-      <w:bookmarkEnd w:id="24"/>
-      <w:r>
-        <w:t xml:space="preserve"> </w:t>
-      </w:r>
-      <w:hyperlink r:id="rId25">
+      <w:bookmarkEnd w:id="25"/>
+      <w:r>
+        <w:t xml:space="preserve"> </w:t>
+      </w:r>
+      <w:hyperlink r:id="rId26">
         <w:r>
           <w:rPr>
             <w:rStyle w:val="Hyperlink"/>
@@ -243,24 +243,24 @@
       <w:r>
         <w:t xml:space="preserve"> </w:t>
       </w:r>
-      <w:bookmarkStart w:id="28" w:name="orchid"/>
+      <w:bookmarkStart w:id="30" w:name="orchid"/>
       <w:r>
         <w:drawing>
           <wp:inline>
             <wp:extent cx="152279" cy="152279"/>
             <wp:effectExtent b="0" l="0" r="0" t="0"/>
-            <wp:docPr descr="Orcid ID Logo: A green circle with white letters ID" title="" id="26" name="Picture"/>
+            <wp:docPr descr="Orcid ID Logo: A green circle with white letters ID" title="" id="27" name="Picture"/>
             <a:graphic>
               <a:graphicData uri="http://schemas.openxmlformats.org/drawingml/2006/picture">
                 <pic:pic>
                   <pic:nvPicPr>
-                    <pic:cNvPr descr="_extensions/wjschne/apaquarto/ORCID-iD_icon-vector.svg" id="27" name="Picture"/>
+                    <pic:cNvPr descr="_extensions/wjschne/apaquarto/ORCID-iD_icon-vector.svg" id="28" name="Picture"/>
                     <pic:cNvPicPr>
                       <a:picLocks noChangeArrowheads="1" noChangeAspect="1"/>
                     </pic:cNvPicPr>
                   </pic:nvPicPr>
                   <pic:blipFill>
-                    <a:blip>
+                    <a:blip r:embed="rId29">
                       <a:extLst>
                         <a:ext uri="{28A0092B-C50C-407E-A947-70E740481C1C}">
                           <a14:useLocalDpi xmlns:a14="http://schemas.microsoft.com/office/drawing/2010/main" val="0"/>
@@ -295,11 +295,11 @@
           </wp:inline>
         </w:drawing>
       </w:r>
-      <w:bookmarkEnd w:id="28"/>
-      <w:r>
-        <w:t xml:space="preserve"> </w:t>
-      </w:r>
-      <w:hyperlink r:id="rId29">
+      <w:bookmarkEnd w:id="30"/>
+      <w:r>
+        <w:t xml:space="preserve"> </w:t>
+      </w:r>
+      <w:hyperlink r:id="rId31">
         <w:r>
           <w:rPr>
             <w:rStyle w:val="Hyperlink"/>
@@ -318,24 +318,24 @@
       <w:r>
         <w:t xml:space="preserve"> </w:t>
       </w:r>
-      <w:bookmarkStart w:id="32" w:name="orchid"/>
+      <w:bookmarkStart w:id="35" w:name="orchid"/>
       <w:r>
         <w:drawing>
           <wp:inline>
             <wp:extent cx="152279" cy="152279"/>
             <wp:effectExtent b="0" l="0" r="0" t="0"/>
-            <wp:docPr descr="Orcid ID Logo: A green circle with white letters ID" title="" id="30" name="Picture"/>
+            <wp:docPr descr="Orcid ID Logo: A green circle with white letters ID" title="" id="32" name="Picture"/>
             <a:graphic>
               <a:graphicData uri="http://schemas.openxmlformats.org/drawingml/2006/picture">
                 <pic:pic>
                   <pic:nvPicPr>
-                    <pic:cNvPr descr="_extensions/wjschne/apaquarto/ORCID-iD_icon-vector.svg" id="31" name="Picture"/>
+                    <pic:cNvPr descr="_extensions/wjschne/apaquarto/ORCID-iD_icon-vector.svg" id="33" name="Picture"/>
                     <pic:cNvPicPr>
                       <a:picLocks noChangeArrowheads="1" noChangeAspect="1"/>
                     </pic:cNvPicPr>
                   </pic:nvPicPr>
                   <pic:blipFill>
-                    <a:blip>
+                    <a:blip r:embed="rId34">
                       <a:extLst>
                         <a:ext uri="{28A0092B-C50C-407E-A947-70E740481C1C}">
                           <a14:useLocalDpi xmlns:a14="http://schemas.microsoft.com/office/drawing/2010/main" val="0"/>
@@ -370,11 +370,11 @@
           </wp:inline>
         </w:drawing>
       </w:r>
-      <w:bookmarkEnd w:id="32"/>
-      <w:r>
-        <w:t xml:space="preserve"> </w:t>
-      </w:r>
-      <w:hyperlink r:id="rId33">
+      <w:bookmarkEnd w:id="35"/>
+      <w:r>
+        <w:t xml:space="preserve"> </w:t>
+      </w:r>
+      <w:hyperlink r:id="rId36">
         <w:r>
           <w:rPr>
             <w:rStyle w:val="Hyperlink"/>
@@ -393,24 +393,24 @@
       <w:r>
         <w:t xml:space="preserve"> </w:t>
       </w:r>
-      <w:bookmarkStart w:id="36" w:name="orchid"/>
+      <w:bookmarkStart w:id="40" w:name="orchid"/>
       <w:r>
         <w:drawing>
           <wp:inline>
             <wp:extent cx="152279" cy="152279"/>
             <wp:effectExtent b="0" l="0" r="0" t="0"/>
-            <wp:docPr descr="Orcid ID Logo: A green circle with white letters ID" title="" id="34" name="Picture"/>
+            <wp:docPr descr="Orcid ID Logo: A green circle with white letters ID" title="" id="37" name="Picture"/>
             <a:graphic>
               <a:graphicData uri="http://schemas.openxmlformats.org/drawingml/2006/picture">
                 <pic:pic>
                   <pic:nvPicPr>
-                    <pic:cNvPr descr="_extensions/wjschne/apaquarto/ORCID-iD_icon-vector.svg" id="35" name="Picture"/>
+                    <pic:cNvPr descr="_extensions/wjschne/apaquarto/ORCID-iD_icon-vector.svg" id="38" name="Picture"/>
                     <pic:cNvPicPr>
                       <a:picLocks noChangeArrowheads="1" noChangeAspect="1"/>
                     </pic:cNvPicPr>
                   </pic:nvPicPr>
                   <pic:blipFill>
-                    <a:blip>
+                    <a:blip r:embed="rId39">
                       <a:extLst>
                         <a:ext uri="{28A0092B-C50C-407E-A947-70E740481C1C}">
                           <a14:useLocalDpi xmlns:a14="http://schemas.microsoft.com/office/drawing/2010/main" val="0"/>
@@ -445,11 +445,11 @@
           </wp:inline>
         </w:drawing>
       </w:r>
-      <w:bookmarkEnd w:id="36"/>
-      <w:r>
-        <w:t xml:space="preserve"> </w:t>
-      </w:r>
-      <w:hyperlink r:id="rId37">
+      <w:bookmarkEnd w:id="40"/>
+      <w:r>
+        <w:t xml:space="preserve"> </w:t>
+      </w:r>
+      <w:hyperlink r:id="rId41">
         <w:r>
           <w:rPr>
             <w:rStyle w:val="Hyperlink"/>
@@ -484,7 +484,7 @@
       <w:r>
         <w:t xml:space="preserve"> </w:t>
       </w:r>
-      <w:hyperlink r:id="rId38">
+      <w:hyperlink r:id="rId42">
         <w:r>
           <w:rPr>
             <w:rStyle w:val="Hyperlink"/>
@@ -574,7 +574,7 @@
       <w:r>
         <w:t xml:space="preserve"> </w:t>
       </w:r>
-      <w:hyperlink r:id="rId39">
+      <w:hyperlink r:id="rId43">
         <w:r>
           <w:rPr>
             <w:rStyle w:val="Hyperlink"/>
@@ -588,8 +588,8 @@
         <w:br w:type="page"/>
       </w:r>
     </w:p>
-    <w:bookmarkEnd w:id="40"/>
-    <w:bookmarkStart w:id="41" w:name="abstract"/>
+    <w:bookmarkEnd w:id="44"/>
+    <w:bookmarkStart w:id="45" w:name="abstract"/>
     <w:p>
       <w:pPr>
         <w:pStyle w:val="Heading1"/>
@@ -603,7 +603,25 @@
         <w:pStyle w:val="AbstractFirstParagraph"/>
       </w:pPr>
       <w:r>
-        <w:t xml:space="preserve">This document is a template demonstrating the apaquarto format.</w:t>
+        <w:t xml:space="preserve">This document is a template demonstrating the apaquarto format. The template demonstrates the use of in-text citations, possessive citations, masked citations, meta-analytpic citations, block quotes, equations, figures, and tables. Creating appendices is demonstrated.</w:t>
+      </w:r>
+    </w:p>
+    <w:bookmarkEnd w:id="45"/>
+    <w:bookmarkStart w:id="46" w:name="impact"/>
+    <w:p>
+      <w:pPr>
+        <w:pStyle w:val="Heading1"/>
+      </w:pPr>
+      <w:r>
+        <w:t xml:space="preserve">Impact Statement</w:t>
+      </w:r>
+    </w:p>
+    <w:p>
+      <w:pPr>
+        <w:pStyle w:val="AbstractFirstParagraph"/>
+      </w:pPr>
+      <w:r>
+        <w:t xml:space="preserve">The apaquarto template allow writers to apply APA style consistently with minimal fuss and bother.</w:t>
       </w:r>
     </w:p>
     <w:p>
@@ -618,7 +636,7 @@
         <w:t xml:space="preserve">Keywords</w:t>
       </w:r>
       <w:r>
-        <w:t xml:space="preserve">: keyword1, keyword2, keyword3</w:t>
+        <w:t xml:space="preserve">: APA Style, Quarto, Markdown, apaquarto</w:t>
       </w:r>
     </w:p>
     <w:p>
@@ -626,14 +644,14 @@
         <w:br w:type="page"/>
       </w:r>
     </w:p>
-    <w:bookmarkEnd w:id="41"/>
-    <w:bookmarkStart w:id="70" w:name="firstheader"/>
+    <w:bookmarkEnd w:id="46"/>
+    <w:bookmarkStart w:id="80" w:name="firstheader"/>
     <w:p>
       <w:pPr>
         <w:pStyle w:val="Heading1"/>
       </w:pPr>
       <w:r>
-        <w:t xml:space="preserve">Using Quarto to Generate Documents in APA Style (7th Edition)</w:t>
+        <w:t xml:space="preserve">Write APA Style Documents Using Quarto</w:t>
       </w:r>
     </w:p>
     <w:p>
@@ -663,13 +681,7 @@
         <w:t xml:space="preserve"> </w:t>
       </w:r>
       <w:r>
-        <w:t xml:space="preserve">“</w:t>
-      </w:r>
-      <w:r>
-        <w:t xml:space="preserve">Introduction</w:t>
-      </w:r>
-      <w:r>
-        <w:t xml:space="preserve">”</w:t>
+        <w:t xml:space="preserve">“Introduction”</w:t>
       </w:r>
       <w:r>
         <w:t xml:space="preserve">). The title acts as your Level 1 heading for the introduction.</w:t>
@@ -685,7 +697,7 @@
       <w:r>
         <w:t xml:space="preserve"> </w:t>
       </w:r>
-      <w:hyperlink r:id="rId42">
+      <w:hyperlink r:id="rId47">
         <w:r>
           <w:rPr>
             <w:rStyle w:val="Hyperlink"/>
@@ -697,12 +709,47 @@
         <w:t xml:space="preserve">. In general, level 1 headings should be reserved for the Method, Results, Discussion, References, and Appendices sections.</w:t>
       </w:r>
     </w:p>
-    <w:bookmarkStart w:id="45" w:name="citations"/>
+    <w:bookmarkStart w:id="49" w:name="yaml-metadata"/>
     <w:p>
       <w:pPr>
         <w:pStyle w:val="Heading2"/>
       </w:pPr>
       <w:r>
+        <w:t xml:space="preserve">YAML metadata</w:t>
+      </w:r>
+    </w:p>
+    <w:p>
+      <w:pPr>
+        <w:pStyle w:val="FirstParagraph"/>
+      </w:pPr>
+      <w:r>
+        <w:t xml:space="preserve">At the top of the apaquarto document, there is a lot of metadata (e.g., title, authors, affiliations, abstract, and so forth) written in YAML. Although the various options apaquarto are all documented, keeping track of them all can be difficult. Generating the initial YAML metadata can be easier if one begins with the the</w:t>
+      </w:r>
+      <w:r>
+        <w:t xml:space="preserve"> </w:t>
+      </w:r>
+      <w:hyperlink r:id="rId48">
+        <w:r>
+          <w:rPr>
+            <w:rStyle w:val="Hyperlink"/>
+          </w:rPr>
+          <w:t xml:space="preserve">apa7maker</w:t>
+        </w:r>
+      </w:hyperlink>
+      <w:r>
+        <w:t xml:space="preserve"> </w:t>
+      </w:r>
+      <w:r>
+        <w:t xml:space="preserve">web app.</w:t>
+      </w:r>
+    </w:p>
+    <w:bookmarkEnd w:id="49"/>
+    <w:bookmarkStart w:id="55" w:name="citations"/>
+    <w:p>
+      <w:pPr>
+        <w:pStyle w:val="Heading2"/>
+      </w:pPr>
+      <w:r>
         <w:t xml:space="preserve">Citations</w:t>
       </w:r>
     </w:p>
@@ -716,7 +763,7 @@
       <w:r>
         <w:t xml:space="preserve"> </w:t>
       </w:r>
-      <w:hyperlink r:id="rId43">
+      <w:hyperlink r:id="rId50">
         <w:r>
           <w:rPr>
             <w:rStyle w:val="Hyperlink"/>
@@ -728,15 +775,7 @@
         <w:t xml:space="preserve"> </w:t>
       </w:r>
       <w:r>
-        <w:t xml:space="preserve">for instructions on setting up citations and references.</w:t>
-      </w:r>
-    </w:p>
-    <w:p>
-      <w:pPr>
-        <w:pStyle w:val="BodyText"/>
-      </w:pPr>
-      <w:r>
-        <w:t xml:space="preserve">A parenthetical citation requires square brackets</w:t>
+        <w:t xml:space="preserve">for instructions on setting up citations and references. A parenthetical citation requires square brackets</w:t>
       </w:r>
       <w:r>
         <w:t xml:space="preserve"> </w:t>
@@ -781,7 +820,7 @@
         <w:t xml:space="preserve"> </w:t>
       </w:r>
       <w:r>
-        <w:t xml:space="preserve">make some important points …</w:t>
+        <w:t xml:space="preserve">make some important points.</w:t>
       </w:r>
     </w:p>
     <w:p>
@@ -794,7 +833,7 @@
       <w:r>
         <w:t xml:space="preserve"> </w:t>
       </w:r>
-      <w:hyperlink r:id="rId44">
+      <w:hyperlink r:id="rId51">
         <w:r>
           <w:rPr>
             <w:rStyle w:val="Hyperlink"/>
@@ -814,14 +853,14 @@
         <w:pStyle w:val="BodyText"/>
       </w:pPr>
       <w:r>
-        <w:t xml:space="preserve">Schneider and McGrew’s (</w:t>
-      </w:r>
-      <w:hyperlink w:anchor="ref-schneider2012cattell">
+        <w:t xml:space="preserve">Cameron and Trivedi’s (</w:t>
+      </w:r>
+      <w:hyperlink w:anchor="ref-CameronTrivedi2013">
         <w:r>
           <w:rPr>
             <w:rStyle w:val="Hyperlink"/>
           </w:rPr>
-          <w:t xml:space="preserve">2012</w:t>
+          <w:t xml:space="preserve">2013</w:t>
         </w:r>
       </w:hyperlink>
       <w:r>
@@ -831,14 +870,36 @@
         <w:t xml:space="preserve"> </w:t>
       </w:r>
       <w:r>
-        <w:t xml:space="preserve">position was …</w:t>
-      </w:r>
-    </w:p>
-    <w:bookmarkEnd w:id="45"/>
-    <w:bookmarkStart w:id="47" w:name="masking-author-identity-for-peer-review"/>
-    <w:p>
-      <w:pPr>
-        <w:pStyle w:val="Heading2"/>
+        <w:t xml:space="preserve">position differed from</w:t>
+      </w:r>
+      <w:r>
+        <w:t xml:space="preserve"> </w:t>
+      </w:r>
+      <w:r>
+        <w:t xml:space="preserve">Brown’s (</w:t>
+      </w:r>
+      <w:hyperlink w:anchor="ref-brownHowKilledPluto2012">
+        <w:r>
+          <w:rPr>
+            <w:rStyle w:val="Hyperlink"/>
+          </w:rPr>
+          <w:t xml:space="preserve">2012, pp. 1–2</w:t>
+        </w:r>
+      </w:hyperlink>
+      <w:r>
+        <w:t xml:space="preserve">)</w:t>
+      </w:r>
+      <w:r>
+        <w:t xml:space="preserve"> </w:t>
+      </w:r>
+      <w:r>
+        <w:t xml:space="preserve">take on the matter.</w:t>
+      </w:r>
+    </w:p>
+    <w:bookmarkStart w:id="53" w:name="masking-author-identity-for-peer-review"/>
+    <w:p>
+      <w:pPr>
+        <w:pStyle w:val="Heading3"/>
       </w:pPr>
       <w:r>
         <w:t xml:space="preserve">Masking Author Identity for Peer Review</w:t>
@@ -899,7 +960,7 @@
       <w:r>
         <w:t xml:space="preserve"> </w:t>
       </w:r>
-      <w:hyperlink r:id="rId46">
+      <w:hyperlink r:id="rId52">
         <w:r>
           <w:rPr>
             <w:rStyle w:val="Hyperlink"/>
@@ -914,8 +975,158 @@
         <w:t xml:space="preserve">for more information.</w:t>
       </w:r>
     </w:p>
-    <w:bookmarkEnd w:id="47"/>
-    <w:bookmarkStart w:id="48" w:name="block-quotes"/>
+    <w:p>
+      <w:pPr>
+        <w:pStyle w:val="BodyText"/>
+      </w:pPr>
+      <w:r>
+        <w:t xml:space="preserve">Here is a masked citation</w:t>
+      </w:r>
+      <w:r>
+        <w:t xml:space="preserve"> </w:t>
+      </w:r>
+      <w:r>
+        <w:t xml:space="preserve">(</w:t>
+      </w:r>
+      <w:hyperlink w:anchor="ref-schneider2012cattell">
+        <w:r>
+          <w:rPr>
+            <w:rStyle w:val="Hyperlink"/>
+          </w:rPr>
+          <w:t xml:space="preserve">Schneider &amp; McGrew, 2012</w:t>
+        </w:r>
+      </w:hyperlink>
+      <w:r>
+        <w:t xml:space="preserve">)</w:t>
+      </w:r>
+      <w:r>
+        <w:t xml:space="preserve">.</w:t>
+      </w:r>
+    </w:p>
+    <w:bookmarkEnd w:id="53"/>
+    <w:bookmarkStart w:id="54" w:name="meta-analytic-citations"/>
+    <w:p>
+      <w:pPr>
+        <w:pStyle w:val="Heading3"/>
+      </w:pPr>
+      <w:r>
+        <w:t xml:space="preserve">Meta-analytic citations</w:t>
+      </w:r>
+    </w:p>
+    <w:p>
+      <w:pPr>
+        <w:pStyle w:val="FirstParagraph"/>
+      </w:pPr>
+      <w:r>
+        <w:t xml:space="preserve">By default, any references in the</w:t>
+      </w:r>
+      <w:r>
+        <w:t xml:space="preserve"> </w:t>
+      </w:r>
+      <w:r>
+        <w:rPr>
+          <w:rStyle w:val="VerbatimChar"/>
+        </w:rPr>
+        <w:t xml:space="preserve">nocite</w:t>
+      </w:r>
+      <w:r>
+        <w:t xml:space="preserve"> </w:t>
+      </w:r>
+      <w:r>
+        <w:t xml:space="preserve">field in your YAML heading will be assumed to be meta-analytic references that will appear in the reference section with an asterisk. If you want to use</w:t>
+      </w:r>
+      <w:r>
+        <w:t xml:space="preserve"> </w:t>
+      </w:r>
+      <w:r>
+        <w:rPr>
+          <w:rStyle w:val="VerbatimChar"/>
+        </w:rPr>
+        <w:t xml:space="preserve">nocite</w:t>
+      </w:r>
+      <w:r>
+        <w:t xml:space="preserve"> </w:t>
+      </w:r>
+      <w:r>
+        <w:t xml:space="preserve">but do not want references prefixed with asterisks, then set the</w:t>
+      </w:r>
+      <w:r>
+        <w:t xml:space="preserve"> </w:t>
+      </w:r>
+      <w:r>
+        <w:rPr>
+          <w:rStyle w:val="VerbatimChar"/>
+        </w:rPr>
+        <w:t xml:space="preserve">meta-analysis</w:t>
+      </w:r>
+      <w:r>
+        <w:t xml:space="preserve"> </w:t>
+      </w:r>
+      <w:r>
+        <w:t xml:space="preserve">field to</w:t>
+      </w:r>
+      <w:r>
+        <w:t xml:space="preserve"> </w:t>
+      </w:r>
+      <w:r>
+        <w:rPr>
+          <w:rStyle w:val="VerbatimChar"/>
+        </w:rPr>
+        <w:t xml:space="preserve">false</w:t>
+      </w:r>
+      <w:r>
+        <w:t xml:space="preserve">.</w:t>
+      </w:r>
+    </w:p>
+    <w:p>
+      <w:pPr>
+        <w:pStyle w:val="BodyText"/>
+      </w:pPr>
+      <w:r>
+        <w:t xml:space="preserve">It is possible to cite meta-analytic references in text. For example,</w:t>
+      </w:r>
+      <w:r>
+        <w:t xml:space="preserve"> </w:t>
+      </w:r>
+      <w:r>
+        <w:t xml:space="preserve">Cohen et al. (</w:t>
+      </w:r>
+      <w:hyperlink w:anchor="ref-cohen2003applied">
+        <w:r>
+          <w:rPr>
+            <w:rStyle w:val="Hyperlink"/>
+          </w:rPr>
+          <w:t xml:space="preserve">2003</w:t>
+        </w:r>
+      </w:hyperlink>
+      <w:r>
+        <w:t xml:space="preserve">)</w:t>
+      </w:r>
+      <w:r>
+        <w:t xml:space="preserve"> </w:t>
+      </w:r>
+      <w:r>
+        <w:t xml:space="preserve">is listed in the</w:t>
+      </w:r>
+      <w:r>
+        <w:t xml:space="preserve"> </w:t>
+      </w:r>
+      <w:r>
+        <w:rPr>
+          <w:rStyle w:val="VerbatimChar"/>
+        </w:rPr>
+        <w:t xml:space="preserve">nocite</w:t>
+      </w:r>
+      <w:r>
+        <w:t xml:space="preserve"> </w:t>
+      </w:r>
+      <w:r>
+        <w:t xml:space="preserve">field.</w:t>
+      </w:r>
+    </w:p>
+    <w:bookmarkEnd w:id="54"/>
+    <w:bookmarkEnd w:id="55"/>
+    <w:bookmarkStart w:id="56" w:name="block-quotes"/>
     <w:p>
       <w:pPr>
         <w:pStyle w:val="Heading2"/>
@@ -973,8 +1184,8 @@
         <w:t xml:space="preserve">If any one faculty of our nature may be called more wonderful than the rest, I do think it is memory. There seems something more speakingly incomprehensible in the powers, the failures, the inequalities of memory, than in any other of our intelligences. The memory is sometimes so retentive, so serviceable, so obedient; at others, so bewildered and so weak; and at others again, so tyrannic, so beyond control! We are, to be sure, a miracle every way; but our powers of recollecting and of forgetting do seem peculiarly past finding out. (p. 163)</w:t>
       </w:r>
     </w:p>
-    <w:bookmarkEnd w:id="48"/>
-    <w:bookmarkStart w:id="51" w:name="math-and-equations"/>
+    <w:bookmarkEnd w:id="56"/>
+    <w:bookmarkStart w:id="59" w:name="math-and-equations"/>
     <w:p>
       <w:pPr>
         <w:pStyle w:val="Heading2"/>
@@ -1082,7 +1293,7 @@
       <w:pPr>
         <w:pStyle w:val="BodyText"/>
       </w:pPr>
-      <w:bookmarkStart w:id="49" w:name="eq-euler"/>
+      <w:bookmarkStart w:id="57" w:name="eq-euler"/>
       <m:oMathPara>
         <m:oMathParaPr>
           <m:jc m:val="center"/>
@@ -1127,8 +1338,8 @@
           <m:d>
             <m:dPr>
               <m:begChr m:val="("/>
+              <m:sepChr m:val=""/>
               <m:endChr m:val=")"/>
-              <m:sepChr m:val=""/>
               <m:grow/>
             </m:dPr>
             <m:e>
@@ -1139,7 +1350,7 @@
           </m:d>
         </m:oMath>
       </m:oMathPara>
-      <w:bookmarkEnd w:id="49"/>
+      <w:bookmarkEnd w:id="57"/>
     </w:p>
     <w:p>
       <w:pPr>
@@ -1167,7 +1378,7 @@
       <w:pPr>
         <w:pStyle w:val="BodyText"/>
       </w:pPr>
-      <w:bookmarkStart w:id="50" w:name="eq-zscore"/>
+      <w:bookmarkStart w:id="58" w:name="eq-zscore"/>
       <m:oMathPara>
         <m:oMathParaPr>
           <m:jc m:val="center"/>
@@ -1212,8 +1423,8 @@
           <m:d>
             <m:dPr>
               <m:begChr m:val="("/>
+              <m:sepChr m:val=""/>
               <m:endChr m:val=")"/>
-              <m:sepChr m:val=""/>
               <m:grow/>
             </m:dPr>
             <m:e>
@@ -1224,7 +1435,7 @@
           </m:d>
         </m:oMath>
       </m:oMathPara>
-      <w:bookmarkEnd w:id="50"/>
+      <w:bookmarkEnd w:id="58"/>
     </w:p>
     <w:p>
       <w:pPr>
@@ -1313,8 +1524,8 @@
         </m:oMath>
       </m:oMathPara>
     </w:p>
-    <w:bookmarkEnd w:id="51"/>
-    <w:bookmarkStart w:id="57" w:name="displaying-figures"/>
+    <w:bookmarkEnd w:id="59"/>
+    <w:bookmarkStart w:id="65" w:name="displaying-figures"/>
     <w:p>
       <w:pPr>
         <w:pStyle w:val="Heading2"/>
@@ -1380,7 +1591,7 @@
       <w:r>
         <w:t xml:space="preserve"> </w:t>
       </w:r>
-      <w:hyperlink r:id="rId52">
+      <w:hyperlink r:id="rId60">
         <w:r>
           <w:rPr>
             <w:rStyle w:val="Hyperlink"/>
@@ -1392,7 +1603,7 @@
         <w:t xml:space="preserve">.</w:t>
       </w:r>
     </w:p>
-    <w:bookmarkStart w:id="56" w:name="fig-myplot"/>
+    <w:bookmarkStart w:id="64" w:name="fig-myplot"/>
     <w:p>
       <w:pPr>
         <w:pStyle w:val="FigureTitle"/>
@@ -1418,18 +1629,18 @@
           <wp:inline>
             <wp:extent cx="2772075" cy="1848050"/>
             <wp:effectExtent b="0" l="0" r="0" t="0"/>
-            <wp:docPr descr="" title="" id="54" name="Picture"/>
+            <wp:docPr descr="" title="" id="62" name="Picture"/>
             <a:graphic>
               <a:graphicData uri="http://schemas.openxmlformats.org/drawingml/2006/picture">
                 <pic:pic>
                   <pic:nvPicPr>
-                    <pic:cNvPr descr="example_files/figure-docx/fig-myplot-1.png" id="55" name="Picture"/>
+                    <pic:cNvPr descr="example_files/figure-docx/fig-myplot-1.png" id="63" name="Picture"/>
                     <pic:cNvPicPr>
                       <a:picLocks noChangeArrowheads="1" noChangeAspect="1"/>
                     </pic:cNvPicPr>
                   </pic:nvPicPr>
                   <pic:blipFill>
-                    <a:blip r:embed="rId53"/>
+                    <a:blip r:embed="rId61"/>
                     <a:stretch>
                       <a:fillRect/>
                     </a:stretch>
@@ -1456,7 +1667,7 @@
         </w:drawing>
       </w:r>
     </w:p>
-    <w:bookmarkEnd w:id="56"/>
+    <w:bookmarkEnd w:id="64"/>
     <w:p>
       <w:pPr>
         <w:pStyle w:val="FigureNote"/>
@@ -1469,7 +1680,7 @@
         <w:t xml:space="preserve">Note</w:t>
       </w:r>
       <w:r>
-        <w:t xml:space="preserve">. This is the note below the figure.</w:t>
+        <w:t xml:space="preserve">. This is the note below the figure.</w:t>
       </w:r>
     </w:p>
     <w:p>
@@ -1509,8 +1720,8 @@
         <w:t xml:space="preserve">).</w:t>
       </w:r>
     </w:p>
-    <w:bookmarkEnd w:id="57"/>
-    <w:bookmarkStart w:id="60" w:name="displaying-tables"/>
+    <w:bookmarkEnd w:id="65"/>
+    <w:bookmarkStart w:id="70" w:name="displaying-tables"/>
     <w:p>
       <w:pPr>
         <w:pStyle w:val="Heading2"/>
@@ -1539,12 +1750,29 @@
         <w:t xml:space="preserve"> </w:t>
       </w:r>
       <w:r>
-        <w:t xml:space="preserve">function from knitr works well. Feel free to experiment with different methods, but I have found that David Gohel’s</w:t>
-      </w:r>
-      <w:r>
-        <w:t xml:space="preserve"> </w:t>
-      </w:r>
-      <w:hyperlink r:id="rId58">
+        <w:t xml:space="preserve">function from knitr works well. Feel free to experiment with different methods, but my</w:t>
+      </w:r>
+      <w:r>
+        <w:t xml:space="preserve"> </w:t>
+      </w:r>
+      <w:hyperlink r:id="rId66">
+        <w:r>
+          <w:rPr>
+            <w:rStyle w:val="Hyperlink"/>
+          </w:rPr>
+          <w:t xml:space="preserve">apa7 package</w:t>
+        </w:r>
+      </w:hyperlink>
+      <w:r>
+        <w:t xml:space="preserve"> </w:t>
+      </w:r>
+      <w:r>
+        <w:t xml:space="preserve">adapts David Gohel’s</w:t>
+      </w:r>
+      <w:r>
+        <w:t xml:space="preserve"> </w:t>
+      </w:r>
+      <w:hyperlink r:id="rId67">
         <w:r>
           <w:rPr>
             <w:rStyle w:val="Hyperlink"/>
@@ -1556,10 +1784,37 @@
         <w:t xml:space="preserve"> </w:t>
       </w:r>
       <w:r>
-        <w:t xml:space="preserve">to be the best option when I need something more complex.</w:t>
-      </w:r>
-    </w:p>
-    <w:bookmarkStart w:id="59" w:name="tbl-mytable"/>
+        <w:t xml:space="preserve">package to make a wide variety of APA-styled tables. In</w:t>
+      </w:r>
+      <w:r>
+        <w:t xml:space="preserve"> </w:t>
+      </w:r>
+      <w:hyperlink r:id="rId68">
+        <w:r>
+          <w:rPr>
+            <w:rStyle w:val="Hyperlink"/>
+          </w:rPr>
+          <w:t xml:space="preserve">this blog series</w:t>
+        </w:r>
+      </w:hyperlink>
+      <w:r>
+        <w:t xml:space="preserve">, I used apa7 to recreate the 24 example tables from chapter 7 of the</w:t>
+      </w:r>
+      <w:r>
+        <w:t xml:space="preserve"> </w:t>
+      </w:r>
+      <w:r>
+        <w:rPr>
+          <w:i/>
+          <w:iCs/>
+        </w:rPr>
+        <w:t xml:space="preserve">APA Publication Manual</w:t>
+      </w:r>
+      <w:r>
+        <w:t xml:space="preserve">.</w:t>
+      </w:r>
+    </w:p>
+    <w:bookmarkStart w:id="69" w:name="tbl-mytable"/>
     <w:p>
       <w:pPr>
         <w:pStyle w:val="FigureTitle"/>
@@ -1576,151 +1831,1655 @@
         <w:t xml:space="preserve">The Table Caption.</w:t>
       </w:r>
     </w:p>
-    <w:tbl>
+    <w:tbl xmlns:w="http://schemas.openxmlformats.org/wordprocessingml/2006/main" xmlns:r="http://schemas.openxmlformats.org/officeDocument/2006/relationships" xmlns:w14="http://schemas.microsoft.com/office/word/2010/wordml" xmlns:wp="http://schemas.openxmlformats.org/drawingml/2006/wordprocessingDrawing" xmlns:a="http://schemas.openxmlformats.org/drawingml/2006/main" xmlns:pic="http://schemas.openxmlformats.org/drawingml/2006/picture">
       <w:tblPr>
-        <w:tblStyle w:val="Table"/>
-        <w:tblW w:type="auto" w:w="0"/>
-        <w:tblLook w:firstRow="1" w:lastRow="0" w:firstColumn="0" w:lastColumn="0" w:noHBand="0" w:noVBand="0" w:val="0020"/>
+        <w:tblLayout w:type="fixed"/>
+        <w:jc w:val="start"/>
+        <w:tblLook w:firstRow="1" w:lastRow="0" w:firstColumn="0" w:lastColumn="0" w:noHBand="0" w:noVBand="1"/>
       </w:tblPr>
       <w:tblGrid>
-        <w:gridCol w:w="3960"/>
-        <w:gridCol w:w="3960"/>
+        <w:gridCol w:w="1761"/>
+        <w:gridCol w:w="2077"/>
+        <w:gridCol w:w="1425"/>
+        <w:gridCol w:w="1035"/>
+        <w:gridCol w:w="1819"/>
+        <w:gridCol w:w="1243"/>
       </w:tblGrid>
       <w:tr>
         <w:trPr>
-          <w:tblHeader w:val="on"/>
+          <w:trHeight w:val="360" w:hRule="auto"/>
+          <w:tblHeader/>
         </w:trPr>
+        header1
         <w:tc>
-          <w:tcPr/>
+          <w:tcPr>
+            <w:tcBorders>
+              <w:bottom w:val="single" w:sz="4" w:space="0" w:color="000000"/>
+              <w:top w:val="single" w:sz="4" w:space="0" w:color="000000"/>
+              <w:left w:val="none" w:sz="0" w:space="0" w:color="FFFFFF"/>
+              <w:right w:val="none" w:sz="0" w:space="0" w:color="FFFFFF"/>
+            </w:tcBorders>
+            <w:shd w:val="clear" w:color="auto" w:fill="FFFFFF"/>
+            <w:tcMar>
+              <w:top w:w="0" w:type="dxa"/>
+              <w:bottom w:w="0" w:type="dxa"/>
+              <w:left w:w="0" w:type="dxa"/>
+              <w:right w:w="0" w:type="dxa"/>
+            </w:tcMar>
+            <w:vAlign w:val="top"/>
+          </w:tcPr>
           <w:p>
             <w:pPr>
-              <w:pStyle w:val="Compact"/>
-              <w:jc w:val="right"/>
+              <w:pStyle w:pstlname="Normal"/>
+              <w:jc w:val="center"/>
+              <w:pBdr>
+                <w:bottom w:val="none" w:sz="0" w:space="0" w:color="000000"/>
+                <w:top w:val="none" w:sz="0" w:space="0" w:color="000000"/>
+                <w:left w:val="none" w:sz="0" w:space="0" w:color="000000"/>
+                <w:right w:val="none" w:sz="0" w:space="0" w:color="000000"/>
+              </w:pBdr>
+              <w:spacing w:after="160" w:before="160" w:line="240"/>
+              <w:ind w:left="60" w:right="60" w:firstLine="0" w:firstLineChars="0"/>
+              <w:rPr>
+                <w:rFonts w:ascii="Times New Roman" w:hAnsi="Times New Roman" w:eastAsia="Times New Roman" w:cs="Times New Roman"/>
+                <w:i w:val="false"/>
+                <w:b w:val="false"/>
+                <w:u w:val="none"/>
+                <w:sz w:val="24"/>
+                <w:szCs w:val="24"/>
+                <w:color w:val="000000"/>
+              </w:rPr>
             </w:pPr>
-            <w:r>
-              <w:t xml:space="preserve">Numbers</w:t>
+            <w:r xmlns:w="http://schemas.openxmlformats.org/wordprocessingml/2006/main" xmlns:wp="http://schemas.openxmlformats.org/drawingml/2006/wordprocessingDrawing" xmlns:r="http://schemas.openxmlformats.org/officeDocument/2006/relationships" xmlns:w14="http://schemas.microsoft.com/office/word/2010/wordml">
+              <w:rPr>
+                <w:rFonts w:ascii="Times New Roman" w:hAnsi="Times New Roman" w:eastAsia="Times New Roman" w:cs="Times New Roman"/>
+                <w:i w:val="false"/>
+                <w:b w:val="false"/>
+                <w:u w:val="none"/>
+                <w:sz w:val="24"/>
+                <w:szCs w:val="24"/>
+                <w:color w:val="000000"/>
+              </w:rPr>
+              <w:t xml:space="preserve">Variable</w:t>
             </w:r>
           </w:p>
         </w:tc>
         <w:tc>
-          <w:tcPr/>
+          <w:tcPr>
+            <w:tcBorders>
+              <w:bottom w:val="single" w:sz="4" w:space="0" w:color="000000"/>
+              <w:top w:val="single" w:sz="4" w:space="0" w:color="000000"/>
+              <w:left w:val="none" w:sz="0" w:space="0" w:color="FFFFFF"/>
+              <w:right w:val="none" w:sz="0" w:space="0" w:color="FFFFFF"/>
+            </w:tcBorders>
+            <w:shd w:val="clear" w:color="auto" w:fill="FFFFFF"/>
+            <w:tcMar>
+              <w:top w:w="0" w:type="dxa"/>
+              <w:bottom w:w="0" w:type="dxa"/>
+              <w:left w:w="0" w:type="dxa"/>
+              <w:right w:w="0" w:type="dxa"/>
+            </w:tcMar>
+            <w:vAlign w:val="top"/>
+          </w:tcPr>
           <w:p>
             <w:pPr>
-              <w:pStyle w:val="Compact"/>
-              <w:jc w:val="left"/>
+              <w:pStyle w:pstlname="Normal"/>
+              <w:jc w:val="center"/>
+              <w:pBdr>
+                <w:bottom w:val="none" w:sz="0" w:space="0" w:color="000000"/>
+                <w:top w:val="none" w:sz="0" w:space="0" w:color="000000"/>
+                <w:left w:val="none" w:sz="0" w:space="0" w:color="000000"/>
+                <w:right w:val="none" w:sz="0" w:space="0" w:color="000000"/>
+              </w:pBdr>
+              <w:spacing w:after="160" w:before="160" w:line="240"/>
+              <w:ind w:left="60" w:right="60" w:firstLine="0" w:firstLineChars="0"/>
+              <w:rPr>
+                <w:rFonts w:ascii="Times New Roman" w:hAnsi="Times New Roman" w:eastAsia="Times New Roman" w:cs="Times New Roman"/>
+                <w:i w:val="false"/>
+                <w:b w:val="false"/>
+                <w:u w:val="none"/>
+                <w:sz w:val="24"/>
+                <w:szCs w:val="24"/>
+                <w:color w:val="000000"/>
+              </w:rPr>
             </w:pPr>
-            <w:r>
-              <w:t xml:space="preserve">Letters</w:t>
+            <w:r xmlns:w="http://schemas.openxmlformats.org/wordprocessingml/2006/main" xmlns:wp="http://schemas.openxmlformats.org/drawingml/2006/wordprocessingDrawing" xmlns:r="http://schemas.openxmlformats.org/officeDocument/2006/relationships" xmlns:w14="http://schemas.microsoft.com/office/word/2010/wordml">
+              <w:rPr>
+                <w:rFonts w:ascii="Times New Roman" w:hAnsi="Times New Roman" w:eastAsia="Times New Roman" w:cs="Times New Roman"/>
+                <w:i w:val="true"/>
+                <w:b w:val="false"/>
+                <w:u w:val="none"/>
+                <w:sz w:val="24"/>
+                <w:szCs w:val="24"/>
+                <w:color w:val="000000"/>
+              </w:rPr>
+              <w:t xml:space="preserve">B</w:t>
+            </w:r>
+          </w:p>
+        </w:tc>
+        <w:tc>
+          <w:tcPr>
+            <w:tcBorders>
+              <w:bottom w:val="single" w:sz="4" w:space="0" w:color="000000"/>
+              <w:top w:val="single" w:sz="4" w:space="0" w:color="000000"/>
+              <w:left w:val="none" w:sz="0" w:space="0" w:color="FFFFFF"/>
+              <w:right w:val="none" w:sz="0" w:space="0" w:color="FFFFFF"/>
+            </w:tcBorders>
+            <w:shd w:val="clear" w:color="auto" w:fill="FFFFFF"/>
+            <w:tcMar>
+              <w:top w:w="0" w:type="dxa"/>
+              <w:bottom w:w="0" w:type="dxa"/>
+              <w:left w:w="0" w:type="dxa"/>
+              <w:right w:w="0" w:type="dxa"/>
+            </w:tcMar>
+            <w:vAlign w:val="top"/>
+          </w:tcPr>
+          <w:p>
+            <w:pPr>
+              <w:pStyle w:pstlname="Normal"/>
+              <w:jc w:val="center"/>
+              <w:pBdr>
+                <w:bottom w:val="none" w:sz="0" w:space="0" w:color="000000"/>
+                <w:top w:val="none" w:sz="0" w:space="0" w:color="000000"/>
+                <w:left w:val="none" w:sz="0" w:space="0" w:color="000000"/>
+                <w:right w:val="none" w:sz="0" w:space="0" w:color="000000"/>
+              </w:pBdr>
+              <w:spacing w:after="160" w:before="160" w:line="240"/>
+              <w:ind w:left="60" w:right="60" w:firstLine="0" w:firstLineChars="0"/>
+              <w:rPr>
+                <w:rFonts w:ascii="Times New Roman" w:hAnsi="Times New Roman" w:eastAsia="Times New Roman" w:cs="Times New Roman"/>
+                <w:i w:val="false"/>
+                <w:b w:val="false"/>
+                <w:u w:val="none"/>
+                <w:sz w:val="24"/>
+                <w:szCs w:val="24"/>
+                <w:color w:val="000000"/>
+              </w:rPr>
+            </w:pPr>
+            <w:r xmlns:w="http://schemas.openxmlformats.org/wordprocessingml/2006/main" xmlns:wp="http://schemas.openxmlformats.org/drawingml/2006/wordprocessingDrawing" xmlns:r="http://schemas.openxmlformats.org/officeDocument/2006/relationships" xmlns:w14="http://schemas.microsoft.com/office/word/2010/wordml">
+              <w:rPr>
+                <w:rFonts w:ascii="Times New Roman" w:hAnsi="Times New Roman" w:eastAsia="Times New Roman" w:cs="Times New Roman"/>
+                <w:i w:val="true"/>
+                <w:b w:val="false"/>
+                <w:u w:val="none"/>
+                <w:sz w:val="24"/>
+                <w:szCs w:val="24"/>
+                <w:color w:val="000000"/>
+              </w:rPr>
+              <w:t xml:space="preserve">SE</w:t>
+            </w:r>
+          </w:p>
+        </w:tc>
+        <w:tc>
+          <w:tcPr>
+            <w:tcBorders>
+              <w:bottom w:val="single" w:sz="4" w:space="0" w:color="000000"/>
+              <w:top w:val="single" w:sz="4" w:space="0" w:color="000000"/>
+              <w:left w:val="none" w:sz="0" w:space="0" w:color="FFFFFF"/>
+              <w:right w:val="none" w:sz="0" w:space="0" w:color="FFFFFF"/>
+            </w:tcBorders>
+            <w:shd w:val="clear" w:color="auto" w:fill="FFFFFF"/>
+            <w:tcMar>
+              <w:top w:w="0" w:type="dxa"/>
+              <w:bottom w:w="0" w:type="dxa"/>
+              <w:left w:w="0" w:type="dxa"/>
+              <w:right w:w="0" w:type="dxa"/>
+            </w:tcMar>
+            <w:vAlign w:val="top"/>
+          </w:tcPr>
+          <w:p>
+            <w:pPr>
+              <w:pStyle w:pstlname="Normal"/>
+              <w:jc w:val="center"/>
+              <w:pBdr>
+                <w:bottom w:val="none" w:sz="0" w:space="0" w:color="000000"/>
+                <w:top w:val="none" w:sz="0" w:space="0" w:color="000000"/>
+                <w:left w:val="none" w:sz="0" w:space="0" w:color="000000"/>
+                <w:right w:val="none" w:sz="0" w:space="0" w:color="000000"/>
+              </w:pBdr>
+              <w:spacing w:after="160" w:before="160" w:line="240"/>
+              <w:ind w:left="60" w:right="60" w:firstLine="0" w:firstLineChars="0"/>
+              <w:rPr>
+                <w:rFonts w:ascii="Times New Roman" w:hAnsi="Times New Roman" w:eastAsia="Times New Roman" w:cs="Times New Roman"/>
+                <w:i w:val="false"/>
+                <w:b w:val="false"/>
+                <w:u w:val="none"/>
+                <w:sz w:val="24"/>
+                <w:szCs w:val="24"/>
+                <w:color w:val="000000"/>
+              </w:rPr>
+            </w:pPr>
+            <w:r xmlns:w="http://schemas.openxmlformats.org/wordprocessingml/2006/main" xmlns:wp="http://schemas.openxmlformats.org/drawingml/2006/wordprocessingDrawing" xmlns:r="http://schemas.openxmlformats.org/officeDocument/2006/relationships" xmlns:w14="http://schemas.microsoft.com/office/word/2010/wordml">
+              <w:rPr>
+                <w:rFonts w:ascii="Times New Roman" w:hAnsi="Times New Roman" w:eastAsia="Times New Roman" w:cs="Times New Roman"/>
+                <w:i w:val="false"/>
+                <w:b w:val="false"/>
+                <w:u w:val="none"/>
+                <w:sz w:val="24"/>
+                <w:szCs w:val="24"/>
+                <w:color w:val="000000"/>
+              </w:rPr>
+              <w:t xml:space="preserve">β</w:t>
+            </w:r>
+          </w:p>
+        </w:tc>
+        <w:tc>
+          <w:tcPr>
+            <w:tcBorders>
+              <w:bottom w:val="single" w:sz="4" w:space="0" w:color="000000"/>
+              <w:top w:val="single" w:sz="4" w:space="0" w:color="000000"/>
+              <w:left w:val="none" w:sz="0" w:space="0" w:color="FFFFFF"/>
+              <w:right w:val="none" w:sz="0" w:space="0" w:color="FFFFFF"/>
+            </w:tcBorders>
+            <w:shd w:val="clear" w:color="auto" w:fill="FFFFFF"/>
+            <w:tcMar>
+              <w:top w:w="0" w:type="dxa"/>
+              <w:bottom w:w="0" w:type="dxa"/>
+              <w:left w:w="0" w:type="dxa"/>
+              <w:right w:w="0" w:type="dxa"/>
+            </w:tcMar>
+            <w:vAlign w:val="top"/>
+          </w:tcPr>
+          <w:p>
+            <w:pPr>
+              <w:pStyle w:pstlname="Normal"/>
+              <w:jc w:val="center"/>
+              <w:pBdr>
+                <w:bottom w:val="none" w:sz="0" w:space="0" w:color="000000"/>
+                <w:top w:val="none" w:sz="0" w:space="0" w:color="000000"/>
+                <w:left w:val="none" w:sz="0" w:space="0" w:color="000000"/>
+                <w:right w:val="none" w:sz="0" w:space="0" w:color="000000"/>
+              </w:pBdr>
+              <w:spacing w:after="160" w:before="160" w:line="240"/>
+              <w:ind w:left="60" w:right="60" w:firstLine="0" w:firstLineChars="0"/>
+              <w:rPr>
+                <w:rFonts w:ascii="Times New Roman" w:hAnsi="Times New Roman" w:eastAsia="Times New Roman" w:cs="Times New Roman"/>
+                <w:i w:val="false"/>
+                <w:b w:val="false"/>
+                <w:u w:val="none"/>
+                <w:sz w:val="24"/>
+                <w:szCs w:val="24"/>
+                <w:color w:val="000000"/>
+              </w:rPr>
+            </w:pPr>
+            <w:r xmlns:w="http://schemas.openxmlformats.org/wordprocessingml/2006/main" xmlns:wp="http://schemas.openxmlformats.org/drawingml/2006/wordprocessingDrawing" xmlns:r="http://schemas.openxmlformats.org/officeDocument/2006/relationships" xmlns:w14="http://schemas.microsoft.com/office/word/2010/wordml">
+              <w:rPr>
+                <w:rFonts w:ascii="Times New Roman" w:hAnsi="Times New Roman" w:eastAsia="Times New Roman" w:cs="Times New Roman"/>
+                <w:i w:val="true"/>
+                <w:b w:val="false"/>
+                <w:u w:val="none"/>
+                <w:sz w:val="24"/>
+                <w:szCs w:val="24"/>
+                <w:color w:val="000000"/>
+              </w:rPr>
+              <w:t xml:space="preserve">t</w:t>
+            </w:r>
+            <w:r xmlns:w="http://schemas.openxmlformats.org/wordprocessingml/2006/main" xmlns:wp="http://schemas.openxmlformats.org/drawingml/2006/wordprocessingDrawing" xmlns:r="http://schemas.openxmlformats.org/officeDocument/2006/relationships" xmlns:w14="http://schemas.microsoft.com/office/word/2010/wordml">
+              <w:rPr>
+                <w:rFonts w:ascii="Times New Roman" w:hAnsi="Times New Roman" w:eastAsia="Times New Roman" w:cs="Times New Roman"/>
+                <w:i w:val="false"/>
+                <w:b w:val="false"/>
+                <w:u w:val="none"/>
+                <w:sz w:val="24"/>
+                <w:szCs w:val="24"/>
+                <w:color w:val="000000"/>
+              </w:rPr>
+              <w:t xml:space="preserve">(53,936)</w:t>
+            </w:r>
+          </w:p>
+        </w:tc>
+        <w:tc>
+          <w:tcPr>
+            <w:tcBorders>
+              <w:bottom w:val="single" w:sz="4" w:space="0" w:color="000000"/>
+              <w:top w:val="single" w:sz="4" w:space="0" w:color="000000"/>
+              <w:left w:val="none" w:sz="0" w:space="0" w:color="FFFFFF"/>
+              <w:right w:val="none" w:sz="0" w:space="0" w:color="FFFFFF"/>
+            </w:tcBorders>
+            <w:shd w:val="clear" w:color="auto" w:fill="FFFFFF"/>
+            <w:tcMar>
+              <w:top w:w="0" w:type="dxa"/>
+              <w:bottom w:w="0" w:type="dxa"/>
+              <w:left w:w="0" w:type="dxa"/>
+              <w:right w:w="0" w:type="dxa"/>
+            </w:tcMar>
+            <w:vAlign w:val="top"/>
+          </w:tcPr>
+          <w:p>
+            <w:pPr>
+              <w:pStyle w:pstlname="Normal"/>
+              <w:jc w:val="center"/>
+              <w:pBdr>
+                <w:bottom w:val="none" w:sz="0" w:space="0" w:color="000000"/>
+                <w:top w:val="none" w:sz="0" w:space="0" w:color="000000"/>
+                <w:left w:val="none" w:sz="0" w:space="0" w:color="000000"/>
+                <w:right w:val="none" w:sz="0" w:space="0" w:color="000000"/>
+              </w:pBdr>
+              <w:spacing w:after="160" w:before="160" w:line="240"/>
+              <w:ind w:left="60" w:right="60" w:firstLine="0" w:firstLineChars="0"/>
+              <w:rPr>
+                <w:rFonts w:ascii="Times New Roman" w:hAnsi="Times New Roman" w:eastAsia="Times New Roman" w:cs="Times New Roman"/>
+                <w:i w:val="false"/>
+                <w:b w:val="false"/>
+                <w:u w:val="none"/>
+                <w:sz w:val="24"/>
+                <w:szCs w:val="24"/>
+                <w:color w:val="000000"/>
+              </w:rPr>
+            </w:pPr>
+            <w:r xmlns:w="http://schemas.openxmlformats.org/wordprocessingml/2006/main" xmlns:wp="http://schemas.openxmlformats.org/drawingml/2006/wordprocessingDrawing" xmlns:r="http://schemas.openxmlformats.org/officeDocument/2006/relationships" xmlns:w14="http://schemas.microsoft.com/office/word/2010/wordml">
+              <w:rPr>
+                <w:rFonts w:ascii="Times New Roman" w:hAnsi="Times New Roman" w:eastAsia="Times New Roman" w:cs="Times New Roman"/>
+                <w:i w:val="true"/>
+                <w:b w:val="false"/>
+                <w:u w:val="none"/>
+                <w:sz w:val="24"/>
+                <w:szCs w:val="24"/>
+                <w:color w:val="000000"/>
+              </w:rPr>
+              <w:t xml:space="preserve">p</w:t>
             </w:r>
           </w:p>
         </w:tc>
       </w:tr>
       <w:tr>
+        <w:trPr>
+          <w:trHeight w:val="360" w:hRule="auto"/>
+        </w:trPr>
+        body1
         <w:tc>
-          <w:tcPr/>
+          <w:tcPr>
+            <w:tcBorders>
+              <w:bottom w:val="none" w:sz="0" w:space="0" w:color="FFFFFF"/>
+              <w:top w:val="single" w:sz="4" w:space="0" w:color="000000"/>
+              <w:left w:val="none" w:sz="0" w:space="0" w:color="FFFFFF"/>
+              <w:right w:val="none" w:sz="0" w:space="0" w:color="FFFFFF"/>
+            </w:tcBorders>
+            <w:shd w:val="clear" w:color="auto" w:fill="FFFFFF"/>
+            <w:tcMar>
+              <w:top w:w="0" w:type="dxa"/>
+              <w:bottom w:w="0" w:type="dxa"/>
+              <w:left w:w="0" w:type="dxa"/>
+              <w:right w:w="0" w:type="dxa"/>
+            </w:tcMar>
+            <w:vAlign w:val="top"/>
+          </w:tcPr>
           <w:p>
             <w:pPr>
-              <w:pStyle w:val="Compact"/>
-              <w:jc w:val="right"/>
+              <w:pStyle w:pstlname="Normal"/>
+              <w:jc w:val="left"/>
+              <w:pBdr>
+                <w:bottom w:val="none" w:sz="0" w:space="0" w:color="000000"/>
+                <w:top w:val="none" w:sz="0" w:space="0" w:color="000000"/>
+                <w:left w:val="none" w:sz="0" w:space="0" w:color="000000"/>
+                <w:right w:val="none" w:sz="0" w:space="0" w:color="000000"/>
+              </w:pBdr>
+              <w:spacing w:after="160" w:before="160" w:line="240"/>
+              <w:ind w:left="60" w:right="60" w:firstLine="0" w:firstLineChars="0"/>
+              <w:rPr>
+                <w:rFonts w:ascii="Times New Roman" w:hAnsi="Times New Roman" w:eastAsia="Times New Roman" w:cs="Times New Roman"/>
+                <w:i w:val="false"/>
+                <w:b w:val="false"/>
+                <w:u w:val="none"/>
+                <w:sz w:val="24"/>
+                <w:szCs w:val="24"/>
+                <w:color w:val="000000"/>
+              </w:rPr>
             </w:pPr>
-            <w:r>
-              <w:t xml:space="preserve">1</w:t>
+            <w:r xmlns:w="http://schemas.openxmlformats.org/wordprocessingml/2006/main" xmlns:wp="http://schemas.openxmlformats.org/drawingml/2006/wordprocessingDrawing" xmlns:r="http://schemas.openxmlformats.org/officeDocument/2006/relationships" xmlns:w14="http://schemas.microsoft.com/office/word/2010/wordml">
+              <w:rPr>
+                <w:rFonts w:ascii="Times New Roman" w:hAnsi="Times New Roman" w:eastAsia="Times New Roman" w:cs="Times New Roman"/>
+                <w:i w:val="false"/>
+                <w:b w:val="false"/>
+                <w:u w:val="none"/>
+                <w:sz w:val="24"/>
+                <w:szCs w:val="24"/>
+                <w:color w:val="000000"/>
+              </w:rPr>
+              <w:t xml:space="preserve">Constant</w:t>
             </w:r>
           </w:p>
         </w:tc>
         <w:tc>
-          <w:tcPr/>
+          <w:tcPr>
+            <w:tcBorders>
+              <w:bottom w:val="none" w:sz="0" w:space="0" w:color="FFFFFF"/>
+              <w:top w:val="single" w:sz="4" w:space="0" w:color="000000"/>
+              <w:left w:val="none" w:sz="0" w:space="0" w:color="FFFFFF"/>
+              <w:right w:val="none" w:sz="0" w:space="0" w:color="FFFFFF"/>
+            </w:tcBorders>
+            <w:shd w:val="clear" w:color="auto" w:fill="FFFFFF"/>
+            <w:tcMar>
+              <w:top w:w="0" w:type="dxa"/>
+              <w:bottom w:w="0" w:type="dxa"/>
+              <w:left w:w="0" w:type="dxa"/>
+              <w:right w:w="0" w:type="dxa"/>
+            </w:tcMar>
+            <w:vAlign w:val="top"/>
+          </w:tcPr>
           <w:p>
             <w:pPr>
-              <w:pStyle w:val="Compact"/>
-              <w:jc w:val="left"/>
+              <w:pStyle w:pstlname="Normal"/>
+              <w:jc w:val="center"/>
+              <w:pBdr>
+                <w:bottom w:val="none" w:sz="0" w:space="0" w:color="000000"/>
+                <w:top w:val="none" w:sz="0" w:space="0" w:color="000000"/>
+                <w:left w:val="none" w:sz="0" w:space="0" w:color="000000"/>
+                <w:right w:val="none" w:sz="0" w:space="0" w:color="000000"/>
+              </w:pBdr>
+              <w:spacing w:after="160" w:before="160" w:line="240"/>
+              <w:ind w:left="60" w:right="60" w:firstLine="0" w:firstLineChars="0"/>
+              <w:rPr>
+                <w:rFonts w:ascii="Times New Roman" w:hAnsi="Times New Roman" w:eastAsia="Times New Roman" w:cs="Times New Roman"/>
+                <w:i w:val="false"/>
+                <w:b w:val="false"/>
+                <w:u w:val="none"/>
+                <w:sz w:val="24"/>
+                <w:szCs w:val="24"/>
+                <w:color w:val="000000"/>
+              </w:rPr>
             </w:pPr>
-            <w:r>
-              <w:t xml:space="preserve">A</w:t>
+            <w:r xmlns:w="http://schemas.openxmlformats.org/wordprocessingml/2006/main" xmlns:wp="http://schemas.openxmlformats.org/drawingml/2006/wordprocessingDrawing" xmlns:r="http://schemas.openxmlformats.org/officeDocument/2006/relationships" xmlns:w14="http://schemas.microsoft.com/office/word/2010/wordml">
+              <w:rPr>
+                <w:rFonts w:ascii="Times New Roman" w:hAnsi="Times New Roman" w:eastAsia="Times New Roman" w:cs="Times New Roman"/>
+                <w:i w:val="false"/>
+                <w:b w:val="false"/>
+                <w:u w:val="none"/>
+                <w:sz w:val="24"/>
+                <w:szCs w:val="24"/>
+                <w:color w:val="000000"/>
+              </w:rPr>
+              <w:t xml:space="preserve">13,003.44</w:t>
+            </w:r>
+          </w:p>
+        </w:tc>
+        <w:tc>
+          <w:tcPr>
+            <w:tcBorders>
+              <w:bottom w:val="none" w:sz="0" w:space="0" w:color="FFFFFF"/>
+              <w:top w:val="single" w:sz="4" w:space="0" w:color="000000"/>
+              <w:left w:val="none" w:sz="0" w:space="0" w:color="FFFFFF"/>
+              <w:right w:val="none" w:sz="0" w:space="0" w:color="FFFFFF"/>
+            </w:tcBorders>
+            <w:shd w:val="clear" w:color="auto" w:fill="FFFFFF"/>
+            <w:tcMar>
+              <w:top w:w="0" w:type="dxa"/>
+              <w:bottom w:w="0" w:type="dxa"/>
+              <w:left w:w="0" w:type="dxa"/>
+              <w:right w:w="0" w:type="dxa"/>
+            </w:tcMar>
+            <w:vAlign w:val="top"/>
+          </w:tcPr>
+          <w:p>
+            <w:pPr>
+              <w:pStyle w:pstlname="Normal"/>
+              <w:jc w:val="center"/>
+              <w:pBdr>
+                <w:bottom w:val="none" w:sz="0" w:space="0" w:color="000000"/>
+                <w:top w:val="none" w:sz="0" w:space="0" w:color="000000"/>
+                <w:left w:val="none" w:sz="0" w:space="0" w:color="000000"/>
+                <w:right w:val="none" w:sz="0" w:space="0" w:color="000000"/>
+              </w:pBdr>
+              <w:spacing w:after="160" w:before="160" w:line="240"/>
+              <w:ind w:left="60" w:right="60" w:firstLine="0" w:firstLineChars="0"/>
+              <w:rPr>
+                <w:rFonts w:ascii="Times New Roman" w:hAnsi="Times New Roman" w:eastAsia="Times New Roman" w:cs="Times New Roman"/>
+                <w:i w:val="false"/>
+                <w:b w:val="false"/>
+                <w:u w:val="none"/>
+                <w:sz w:val="24"/>
+                <w:szCs w:val="24"/>
+                <w:color w:val="000000"/>
+              </w:rPr>
+            </w:pPr>
+            <w:r xmlns:w="http://schemas.openxmlformats.org/wordprocessingml/2006/main" xmlns:wp="http://schemas.openxmlformats.org/drawingml/2006/wordprocessingDrawing" xmlns:r="http://schemas.openxmlformats.org/officeDocument/2006/relationships" xmlns:w14="http://schemas.microsoft.com/office/word/2010/wordml">
+              <w:rPr>
+                <w:rFonts w:ascii="Times New Roman" w:hAnsi="Times New Roman" w:eastAsia="Times New Roman" w:cs="Times New Roman"/>
+                <w:i w:val="false"/>
+                <w:b w:val="false"/>
+                <w:u w:val="none"/>
+                <w:sz w:val="24"/>
+                <w:szCs w:val="24"/>
+                <w:color w:val="000000"/>
+              </w:rPr>
+              <w:t xml:space="preserve">390.92</w:t>
+            </w:r>
+          </w:p>
+        </w:tc>
+        <w:tc>
+          <w:tcPr>
+            <w:tcBorders>
+              <w:bottom w:val="none" w:sz="0" w:space="0" w:color="FFFFFF"/>
+              <w:top w:val="single" w:sz="4" w:space="0" w:color="000000"/>
+              <w:left w:val="none" w:sz="0" w:space="0" w:color="FFFFFF"/>
+              <w:right w:val="none" w:sz="0" w:space="0" w:color="FFFFFF"/>
+            </w:tcBorders>
+            <w:shd w:val="clear" w:color="auto" w:fill="FFFFFF"/>
+            <w:tcMar>
+              <w:top w:w="0" w:type="dxa"/>
+              <w:bottom w:w="0" w:type="dxa"/>
+              <w:left w:w="0" w:type="dxa"/>
+              <w:right w:w="0" w:type="dxa"/>
+            </w:tcMar>
+            <w:vAlign w:val="top"/>
+          </w:tcPr>
+          <w:p>
+            <w:pPr>
+              <w:pStyle w:pstlname="Normal"/>
+              <w:jc w:val="center"/>
+              <w:pBdr>
+                <w:bottom w:val="none" w:sz="0" w:space="0" w:color="000000"/>
+                <w:top w:val="none" w:sz="0" w:space="0" w:color="000000"/>
+                <w:left w:val="none" w:sz="0" w:space="0" w:color="000000"/>
+                <w:right w:val="none" w:sz="0" w:space="0" w:color="000000"/>
+              </w:pBdr>
+              <w:spacing w:after="160" w:before="160" w:line="240"/>
+              <w:ind w:left="60" w:right="60" w:firstLine="0" w:firstLineChars="0"/>
+              <w:rPr>
+                <w:rFonts w:ascii="Times New Roman" w:hAnsi="Times New Roman" w:eastAsia="Times New Roman" w:cs="Times New Roman"/>
+                <w:i w:val="false"/>
+                <w:b w:val="false"/>
+                <w:u w:val="none"/>
+                <w:sz w:val="24"/>
+                <w:szCs w:val="24"/>
+                <w:color w:val="000000"/>
+              </w:rPr>
+            </w:pPr>
+            <w:r xmlns:w="http://schemas.openxmlformats.org/wordprocessingml/2006/main" xmlns:wp="http://schemas.openxmlformats.org/drawingml/2006/wordprocessingDrawing" xmlns:r="http://schemas.openxmlformats.org/officeDocument/2006/relationships" xmlns:w14="http://schemas.microsoft.com/office/word/2010/wordml">
+              <w:rPr>
+                <w:rFonts w:ascii="Times New Roman" w:hAnsi="Times New Roman" w:eastAsia="Times New Roman" w:cs="Times New Roman"/>
+                <w:i w:val="false"/>
+                <w:b w:val="false"/>
+                <w:u w:val="none"/>
+                <w:sz w:val="24"/>
+                <w:szCs w:val="24"/>
+                <w:color w:val="000000"/>
+              </w:rPr>
+              <w:t xml:space="preserve"> .00</w:t>
+            </w:r>
+          </w:p>
+        </w:tc>
+        <w:tc>
+          <w:tcPr>
+            <w:tcBorders>
+              <w:bottom w:val="none" w:sz="0" w:space="0" w:color="FFFFFF"/>
+              <w:top w:val="single" w:sz="4" w:space="0" w:color="000000"/>
+              <w:left w:val="none" w:sz="0" w:space="0" w:color="FFFFFF"/>
+              <w:right w:val="none" w:sz="0" w:space="0" w:color="FFFFFF"/>
+            </w:tcBorders>
+            <w:shd w:val="clear" w:color="auto" w:fill="FFFFFF"/>
+            <w:tcMar>
+              <w:top w:w="0" w:type="dxa"/>
+              <w:bottom w:w="0" w:type="dxa"/>
+              <w:left w:w="0" w:type="dxa"/>
+              <w:right w:w="0" w:type="dxa"/>
+            </w:tcMar>
+            <w:vAlign w:val="top"/>
+          </w:tcPr>
+          <w:p>
+            <w:pPr>
+              <w:pStyle w:pstlname="Normal"/>
+              <w:jc w:val="center"/>
+              <w:pBdr>
+                <w:bottom w:val="none" w:sz="0" w:space="0" w:color="000000"/>
+                <w:top w:val="none" w:sz="0" w:space="0" w:color="000000"/>
+                <w:left w:val="none" w:sz="0" w:space="0" w:color="000000"/>
+                <w:right w:val="none" w:sz="0" w:space="0" w:color="000000"/>
+              </w:pBdr>
+              <w:spacing w:after="160" w:before="160" w:line="240"/>
+              <w:ind w:left="60" w:right="60" w:firstLine="0" w:firstLineChars="0"/>
+              <w:rPr>
+                <w:rFonts w:ascii="Times New Roman" w:hAnsi="Times New Roman" w:eastAsia="Times New Roman" w:cs="Times New Roman"/>
+                <w:i w:val="false"/>
+                <w:b w:val="false"/>
+                <w:u w:val="none"/>
+                <w:sz w:val="24"/>
+                <w:szCs w:val="24"/>
+                <w:color w:val="000000"/>
+              </w:rPr>
+            </w:pPr>
+            <w:r xmlns:w="http://schemas.openxmlformats.org/wordprocessingml/2006/main" xmlns:wp="http://schemas.openxmlformats.org/drawingml/2006/wordprocessingDrawing" xmlns:r="http://schemas.openxmlformats.org/officeDocument/2006/relationships" xmlns:w14="http://schemas.microsoft.com/office/word/2010/wordml">
+              <w:rPr>
+                <w:rFonts w:ascii="Times New Roman" w:hAnsi="Times New Roman" w:eastAsia="Times New Roman" w:cs="Times New Roman"/>
+                <w:i w:val="false"/>
+                <w:b w:val="false"/>
+                <w:u w:val="none"/>
+                <w:sz w:val="24"/>
+                <w:szCs w:val="24"/>
+                <w:color w:val="000000"/>
+              </w:rPr>
+              <w:t xml:space="preserve"> 33.26</w:t>
+            </w:r>
+          </w:p>
+        </w:tc>
+        <w:tc>
+          <w:tcPr>
+            <w:tcBorders>
+              <w:bottom w:val="none" w:sz="0" w:space="0" w:color="FFFFFF"/>
+              <w:top w:val="single" w:sz="4" w:space="0" w:color="000000"/>
+              <w:left w:val="none" w:sz="0" w:space="0" w:color="FFFFFF"/>
+              <w:right w:val="none" w:sz="0" w:space="0" w:color="FFFFFF"/>
+            </w:tcBorders>
+            <w:shd w:val="clear" w:color="auto" w:fill="FFFFFF"/>
+            <w:tcMar>
+              <w:top w:w="0" w:type="dxa"/>
+              <w:bottom w:w="0" w:type="dxa"/>
+              <w:left w:w="0" w:type="dxa"/>
+              <w:right w:w="0" w:type="dxa"/>
+            </w:tcMar>
+            <w:vAlign w:val="top"/>
+          </w:tcPr>
+          <w:p>
+            <w:pPr>
+              <w:pStyle w:pstlname="Normal"/>
+              <w:jc w:val="center"/>
+              <w:pBdr>
+                <w:bottom w:val="none" w:sz="0" w:space="0" w:color="000000"/>
+                <w:top w:val="none" w:sz="0" w:space="0" w:color="000000"/>
+                <w:left w:val="none" w:sz="0" w:space="0" w:color="000000"/>
+                <w:right w:val="none" w:sz="0" w:space="0" w:color="000000"/>
+              </w:pBdr>
+              <w:spacing w:after="160" w:before="160" w:line="240"/>
+              <w:ind w:left="60" w:right="60" w:firstLine="0" w:firstLineChars="0"/>
+              <w:rPr>
+                <w:rFonts w:ascii="Times New Roman" w:hAnsi="Times New Roman" w:eastAsia="Times New Roman" w:cs="Times New Roman"/>
+                <w:i w:val="false"/>
+                <w:b w:val="false"/>
+                <w:u w:val="none"/>
+                <w:sz w:val="24"/>
+                <w:szCs w:val="24"/>
+                <w:color w:val="000000"/>
+              </w:rPr>
+            </w:pPr>
+            <w:r xmlns:w="http://schemas.openxmlformats.org/wordprocessingml/2006/main" xmlns:wp="http://schemas.openxmlformats.org/drawingml/2006/wordprocessingDrawing" xmlns:r="http://schemas.openxmlformats.org/officeDocument/2006/relationships" xmlns:w14="http://schemas.microsoft.com/office/word/2010/wordml">
+              <w:rPr>
+                <w:rFonts w:ascii="Times New Roman" w:hAnsi="Times New Roman" w:eastAsia="Times New Roman" w:cs="Times New Roman"/>
+                <w:i w:val="false"/>
+                <w:b w:val="false"/>
+                <w:u w:val="none"/>
+                <w:sz w:val="24"/>
+                <w:szCs w:val="24"/>
+                <w:color w:val="000000"/>
+              </w:rPr>
+              <w:t xml:space="preserve">&lt;.001</w:t>
             </w:r>
           </w:p>
         </w:tc>
       </w:tr>
       <w:tr>
+        <w:trPr>
+          <w:trHeight w:val="360" w:hRule="auto"/>
+        </w:trPr>
+        body2
         <w:tc>
-          <w:tcPr/>
+          <w:tcPr>
+            <w:tcBorders>
+              <w:bottom w:val="none" w:sz="0" w:space="0" w:color="FFFFFF"/>
+              <w:top w:val="none" w:sz="0" w:space="0" w:color="FFFFFF"/>
+              <w:left w:val="none" w:sz="0" w:space="0" w:color="FFFFFF"/>
+              <w:right w:val="none" w:sz="0" w:space="0" w:color="FFFFFF"/>
+            </w:tcBorders>
+            <w:shd w:val="clear" w:color="auto" w:fill="FFFFFF"/>
+            <w:tcMar>
+              <w:top w:w="0" w:type="dxa"/>
+              <w:bottom w:w="0" w:type="dxa"/>
+              <w:left w:w="0" w:type="dxa"/>
+              <w:right w:w="0" w:type="dxa"/>
+            </w:tcMar>
+            <w:vAlign w:val="top"/>
+          </w:tcPr>
           <w:p>
             <w:pPr>
-              <w:pStyle w:val="Compact"/>
-              <w:jc w:val="right"/>
+              <w:pStyle w:pstlname="Normal"/>
+              <w:jc w:val="left"/>
+              <w:pBdr>
+                <w:bottom w:val="none" w:sz="0" w:space="0" w:color="000000"/>
+                <w:top w:val="none" w:sz="0" w:space="0" w:color="000000"/>
+                <w:left w:val="none" w:sz="0" w:space="0" w:color="000000"/>
+                <w:right w:val="none" w:sz="0" w:space="0" w:color="000000"/>
+              </w:pBdr>
+              <w:spacing w:after="160" w:before="160" w:line="240"/>
+              <w:ind w:left="60" w:right="60" w:firstLine="0" w:firstLineChars="0"/>
+              <w:rPr>
+                <w:rFonts w:ascii="Times New Roman" w:hAnsi="Times New Roman" w:eastAsia="Times New Roman" w:cs="Times New Roman"/>
+                <w:i w:val="false"/>
+                <w:b w:val="false"/>
+                <w:u w:val="none"/>
+                <w:sz w:val="24"/>
+                <w:szCs w:val="24"/>
+                <w:color w:val="000000"/>
+              </w:rPr>
             </w:pPr>
-            <w:r>
-              <w:t xml:space="preserve">2</w:t>
+            <w:r xmlns:w="http://schemas.openxmlformats.org/wordprocessingml/2006/main" xmlns:wp="http://schemas.openxmlformats.org/drawingml/2006/wordprocessingDrawing" xmlns:r="http://schemas.openxmlformats.org/officeDocument/2006/relationships" xmlns:w14="http://schemas.microsoft.com/office/word/2010/wordml">
+              <w:rPr>
+                <w:rFonts w:ascii="Times New Roman" w:hAnsi="Times New Roman" w:eastAsia="Times New Roman" w:cs="Times New Roman"/>
+                <w:i w:val="false"/>
+                <w:b w:val="false"/>
+                <w:u w:val="none"/>
+                <w:sz w:val="24"/>
+                <w:szCs w:val="24"/>
+                <w:color w:val="000000"/>
+              </w:rPr>
+              <w:t xml:space="preserve">Carat</w:t>
             </w:r>
           </w:p>
         </w:tc>
         <w:tc>
-          <w:tcPr/>
+          <w:tcPr>
+            <w:tcBorders>
+              <w:bottom w:val="none" w:sz="0" w:space="0" w:color="FFFFFF"/>
+              <w:top w:val="none" w:sz="0" w:space="0" w:color="FFFFFF"/>
+              <w:left w:val="none" w:sz="0" w:space="0" w:color="FFFFFF"/>
+              <w:right w:val="none" w:sz="0" w:space="0" w:color="FFFFFF"/>
+            </w:tcBorders>
+            <w:shd w:val="clear" w:color="auto" w:fill="FFFFFF"/>
+            <w:tcMar>
+              <w:top w:w="0" w:type="dxa"/>
+              <w:bottom w:w="0" w:type="dxa"/>
+              <w:left w:w="0" w:type="dxa"/>
+              <w:right w:w="0" w:type="dxa"/>
+            </w:tcMar>
+            <w:vAlign w:val="top"/>
+          </w:tcPr>
           <w:p>
             <w:pPr>
-              <w:pStyle w:val="Compact"/>
-              <w:jc w:val="left"/>
+              <w:pStyle w:pstlname="Normal"/>
+              <w:jc w:val="center"/>
+              <w:pBdr>
+                <w:bottom w:val="none" w:sz="0" w:space="0" w:color="000000"/>
+                <w:top w:val="none" w:sz="0" w:space="0" w:color="000000"/>
+                <w:left w:val="none" w:sz="0" w:space="0" w:color="000000"/>
+                <w:right w:val="none" w:sz="0" w:space="0" w:color="000000"/>
+              </w:pBdr>
+              <w:spacing w:after="160" w:before="160" w:line="240"/>
+              <w:ind w:left="60" w:right="60" w:firstLine="0" w:firstLineChars="0"/>
+              <w:rPr>
+                <w:rFonts w:ascii="Times New Roman" w:hAnsi="Times New Roman" w:eastAsia="Times New Roman" w:cs="Times New Roman"/>
+                <w:i w:val="false"/>
+                <w:b w:val="false"/>
+                <w:u w:val="none"/>
+                <w:sz w:val="24"/>
+                <w:szCs w:val="24"/>
+                <w:color w:val="000000"/>
+              </w:rPr>
             </w:pPr>
-            <w:r>
-              <w:t xml:space="preserve">B</w:t>
+            <w:r xmlns:w="http://schemas.openxmlformats.org/wordprocessingml/2006/main" xmlns:wp="http://schemas.openxmlformats.org/drawingml/2006/wordprocessingDrawing" xmlns:r="http://schemas.openxmlformats.org/officeDocument/2006/relationships" xmlns:w14="http://schemas.microsoft.com/office/word/2010/wordml">
+              <w:rPr>
+                <w:rFonts w:ascii="Times New Roman" w:hAnsi="Times New Roman" w:eastAsia="Times New Roman" w:cs="Times New Roman"/>
+                <w:i w:val="false"/>
+                <w:b w:val="false"/>
+                <w:u w:val="none"/>
+                <w:sz w:val="24"/>
+                <w:szCs w:val="24"/>
+                <w:color w:val="000000"/>
+              </w:rPr>
+              <w:t xml:space="preserve"> 7,858.77</w:t>
+            </w:r>
+          </w:p>
+        </w:tc>
+        <w:tc>
+          <w:tcPr>
+            <w:tcBorders>
+              <w:bottom w:val="none" w:sz="0" w:space="0" w:color="FFFFFF"/>
+              <w:top w:val="none" w:sz="0" w:space="0" w:color="FFFFFF"/>
+              <w:left w:val="none" w:sz="0" w:space="0" w:color="FFFFFF"/>
+              <w:right w:val="none" w:sz="0" w:space="0" w:color="FFFFFF"/>
+            </w:tcBorders>
+            <w:shd w:val="clear" w:color="auto" w:fill="FFFFFF"/>
+            <w:tcMar>
+              <w:top w:w="0" w:type="dxa"/>
+              <w:bottom w:w="0" w:type="dxa"/>
+              <w:left w:w="0" w:type="dxa"/>
+              <w:right w:w="0" w:type="dxa"/>
+            </w:tcMar>
+            <w:vAlign w:val="top"/>
+          </w:tcPr>
+          <w:p>
+            <w:pPr>
+              <w:pStyle w:pstlname="Normal"/>
+              <w:jc w:val="center"/>
+              <w:pBdr>
+                <w:bottom w:val="none" w:sz="0" w:space="0" w:color="000000"/>
+                <w:top w:val="none" w:sz="0" w:space="0" w:color="000000"/>
+                <w:left w:val="none" w:sz="0" w:space="0" w:color="000000"/>
+                <w:right w:val="none" w:sz="0" w:space="0" w:color="000000"/>
+              </w:pBdr>
+              <w:spacing w:after="160" w:before="160" w:line="240"/>
+              <w:ind w:left="60" w:right="60" w:firstLine="0" w:firstLineChars="0"/>
+              <w:rPr>
+                <w:rFonts w:ascii="Times New Roman" w:hAnsi="Times New Roman" w:eastAsia="Times New Roman" w:cs="Times New Roman"/>
+                <w:i w:val="false"/>
+                <w:b w:val="false"/>
+                <w:u w:val="none"/>
+                <w:sz w:val="24"/>
+                <w:szCs w:val="24"/>
+                <w:color w:val="000000"/>
+              </w:rPr>
+            </w:pPr>
+            <w:r xmlns:w="http://schemas.openxmlformats.org/wordprocessingml/2006/main" xmlns:wp="http://schemas.openxmlformats.org/drawingml/2006/wordprocessingDrawing" xmlns:r="http://schemas.openxmlformats.org/officeDocument/2006/relationships" xmlns:w14="http://schemas.microsoft.com/office/word/2010/wordml">
+              <w:rPr>
+                <w:rFonts w:ascii="Times New Roman" w:hAnsi="Times New Roman" w:eastAsia="Times New Roman" w:cs="Times New Roman"/>
+                <w:i w:val="false"/>
+                <w:b w:val="false"/>
+                <w:u w:val="none"/>
+                <w:sz w:val="24"/>
+                <w:szCs w:val="24"/>
+                <w:color w:val="000000"/>
+              </w:rPr>
+              <w:t xml:space="preserve"> 14.15</w:t>
+            </w:r>
+          </w:p>
+        </w:tc>
+        <w:tc>
+          <w:tcPr>
+            <w:tcBorders>
+              <w:bottom w:val="none" w:sz="0" w:space="0" w:color="FFFFFF"/>
+              <w:top w:val="none" w:sz="0" w:space="0" w:color="FFFFFF"/>
+              <w:left w:val="none" w:sz="0" w:space="0" w:color="FFFFFF"/>
+              <w:right w:val="none" w:sz="0" w:space="0" w:color="FFFFFF"/>
+            </w:tcBorders>
+            <w:shd w:val="clear" w:color="auto" w:fill="FFFFFF"/>
+            <w:tcMar>
+              <w:top w:w="0" w:type="dxa"/>
+              <w:bottom w:w="0" w:type="dxa"/>
+              <w:left w:w="0" w:type="dxa"/>
+              <w:right w:w="0" w:type="dxa"/>
+            </w:tcMar>
+            <w:vAlign w:val="top"/>
+          </w:tcPr>
+          <w:p>
+            <w:pPr>
+              <w:pStyle w:pstlname="Normal"/>
+              <w:jc w:val="center"/>
+              <w:pBdr>
+                <w:bottom w:val="none" w:sz="0" w:space="0" w:color="000000"/>
+                <w:top w:val="none" w:sz="0" w:space="0" w:color="000000"/>
+                <w:left w:val="none" w:sz="0" w:space="0" w:color="000000"/>
+                <w:right w:val="none" w:sz="0" w:space="0" w:color="000000"/>
+              </w:pBdr>
+              <w:spacing w:after="160" w:before="160" w:line="240"/>
+              <w:ind w:left="60" w:right="60" w:firstLine="0" w:firstLineChars="0"/>
+              <w:rPr>
+                <w:rFonts w:ascii="Times New Roman" w:hAnsi="Times New Roman" w:eastAsia="Times New Roman" w:cs="Times New Roman"/>
+                <w:i w:val="false"/>
+                <w:b w:val="false"/>
+                <w:u w:val="none"/>
+                <w:sz w:val="24"/>
+                <w:szCs w:val="24"/>
+                <w:color w:val="000000"/>
+              </w:rPr>
+            </w:pPr>
+            <w:r xmlns:w="http://schemas.openxmlformats.org/wordprocessingml/2006/main" xmlns:wp="http://schemas.openxmlformats.org/drawingml/2006/wordprocessingDrawing" xmlns:r="http://schemas.openxmlformats.org/officeDocument/2006/relationships" xmlns:w14="http://schemas.microsoft.com/office/word/2010/wordml">
+              <w:rPr>
+                <w:rFonts w:ascii="Times New Roman" w:hAnsi="Times New Roman" w:eastAsia="Times New Roman" w:cs="Times New Roman"/>
+                <w:i w:val="false"/>
+                <w:b w:val="false"/>
+                <w:u w:val="none"/>
+                <w:sz w:val="24"/>
+                <w:szCs w:val="24"/>
+                <w:color w:val="000000"/>
+              </w:rPr>
+              <w:t xml:space="preserve"> .93</w:t>
+            </w:r>
+          </w:p>
+        </w:tc>
+        <w:tc>
+          <w:tcPr>
+            <w:tcBorders>
+              <w:bottom w:val="none" w:sz="0" w:space="0" w:color="FFFFFF"/>
+              <w:top w:val="none" w:sz="0" w:space="0" w:color="FFFFFF"/>
+              <w:left w:val="none" w:sz="0" w:space="0" w:color="FFFFFF"/>
+              <w:right w:val="none" w:sz="0" w:space="0" w:color="FFFFFF"/>
+            </w:tcBorders>
+            <w:shd w:val="clear" w:color="auto" w:fill="FFFFFF"/>
+            <w:tcMar>
+              <w:top w:w="0" w:type="dxa"/>
+              <w:bottom w:w="0" w:type="dxa"/>
+              <w:left w:w="0" w:type="dxa"/>
+              <w:right w:w="0" w:type="dxa"/>
+            </w:tcMar>
+            <w:vAlign w:val="top"/>
+          </w:tcPr>
+          <w:p>
+            <w:pPr>
+              <w:pStyle w:pstlname="Normal"/>
+              <w:jc w:val="center"/>
+              <w:pBdr>
+                <w:bottom w:val="none" w:sz="0" w:space="0" w:color="000000"/>
+                <w:top w:val="none" w:sz="0" w:space="0" w:color="000000"/>
+                <w:left w:val="none" w:sz="0" w:space="0" w:color="000000"/>
+                <w:right w:val="none" w:sz="0" w:space="0" w:color="000000"/>
+              </w:pBdr>
+              <w:spacing w:after="160" w:before="160" w:line="240"/>
+              <w:ind w:left="60" w:right="60" w:firstLine="0" w:firstLineChars="0"/>
+              <w:rPr>
+                <w:rFonts w:ascii="Times New Roman" w:hAnsi="Times New Roman" w:eastAsia="Times New Roman" w:cs="Times New Roman"/>
+                <w:i w:val="false"/>
+                <w:b w:val="false"/>
+                <w:u w:val="none"/>
+                <w:sz w:val="24"/>
+                <w:szCs w:val="24"/>
+                <w:color w:val="000000"/>
+              </w:rPr>
+            </w:pPr>
+            <w:r xmlns:w="http://schemas.openxmlformats.org/wordprocessingml/2006/main" xmlns:wp="http://schemas.openxmlformats.org/drawingml/2006/wordprocessingDrawing" xmlns:r="http://schemas.openxmlformats.org/officeDocument/2006/relationships" xmlns:w14="http://schemas.microsoft.com/office/word/2010/wordml">
+              <w:rPr>
+                <w:rFonts w:ascii="Times New Roman" w:hAnsi="Times New Roman" w:eastAsia="Times New Roman" w:cs="Times New Roman"/>
+                <w:i w:val="false"/>
+                <w:b w:val="false"/>
+                <w:u w:val="none"/>
+                <w:sz w:val="24"/>
+                <w:szCs w:val="24"/>
+                <w:color w:val="000000"/>
+              </w:rPr>
+              <w:t xml:space="preserve">555.36</w:t>
+            </w:r>
+          </w:p>
+        </w:tc>
+        <w:tc>
+          <w:tcPr>
+            <w:tcBorders>
+              <w:bottom w:val="none" w:sz="0" w:space="0" w:color="FFFFFF"/>
+              <w:top w:val="none" w:sz="0" w:space="0" w:color="FFFFFF"/>
+              <w:left w:val="none" w:sz="0" w:space="0" w:color="FFFFFF"/>
+              <w:right w:val="none" w:sz="0" w:space="0" w:color="FFFFFF"/>
+            </w:tcBorders>
+            <w:shd w:val="clear" w:color="auto" w:fill="FFFFFF"/>
+            <w:tcMar>
+              <w:top w:w="0" w:type="dxa"/>
+              <w:bottom w:w="0" w:type="dxa"/>
+              <w:left w:w="0" w:type="dxa"/>
+              <w:right w:w="0" w:type="dxa"/>
+            </w:tcMar>
+            <w:vAlign w:val="top"/>
+          </w:tcPr>
+          <w:p>
+            <w:pPr>
+              <w:pStyle w:pstlname="Normal"/>
+              <w:jc w:val="center"/>
+              <w:pBdr>
+                <w:bottom w:val="none" w:sz="0" w:space="0" w:color="000000"/>
+                <w:top w:val="none" w:sz="0" w:space="0" w:color="000000"/>
+                <w:left w:val="none" w:sz="0" w:space="0" w:color="000000"/>
+                <w:right w:val="none" w:sz="0" w:space="0" w:color="000000"/>
+              </w:pBdr>
+              <w:spacing w:after="160" w:before="160" w:line="240"/>
+              <w:ind w:left="60" w:right="60" w:firstLine="0" w:firstLineChars="0"/>
+              <w:rPr>
+                <w:rFonts w:ascii="Times New Roman" w:hAnsi="Times New Roman" w:eastAsia="Times New Roman" w:cs="Times New Roman"/>
+                <w:i w:val="false"/>
+                <w:b w:val="false"/>
+                <w:u w:val="none"/>
+                <w:sz w:val="24"/>
+                <w:szCs w:val="24"/>
+                <w:color w:val="000000"/>
+              </w:rPr>
+            </w:pPr>
+            <w:r xmlns:w="http://schemas.openxmlformats.org/wordprocessingml/2006/main" xmlns:wp="http://schemas.openxmlformats.org/drawingml/2006/wordprocessingDrawing" xmlns:r="http://schemas.openxmlformats.org/officeDocument/2006/relationships" xmlns:w14="http://schemas.microsoft.com/office/word/2010/wordml">
+              <w:rPr>
+                <w:rFonts w:ascii="Times New Roman" w:hAnsi="Times New Roman" w:eastAsia="Times New Roman" w:cs="Times New Roman"/>
+                <w:i w:val="false"/>
+                <w:b w:val="false"/>
+                <w:u w:val="none"/>
+                <w:sz w:val="24"/>
+                <w:szCs w:val="24"/>
+                <w:color w:val="000000"/>
+              </w:rPr>
+              <w:t xml:space="preserve">&lt;.001</w:t>
             </w:r>
           </w:p>
         </w:tc>
       </w:tr>
       <w:tr>
+        <w:trPr>
+          <w:trHeight w:val="360" w:hRule="auto"/>
+        </w:trPr>
+        body3
         <w:tc>
-          <w:tcPr/>
+          <w:tcPr>
+            <w:tcBorders>
+              <w:bottom w:val="none" w:sz="0" w:space="0" w:color="FFFFFF"/>
+              <w:top w:val="none" w:sz="0" w:space="0" w:color="FFFFFF"/>
+              <w:left w:val="none" w:sz="0" w:space="0" w:color="FFFFFF"/>
+              <w:right w:val="none" w:sz="0" w:space="0" w:color="FFFFFF"/>
+            </w:tcBorders>
+            <w:shd w:val="clear" w:color="auto" w:fill="FFFFFF"/>
+            <w:tcMar>
+              <w:top w:w="0" w:type="dxa"/>
+              <w:bottom w:w="0" w:type="dxa"/>
+              <w:left w:w="0" w:type="dxa"/>
+              <w:right w:w="0" w:type="dxa"/>
+            </w:tcMar>
+            <w:vAlign w:val="top"/>
+          </w:tcPr>
           <w:p>
             <w:pPr>
-              <w:pStyle w:val="Compact"/>
-              <w:jc w:val="right"/>
+              <w:pStyle w:pstlname="Normal"/>
+              <w:jc w:val="left"/>
+              <w:pBdr>
+                <w:bottom w:val="none" w:sz="0" w:space="0" w:color="000000"/>
+                <w:top w:val="none" w:sz="0" w:space="0" w:color="000000"/>
+                <w:left w:val="none" w:sz="0" w:space="0" w:color="000000"/>
+                <w:right w:val="none" w:sz="0" w:space="0" w:color="000000"/>
+              </w:pBdr>
+              <w:spacing w:after="160" w:before="160" w:line="240"/>
+              <w:ind w:left="60" w:right="60" w:firstLine="0" w:firstLineChars="0"/>
+              <w:rPr>
+                <w:rFonts w:ascii="Times New Roman" w:hAnsi="Times New Roman" w:eastAsia="Times New Roman" w:cs="Times New Roman"/>
+                <w:i w:val="false"/>
+                <w:b w:val="false"/>
+                <w:u w:val="none"/>
+                <w:sz w:val="24"/>
+                <w:szCs w:val="24"/>
+                <w:color w:val="000000"/>
+              </w:rPr>
             </w:pPr>
-            <w:r>
-              <w:t xml:space="preserve">3</w:t>
+            <w:r xmlns:w="http://schemas.openxmlformats.org/wordprocessingml/2006/main" xmlns:wp="http://schemas.openxmlformats.org/drawingml/2006/wordprocessingDrawing" xmlns:r="http://schemas.openxmlformats.org/officeDocument/2006/relationships" xmlns:w14="http://schemas.microsoft.com/office/word/2010/wordml">
+              <w:rPr>
+                <w:rFonts w:ascii="Times New Roman" w:hAnsi="Times New Roman" w:eastAsia="Times New Roman" w:cs="Times New Roman"/>
+                <w:i w:val="false"/>
+                <w:b w:val="false"/>
+                <w:u w:val="none"/>
+                <w:sz w:val="24"/>
+                <w:szCs w:val="24"/>
+                <w:color w:val="000000"/>
+              </w:rPr>
+              <w:t xml:space="preserve">Depth</w:t>
             </w:r>
           </w:p>
         </w:tc>
         <w:tc>
-          <w:tcPr/>
+          <w:tcPr>
+            <w:tcBorders>
+              <w:bottom w:val="none" w:sz="0" w:space="0" w:color="FFFFFF"/>
+              <w:top w:val="none" w:sz="0" w:space="0" w:color="FFFFFF"/>
+              <w:left w:val="none" w:sz="0" w:space="0" w:color="FFFFFF"/>
+              <w:right w:val="none" w:sz="0" w:space="0" w:color="FFFFFF"/>
+            </w:tcBorders>
+            <w:shd w:val="clear" w:color="auto" w:fill="FFFFFF"/>
+            <w:tcMar>
+              <w:top w:w="0" w:type="dxa"/>
+              <w:bottom w:w="0" w:type="dxa"/>
+              <w:left w:w="0" w:type="dxa"/>
+              <w:right w:w="0" w:type="dxa"/>
+            </w:tcMar>
+            <w:vAlign w:val="top"/>
+          </w:tcPr>
           <w:p>
             <w:pPr>
-              <w:pStyle w:val="Compact"/>
-              <w:jc w:val="left"/>
+              <w:pStyle w:pstlname="Normal"/>
+              <w:jc w:val="center"/>
+              <w:pBdr>
+                <w:bottom w:val="none" w:sz="0" w:space="0" w:color="000000"/>
+                <w:top w:val="none" w:sz="0" w:space="0" w:color="000000"/>
+                <w:left w:val="none" w:sz="0" w:space="0" w:color="000000"/>
+                <w:right w:val="none" w:sz="0" w:space="0" w:color="000000"/>
+              </w:pBdr>
+              <w:spacing w:after="160" w:before="160" w:line="240"/>
+              <w:ind w:left="60" w:right="60" w:firstLine="0" w:firstLineChars="0"/>
+              <w:rPr>
+                <w:rFonts w:ascii="Times New Roman" w:hAnsi="Times New Roman" w:eastAsia="Times New Roman" w:cs="Times New Roman"/>
+                <w:i w:val="false"/>
+                <w:b w:val="false"/>
+                <w:u w:val="none"/>
+                <w:sz w:val="24"/>
+                <w:szCs w:val="24"/>
+                <w:color w:val="000000"/>
+              </w:rPr>
             </w:pPr>
-            <w:r>
-              <w:t xml:space="preserve">C</w:t>
+            <w:r xmlns:w="http://schemas.openxmlformats.org/wordprocessingml/2006/main" xmlns:wp="http://schemas.openxmlformats.org/drawingml/2006/wordprocessingDrawing" xmlns:r="http://schemas.openxmlformats.org/officeDocument/2006/relationships" xmlns:w14="http://schemas.microsoft.com/office/word/2010/wordml">
+              <w:rPr>
+                <w:rFonts w:ascii="Times New Roman" w:hAnsi="Times New Roman" w:eastAsia="Times New Roman" w:cs="Times New Roman"/>
+                <w:i w:val="false"/>
+                <w:b w:val="false"/>
+                <w:u w:val="none"/>
+                <w:sz w:val="24"/>
+                <w:szCs w:val="24"/>
+                <w:color w:val="000000"/>
+              </w:rPr>
+              <w:t xml:space="preserve">  −151.24</w:t>
+            </w:r>
+          </w:p>
+        </w:tc>
+        <w:tc>
+          <w:tcPr>
+            <w:tcBorders>
+              <w:bottom w:val="none" w:sz="0" w:space="0" w:color="FFFFFF"/>
+              <w:top w:val="none" w:sz="0" w:space="0" w:color="FFFFFF"/>
+              <w:left w:val="none" w:sz="0" w:space="0" w:color="FFFFFF"/>
+              <w:right w:val="none" w:sz="0" w:space="0" w:color="FFFFFF"/>
+            </w:tcBorders>
+            <w:shd w:val="clear" w:color="auto" w:fill="FFFFFF"/>
+            <w:tcMar>
+              <w:top w:w="0" w:type="dxa"/>
+              <w:bottom w:w="0" w:type="dxa"/>
+              <w:left w:w="0" w:type="dxa"/>
+              <w:right w:w="0" w:type="dxa"/>
+            </w:tcMar>
+            <w:vAlign w:val="top"/>
+          </w:tcPr>
+          <w:p>
+            <w:pPr>
+              <w:pStyle w:pstlname="Normal"/>
+              <w:jc w:val="center"/>
+              <w:pBdr>
+                <w:bottom w:val="none" w:sz="0" w:space="0" w:color="000000"/>
+                <w:top w:val="none" w:sz="0" w:space="0" w:color="000000"/>
+                <w:left w:val="none" w:sz="0" w:space="0" w:color="000000"/>
+                <w:right w:val="none" w:sz="0" w:space="0" w:color="000000"/>
+              </w:pBdr>
+              <w:spacing w:after="160" w:before="160" w:line="240"/>
+              <w:ind w:left="60" w:right="60" w:firstLine="0" w:firstLineChars="0"/>
+              <w:rPr>
+                <w:rFonts w:ascii="Times New Roman" w:hAnsi="Times New Roman" w:eastAsia="Times New Roman" w:cs="Times New Roman"/>
+                <w:i w:val="false"/>
+                <w:b w:val="false"/>
+                <w:u w:val="none"/>
+                <w:sz w:val="24"/>
+                <w:szCs w:val="24"/>
+                <w:color w:val="000000"/>
+              </w:rPr>
+            </w:pPr>
+            <w:r xmlns:w="http://schemas.openxmlformats.org/wordprocessingml/2006/main" xmlns:wp="http://schemas.openxmlformats.org/drawingml/2006/wordprocessingDrawing" xmlns:r="http://schemas.openxmlformats.org/officeDocument/2006/relationships" xmlns:w14="http://schemas.microsoft.com/office/word/2010/wordml">
+              <w:rPr>
+                <w:rFonts w:ascii="Times New Roman" w:hAnsi="Times New Roman" w:eastAsia="Times New Roman" w:cs="Times New Roman"/>
+                <w:i w:val="false"/>
+                <w:b w:val="false"/>
+                <w:u w:val="none"/>
+                <w:sz w:val="24"/>
+                <w:szCs w:val="24"/>
+                <w:color w:val="000000"/>
+              </w:rPr>
+              <w:t xml:space="preserve">  4.82</w:t>
+            </w:r>
+          </w:p>
+        </w:tc>
+        <w:tc>
+          <w:tcPr>
+            <w:tcBorders>
+              <w:bottom w:val="none" w:sz="0" w:space="0" w:color="FFFFFF"/>
+              <w:top w:val="none" w:sz="0" w:space="0" w:color="FFFFFF"/>
+              <w:left w:val="none" w:sz="0" w:space="0" w:color="FFFFFF"/>
+              <w:right w:val="none" w:sz="0" w:space="0" w:color="FFFFFF"/>
+            </w:tcBorders>
+            <w:shd w:val="clear" w:color="auto" w:fill="FFFFFF"/>
+            <w:tcMar>
+              <w:top w:w="0" w:type="dxa"/>
+              <w:bottom w:w="0" w:type="dxa"/>
+              <w:left w:w="0" w:type="dxa"/>
+              <w:right w:w="0" w:type="dxa"/>
+            </w:tcMar>
+            <w:vAlign w:val="top"/>
+          </w:tcPr>
+          <w:p>
+            <w:pPr>
+              <w:pStyle w:pstlname="Normal"/>
+              <w:jc w:val="center"/>
+              <w:pBdr>
+                <w:bottom w:val="none" w:sz="0" w:space="0" w:color="000000"/>
+                <w:top w:val="none" w:sz="0" w:space="0" w:color="000000"/>
+                <w:left w:val="none" w:sz="0" w:space="0" w:color="000000"/>
+                <w:right w:val="none" w:sz="0" w:space="0" w:color="000000"/>
+              </w:pBdr>
+              <w:spacing w:after="160" w:before="160" w:line="240"/>
+              <w:ind w:left="60" w:right="60" w:firstLine="0" w:firstLineChars="0"/>
+              <w:rPr>
+                <w:rFonts w:ascii="Times New Roman" w:hAnsi="Times New Roman" w:eastAsia="Times New Roman" w:cs="Times New Roman"/>
+                <w:i w:val="false"/>
+                <w:b w:val="false"/>
+                <w:u w:val="none"/>
+                <w:sz w:val="24"/>
+                <w:szCs w:val="24"/>
+                <w:color w:val="000000"/>
+              </w:rPr>
+            </w:pPr>
+            <w:r xmlns:w="http://schemas.openxmlformats.org/wordprocessingml/2006/main" xmlns:wp="http://schemas.openxmlformats.org/drawingml/2006/wordprocessingDrawing" xmlns:r="http://schemas.openxmlformats.org/officeDocument/2006/relationships" xmlns:w14="http://schemas.microsoft.com/office/word/2010/wordml">
+              <w:rPr>
+                <w:rFonts w:ascii="Times New Roman" w:hAnsi="Times New Roman" w:eastAsia="Times New Roman" w:cs="Times New Roman"/>
+                <w:i w:val="false"/>
+                <w:b w:val="false"/>
+                <w:u w:val="none"/>
+                <w:sz w:val="24"/>
+                <w:szCs w:val="24"/>
+                <w:color w:val="000000"/>
+              </w:rPr>
+              <w:t xml:space="preserve">−.05</w:t>
+            </w:r>
+          </w:p>
+        </w:tc>
+        <w:tc>
+          <w:tcPr>
+            <w:tcBorders>
+              <w:bottom w:val="none" w:sz="0" w:space="0" w:color="FFFFFF"/>
+              <w:top w:val="none" w:sz="0" w:space="0" w:color="FFFFFF"/>
+              <w:left w:val="none" w:sz="0" w:space="0" w:color="FFFFFF"/>
+              <w:right w:val="none" w:sz="0" w:space="0" w:color="FFFFFF"/>
+            </w:tcBorders>
+            <w:shd w:val="clear" w:color="auto" w:fill="FFFFFF"/>
+            <w:tcMar>
+              <w:top w:w="0" w:type="dxa"/>
+              <w:bottom w:w="0" w:type="dxa"/>
+              <w:left w:w="0" w:type="dxa"/>
+              <w:right w:w="0" w:type="dxa"/>
+            </w:tcMar>
+            <w:vAlign w:val="top"/>
+          </w:tcPr>
+          <w:p>
+            <w:pPr>
+              <w:pStyle w:pstlname="Normal"/>
+              <w:jc w:val="center"/>
+              <w:pBdr>
+                <w:bottom w:val="none" w:sz="0" w:space="0" w:color="000000"/>
+                <w:top w:val="none" w:sz="0" w:space="0" w:color="000000"/>
+                <w:left w:val="none" w:sz="0" w:space="0" w:color="000000"/>
+                <w:right w:val="none" w:sz="0" w:space="0" w:color="000000"/>
+              </w:pBdr>
+              <w:spacing w:after="160" w:before="160" w:line="240"/>
+              <w:ind w:left="60" w:right="60" w:firstLine="0" w:firstLineChars="0"/>
+              <w:rPr>
+                <w:rFonts w:ascii="Times New Roman" w:hAnsi="Times New Roman" w:eastAsia="Times New Roman" w:cs="Times New Roman"/>
+                <w:i w:val="false"/>
+                <w:b w:val="false"/>
+                <w:u w:val="none"/>
+                <w:sz w:val="24"/>
+                <w:szCs w:val="24"/>
+                <w:color w:val="000000"/>
+              </w:rPr>
+            </w:pPr>
+            <w:r xmlns:w="http://schemas.openxmlformats.org/wordprocessingml/2006/main" xmlns:wp="http://schemas.openxmlformats.org/drawingml/2006/wordprocessingDrawing" xmlns:r="http://schemas.openxmlformats.org/officeDocument/2006/relationships" xmlns:w14="http://schemas.microsoft.com/office/word/2010/wordml">
+              <w:rPr>
+                <w:rFonts w:ascii="Times New Roman" w:hAnsi="Times New Roman" w:eastAsia="Times New Roman" w:cs="Times New Roman"/>
+                <w:i w:val="false"/>
+                <w:b w:val="false"/>
+                <w:u w:val="none"/>
+                <w:sz w:val="24"/>
+                <w:szCs w:val="24"/>
+                <w:color w:val="000000"/>
+              </w:rPr>
+              <w:t xml:space="preserve">−31.38</w:t>
+            </w:r>
+          </w:p>
+        </w:tc>
+        <w:tc>
+          <w:tcPr>
+            <w:tcBorders>
+              <w:bottom w:val="none" w:sz="0" w:space="0" w:color="FFFFFF"/>
+              <w:top w:val="none" w:sz="0" w:space="0" w:color="FFFFFF"/>
+              <w:left w:val="none" w:sz="0" w:space="0" w:color="FFFFFF"/>
+              <w:right w:val="none" w:sz="0" w:space="0" w:color="FFFFFF"/>
+            </w:tcBorders>
+            <w:shd w:val="clear" w:color="auto" w:fill="FFFFFF"/>
+            <w:tcMar>
+              <w:top w:w="0" w:type="dxa"/>
+              <w:bottom w:w="0" w:type="dxa"/>
+              <w:left w:w="0" w:type="dxa"/>
+              <w:right w:w="0" w:type="dxa"/>
+            </w:tcMar>
+            <w:vAlign w:val="top"/>
+          </w:tcPr>
+          <w:p>
+            <w:pPr>
+              <w:pStyle w:pstlname="Normal"/>
+              <w:jc w:val="center"/>
+              <w:pBdr>
+                <w:bottom w:val="none" w:sz="0" w:space="0" w:color="000000"/>
+                <w:top w:val="none" w:sz="0" w:space="0" w:color="000000"/>
+                <w:left w:val="none" w:sz="0" w:space="0" w:color="000000"/>
+                <w:right w:val="none" w:sz="0" w:space="0" w:color="000000"/>
+              </w:pBdr>
+              <w:spacing w:after="160" w:before="160" w:line="240"/>
+              <w:ind w:left="60" w:right="60" w:firstLine="0" w:firstLineChars="0"/>
+              <w:rPr>
+                <w:rFonts w:ascii="Times New Roman" w:hAnsi="Times New Roman" w:eastAsia="Times New Roman" w:cs="Times New Roman"/>
+                <w:i w:val="false"/>
+                <w:b w:val="false"/>
+                <w:u w:val="none"/>
+                <w:sz w:val="24"/>
+                <w:szCs w:val="24"/>
+                <w:color w:val="000000"/>
+              </w:rPr>
+            </w:pPr>
+            <w:r xmlns:w="http://schemas.openxmlformats.org/wordprocessingml/2006/main" xmlns:wp="http://schemas.openxmlformats.org/drawingml/2006/wordprocessingDrawing" xmlns:r="http://schemas.openxmlformats.org/officeDocument/2006/relationships" xmlns:w14="http://schemas.microsoft.com/office/word/2010/wordml">
+              <w:rPr>
+                <w:rFonts w:ascii="Times New Roman" w:hAnsi="Times New Roman" w:eastAsia="Times New Roman" w:cs="Times New Roman"/>
+                <w:i w:val="false"/>
+                <w:b w:val="false"/>
+                <w:u w:val="none"/>
+                <w:sz w:val="24"/>
+                <w:szCs w:val="24"/>
+                <w:color w:val="000000"/>
+              </w:rPr>
+              <w:t xml:space="preserve">&lt;.001</w:t>
             </w:r>
           </w:p>
         </w:tc>
       </w:tr>
       <w:tr>
+        <w:trPr>
+          <w:trHeight w:val="360" w:hRule="auto"/>
+        </w:trPr>
+        body4
         <w:tc>
-          <w:tcPr/>
+          <w:tcPr>
+            <w:tcBorders>
+              <w:bottom w:val="single" w:sz="4" w:space="0" w:color="000000"/>
+              <w:top w:val="none" w:sz="0" w:space="0" w:color="FFFFFF"/>
+              <w:left w:val="none" w:sz="0" w:space="0" w:color="FFFFFF"/>
+              <w:right w:val="none" w:sz="0" w:space="0" w:color="FFFFFF"/>
+            </w:tcBorders>
+            <w:shd w:val="clear" w:color="auto" w:fill="FFFFFF"/>
+            <w:tcMar>
+              <w:top w:w="0" w:type="dxa"/>
+              <w:bottom w:w="0" w:type="dxa"/>
+              <w:left w:w="0" w:type="dxa"/>
+              <w:right w:w="0" w:type="dxa"/>
+            </w:tcMar>
+            <w:vAlign w:val="top"/>
+          </w:tcPr>
           <w:p>
             <w:pPr>
-              <w:pStyle w:val="Compact"/>
-              <w:jc w:val="right"/>
+              <w:pStyle w:pstlname="Normal"/>
+              <w:jc w:val="left"/>
+              <w:pBdr>
+                <w:bottom w:val="none" w:sz="0" w:space="0" w:color="000000"/>
+                <w:top w:val="none" w:sz="0" w:space="0" w:color="000000"/>
+                <w:left w:val="none" w:sz="0" w:space="0" w:color="000000"/>
+                <w:right w:val="none" w:sz="0" w:space="0" w:color="000000"/>
+              </w:pBdr>
+              <w:spacing w:after="160" w:before="160" w:line="240"/>
+              <w:ind w:left="60" w:right="60" w:firstLine="0" w:firstLineChars="0"/>
+              <w:rPr>
+                <w:rFonts w:ascii="Times New Roman" w:hAnsi="Times New Roman" w:eastAsia="Times New Roman" w:cs="Times New Roman"/>
+                <w:i w:val="false"/>
+                <w:b w:val="false"/>
+                <w:u w:val="none"/>
+                <w:sz w:val="24"/>
+                <w:szCs w:val="24"/>
+                <w:color w:val="000000"/>
+              </w:rPr>
             </w:pPr>
-            <w:r>
-              <w:t xml:space="preserve">4</w:t>
+            <w:r xmlns:w="http://schemas.openxmlformats.org/wordprocessingml/2006/main" xmlns:wp="http://schemas.openxmlformats.org/drawingml/2006/wordprocessingDrawing" xmlns:r="http://schemas.openxmlformats.org/officeDocument/2006/relationships" xmlns:w14="http://schemas.microsoft.com/office/word/2010/wordml">
+              <w:rPr>
+                <w:rFonts w:ascii="Times New Roman" w:hAnsi="Times New Roman" w:eastAsia="Times New Roman" w:cs="Times New Roman"/>
+                <w:i w:val="false"/>
+                <w:b w:val="false"/>
+                <w:u w:val="none"/>
+                <w:sz w:val="24"/>
+                <w:szCs w:val="24"/>
+                <w:color w:val="000000"/>
+              </w:rPr>
+              <w:t xml:space="preserve">Table</w:t>
             </w:r>
           </w:p>
         </w:tc>
         <w:tc>
-          <w:tcPr/>
+          <w:tcPr>
+            <w:tcBorders>
+              <w:bottom w:val="single" w:sz="4" w:space="0" w:color="000000"/>
+              <w:top w:val="none" w:sz="0" w:space="0" w:color="FFFFFF"/>
+              <w:left w:val="none" w:sz="0" w:space="0" w:color="FFFFFF"/>
+              <w:right w:val="none" w:sz="0" w:space="0" w:color="FFFFFF"/>
+            </w:tcBorders>
+            <w:shd w:val="clear" w:color="auto" w:fill="FFFFFF"/>
+            <w:tcMar>
+              <w:top w:w="0" w:type="dxa"/>
+              <w:bottom w:w="0" w:type="dxa"/>
+              <w:left w:w="0" w:type="dxa"/>
+              <w:right w:w="0" w:type="dxa"/>
+            </w:tcMar>
+            <w:vAlign w:val="top"/>
+          </w:tcPr>
           <w:p>
             <w:pPr>
-              <w:pStyle w:val="Compact"/>
-              <w:jc w:val="left"/>
+              <w:pStyle w:pstlname="Normal"/>
+              <w:jc w:val="center"/>
+              <w:pBdr>
+                <w:bottom w:val="none" w:sz="0" w:space="0" w:color="000000"/>
+                <w:top w:val="none" w:sz="0" w:space="0" w:color="000000"/>
+                <w:left w:val="none" w:sz="0" w:space="0" w:color="000000"/>
+                <w:right w:val="none" w:sz="0" w:space="0" w:color="000000"/>
+              </w:pBdr>
+              <w:spacing w:after="160" w:before="160" w:line="240"/>
+              <w:ind w:left="60" w:right="60" w:firstLine="0" w:firstLineChars="0"/>
+              <w:rPr>
+                <w:rFonts w:ascii="Times New Roman" w:hAnsi="Times New Roman" w:eastAsia="Times New Roman" w:cs="Times New Roman"/>
+                <w:i w:val="false"/>
+                <w:b w:val="false"/>
+                <w:u w:val="none"/>
+                <w:sz w:val="24"/>
+                <w:szCs w:val="24"/>
+                <w:color w:val="000000"/>
+              </w:rPr>
             </w:pPr>
-            <w:r>
-              <w:t xml:space="preserve">D</w:t>
+            <w:r xmlns:w="http://schemas.openxmlformats.org/wordprocessingml/2006/main" xmlns:wp="http://schemas.openxmlformats.org/drawingml/2006/wordprocessingDrawing" xmlns:r="http://schemas.openxmlformats.org/officeDocument/2006/relationships" xmlns:w14="http://schemas.microsoft.com/office/word/2010/wordml">
+              <w:rPr>
+                <w:rFonts w:ascii="Times New Roman" w:hAnsi="Times New Roman" w:eastAsia="Times New Roman" w:cs="Times New Roman"/>
+                <w:i w:val="false"/>
+                <w:b w:val="false"/>
+                <w:u w:val="none"/>
+                <w:sz w:val="24"/>
+                <w:szCs w:val="24"/>
+                <w:color w:val="000000"/>
+              </w:rPr>
+              <w:t xml:space="preserve">  −104.47</w:t>
+            </w:r>
+          </w:p>
+        </w:tc>
+        <w:tc>
+          <w:tcPr>
+            <w:tcBorders>
+              <w:bottom w:val="single" w:sz="4" w:space="0" w:color="000000"/>
+              <w:top w:val="none" w:sz="0" w:space="0" w:color="FFFFFF"/>
+              <w:left w:val="none" w:sz="0" w:space="0" w:color="FFFFFF"/>
+              <w:right w:val="none" w:sz="0" w:space="0" w:color="FFFFFF"/>
+            </w:tcBorders>
+            <w:shd w:val="clear" w:color="auto" w:fill="FFFFFF"/>
+            <w:tcMar>
+              <w:top w:w="0" w:type="dxa"/>
+              <w:bottom w:w="0" w:type="dxa"/>
+              <w:left w:w="0" w:type="dxa"/>
+              <w:right w:w="0" w:type="dxa"/>
+            </w:tcMar>
+            <w:vAlign w:val="top"/>
+          </w:tcPr>
+          <w:p>
+            <w:pPr>
+              <w:pStyle w:pstlname="Normal"/>
+              <w:jc w:val="center"/>
+              <w:pBdr>
+                <w:bottom w:val="none" w:sz="0" w:space="0" w:color="000000"/>
+                <w:top w:val="none" w:sz="0" w:space="0" w:color="000000"/>
+                <w:left w:val="none" w:sz="0" w:space="0" w:color="000000"/>
+                <w:right w:val="none" w:sz="0" w:space="0" w:color="000000"/>
+              </w:pBdr>
+              <w:spacing w:after="160" w:before="160" w:line="240"/>
+              <w:ind w:left="60" w:right="60" w:firstLine="0" w:firstLineChars="0"/>
+              <w:rPr>
+                <w:rFonts w:ascii="Times New Roman" w:hAnsi="Times New Roman" w:eastAsia="Times New Roman" w:cs="Times New Roman"/>
+                <w:i w:val="false"/>
+                <w:b w:val="false"/>
+                <w:u w:val="none"/>
+                <w:sz w:val="24"/>
+                <w:szCs w:val="24"/>
+                <w:color w:val="000000"/>
+              </w:rPr>
+            </w:pPr>
+            <w:r xmlns:w="http://schemas.openxmlformats.org/wordprocessingml/2006/main" xmlns:wp="http://schemas.openxmlformats.org/drawingml/2006/wordprocessingDrawing" xmlns:r="http://schemas.openxmlformats.org/officeDocument/2006/relationships" xmlns:w14="http://schemas.microsoft.com/office/word/2010/wordml">
+              <w:rPr>
+                <w:rFonts w:ascii="Times New Roman" w:hAnsi="Times New Roman" w:eastAsia="Times New Roman" w:cs="Times New Roman"/>
+                <w:i w:val="false"/>
+                <w:b w:val="false"/>
+                <w:u w:val="none"/>
+                <w:sz w:val="24"/>
+                <w:szCs w:val="24"/>
+                <w:color w:val="000000"/>
+              </w:rPr>
+              <w:t xml:space="preserve">  3.14</w:t>
+            </w:r>
+          </w:p>
+        </w:tc>
+        <w:tc>
+          <w:tcPr>
+            <w:tcBorders>
+              <w:bottom w:val="single" w:sz="4" w:space="0" w:color="000000"/>
+              <w:top w:val="none" w:sz="0" w:space="0" w:color="FFFFFF"/>
+              <w:left w:val="none" w:sz="0" w:space="0" w:color="FFFFFF"/>
+              <w:right w:val="none" w:sz="0" w:space="0" w:color="FFFFFF"/>
+            </w:tcBorders>
+            <w:shd w:val="clear" w:color="auto" w:fill="FFFFFF"/>
+            <w:tcMar>
+              <w:top w:w="0" w:type="dxa"/>
+              <w:bottom w:w="0" w:type="dxa"/>
+              <w:left w:w="0" w:type="dxa"/>
+              <w:right w:w="0" w:type="dxa"/>
+            </w:tcMar>
+            <w:vAlign w:val="top"/>
+          </w:tcPr>
+          <w:p>
+            <w:pPr>
+              <w:pStyle w:pstlname="Normal"/>
+              <w:jc w:val="center"/>
+              <w:pBdr>
+                <w:bottom w:val="none" w:sz="0" w:space="0" w:color="000000"/>
+                <w:top w:val="none" w:sz="0" w:space="0" w:color="000000"/>
+                <w:left w:val="none" w:sz="0" w:space="0" w:color="000000"/>
+                <w:right w:val="none" w:sz="0" w:space="0" w:color="000000"/>
+              </w:pBdr>
+              <w:spacing w:after="160" w:before="160" w:line="240"/>
+              <w:ind w:left="60" w:right="60" w:firstLine="0" w:firstLineChars="0"/>
+              <w:rPr>
+                <w:rFonts w:ascii="Times New Roman" w:hAnsi="Times New Roman" w:eastAsia="Times New Roman" w:cs="Times New Roman"/>
+                <w:i w:val="false"/>
+                <w:b w:val="false"/>
+                <w:u w:val="none"/>
+                <w:sz w:val="24"/>
+                <w:szCs w:val="24"/>
+                <w:color w:val="000000"/>
+              </w:rPr>
+            </w:pPr>
+            <w:r xmlns:w="http://schemas.openxmlformats.org/wordprocessingml/2006/main" xmlns:wp="http://schemas.openxmlformats.org/drawingml/2006/wordprocessingDrawing" xmlns:r="http://schemas.openxmlformats.org/officeDocument/2006/relationships" xmlns:w14="http://schemas.microsoft.com/office/word/2010/wordml">
+              <w:rPr>
+                <w:rFonts w:ascii="Times New Roman" w:hAnsi="Times New Roman" w:eastAsia="Times New Roman" w:cs="Times New Roman"/>
+                <w:i w:val="false"/>
+                <w:b w:val="false"/>
+                <w:u w:val="none"/>
+                <w:sz w:val="24"/>
+                <w:szCs w:val="24"/>
+                <w:color w:val="000000"/>
+              </w:rPr>
+              <w:t xml:space="preserve">−.06</w:t>
+            </w:r>
+          </w:p>
+        </w:tc>
+        <w:tc>
+          <w:tcPr>
+            <w:tcBorders>
+              <w:bottom w:val="single" w:sz="4" w:space="0" w:color="000000"/>
+              <w:top w:val="none" w:sz="0" w:space="0" w:color="FFFFFF"/>
+              <w:left w:val="none" w:sz="0" w:space="0" w:color="FFFFFF"/>
+              <w:right w:val="none" w:sz="0" w:space="0" w:color="FFFFFF"/>
+            </w:tcBorders>
+            <w:shd w:val="clear" w:color="auto" w:fill="FFFFFF"/>
+            <w:tcMar>
+              <w:top w:w="0" w:type="dxa"/>
+              <w:bottom w:w="0" w:type="dxa"/>
+              <w:left w:w="0" w:type="dxa"/>
+              <w:right w:w="0" w:type="dxa"/>
+            </w:tcMar>
+            <w:vAlign w:val="top"/>
+          </w:tcPr>
+          <w:p>
+            <w:pPr>
+              <w:pStyle w:pstlname="Normal"/>
+              <w:jc w:val="center"/>
+              <w:pBdr>
+                <w:bottom w:val="none" w:sz="0" w:space="0" w:color="000000"/>
+                <w:top w:val="none" w:sz="0" w:space="0" w:color="000000"/>
+                <w:left w:val="none" w:sz="0" w:space="0" w:color="000000"/>
+                <w:right w:val="none" w:sz="0" w:space="0" w:color="000000"/>
+              </w:pBdr>
+              <w:spacing w:after="160" w:before="160" w:line="240"/>
+              <w:ind w:left="60" w:right="60" w:firstLine="0" w:firstLineChars="0"/>
+              <w:rPr>
+                <w:rFonts w:ascii="Times New Roman" w:hAnsi="Times New Roman" w:eastAsia="Times New Roman" w:cs="Times New Roman"/>
+                <w:i w:val="false"/>
+                <w:b w:val="false"/>
+                <w:u w:val="none"/>
+                <w:sz w:val="24"/>
+                <w:szCs w:val="24"/>
+                <w:color w:val="000000"/>
+              </w:rPr>
+            </w:pPr>
+            <w:r xmlns:w="http://schemas.openxmlformats.org/wordprocessingml/2006/main" xmlns:wp="http://schemas.openxmlformats.org/drawingml/2006/wordprocessingDrawing" xmlns:r="http://schemas.openxmlformats.org/officeDocument/2006/relationships" xmlns:w14="http://schemas.microsoft.com/office/word/2010/wordml">
+              <w:rPr>
+                <w:rFonts w:ascii="Times New Roman" w:hAnsi="Times New Roman" w:eastAsia="Times New Roman" w:cs="Times New Roman"/>
+                <w:i w:val="false"/>
+                <w:b w:val="false"/>
+                <w:u w:val="none"/>
+                <w:sz w:val="24"/>
+                <w:szCs w:val="24"/>
+                <w:color w:val="000000"/>
+              </w:rPr>
+              <w:t xml:space="preserve">−33.26</w:t>
+            </w:r>
+          </w:p>
+        </w:tc>
+        <w:tc>
+          <w:tcPr>
+            <w:tcBorders>
+              <w:bottom w:val="single" w:sz="4" w:space="0" w:color="000000"/>
+              <w:top w:val="none" w:sz="0" w:space="0" w:color="FFFFFF"/>
+              <w:left w:val="none" w:sz="0" w:space="0" w:color="FFFFFF"/>
+              <w:right w:val="none" w:sz="0" w:space="0" w:color="FFFFFF"/>
+            </w:tcBorders>
+            <w:shd w:val="clear" w:color="auto" w:fill="FFFFFF"/>
+            <w:tcMar>
+              <w:top w:w="0" w:type="dxa"/>
+              <w:bottom w:w="0" w:type="dxa"/>
+              <w:left w:w="0" w:type="dxa"/>
+              <w:right w:w="0" w:type="dxa"/>
+            </w:tcMar>
+            <w:vAlign w:val="top"/>
+          </w:tcPr>
+          <w:p>
+            <w:pPr>
+              <w:pStyle w:pstlname="Normal"/>
+              <w:jc w:val="center"/>
+              <w:pBdr>
+                <w:bottom w:val="none" w:sz="0" w:space="0" w:color="000000"/>
+                <w:top w:val="none" w:sz="0" w:space="0" w:color="000000"/>
+                <w:left w:val="none" w:sz="0" w:space="0" w:color="000000"/>
+                <w:right w:val="none" w:sz="0" w:space="0" w:color="000000"/>
+              </w:pBdr>
+              <w:spacing w:after="160" w:before="160" w:line="240"/>
+              <w:ind w:left="60" w:right="60" w:firstLine="0" w:firstLineChars="0"/>
+              <w:rPr>
+                <w:rFonts w:ascii="Times New Roman" w:hAnsi="Times New Roman" w:eastAsia="Times New Roman" w:cs="Times New Roman"/>
+                <w:i w:val="false"/>
+                <w:b w:val="false"/>
+                <w:u w:val="none"/>
+                <w:sz w:val="24"/>
+                <w:szCs w:val="24"/>
+                <w:color w:val="000000"/>
+              </w:rPr>
+            </w:pPr>
+            <w:r xmlns:w="http://schemas.openxmlformats.org/wordprocessingml/2006/main" xmlns:wp="http://schemas.openxmlformats.org/drawingml/2006/wordprocessingDrawing" xmlns:r="http://schemas.openxmlformats.org/officeDocument/2006/relationships" xmlns:w14="http://schemas.microsoft.com/office/word/2010/wordml">
+              <w:rPr>
+                <w:rFonts w:ascii="Times New Roman" w:hAnsi="Times New Roman" w:eastAsia="Times New Roman" w:cs="Times New Roman"/>
+                <w:i w:val="false"/>
+                <w:b w:val="false"/>
+                <w:u w:val="none"/>
+                <w:sz w:val="24"/>
+                <w:szCs w:val="24"/>
+                <w:color w:val="000000"/>
+              </w:rPr>
+              <w:t xml:space="preserve">&lt;.001</w:t>
             </w:r>
           </w:p>
         </w:tc>
       </w:tr>
     </w:tbl>
-    <w:bookmarkEnd w:id="59"/>
+    <w:bookmarkEnd w:id="69"/>
     <w:p>
       <w:pPr>
         <w:pStyle w:val="FigureNote"/>
@@ -1733,7 +3492,15 @@
         <w:t xml:space="preserve">Note</w:t>
       </w:r>
       <w:r>
-        <w:t xml:space="preserve">. The note below the table.</w:t>
+        <w:t xml:space="preserve">. This is the first paragraph.</w:t>
+      </w:r>
+    </w:p>
+    <w:p>
+      <w:pPr>
+        <w:pStyle w:val="FigureNote"/>
+      </w:pPr>
+      <w:r>
+        <w:t xml:space="preserve">This is a second paragraph.</w:t>
       </w:r>
     </w:p>
     <w:p>
@@ -1770,11 +3537,11 @@
         </w:r>
       </w:hyperlink>
       <w:r>
-        <w:t xml:space="preserve">, the first few numbers and letters of the alphabet are displayed.</w:t>
-      </w:r>
-    </w:p>
-    <w:bookmarkEnd w:id="60"/>
-    <w:bookmarkStart w:id="65" w:name="X5a65c9f062a746134aeda9722794f69955b2bea"/>
+        <w:t xml:space="preserve">, the price of a diamond is related to several features of the diamond.</w:t>
+      </w:r>
+    </w:p>
+    <w:bookmarkEnd w:id="70"/>
+    <w:bookmarkStart w:id="75" w:name="X5a65c9f062a746134aeda9722794f69955b2bea"/>
     <w:p>
       <w:pPr>
         <w:pStyle w:val="Heading2"/>
@@ -1840,7 +3607,7 @@
         <w:t xml:space="preserve">.</w:t>
       </w:r>
     </w:p>
-    <w:bookmarkStart w:id="64" w:name="fig-twocolumn"/>
+    <w:bookmarkStart w:id="74" w:name="fig-twocolumn"/>
     <w:p>
       <w:pPr>
         <w:pStyle w:val="FigureTitle"/>
@@ -1866,18 +3633,18 @@
           <wp:inline>
             <wp:extent cx="5727031" cy="2772075"/>
             <wp:effectExtent b="0" l="0" r="0" t="0"/>
-            <wp:docPr descr="" title="" id="62" name="Picture"/>
+            <wp:docPr descr="" title="" id="72" name="Picture"/>
             <a:graphic>
               <a:graphicData uri="http://schemas.openxmlformats.org/drawingml/2006/picture">
                 <pic:pic>
                   <pic:nvPicPr>
-                    <pic:cNvPr descr="example_files/figure-docx/fig-twocolumn-1.png" id="63" name="Picture"/>
+                    <pic:cNvPr descr="example_files/figure-docx/fig-twocolumn-1.png" id="73" name="Picture"/>
                     <pic:cNvPicPr>
                       <a:picLocks noChangeArrowheads="1" noChangeAspect="1"/>
                     </pic:cNvPicPr>
                   </pic:nvPicPr>
                   <pic:blipFill>
-                    <a:blip r:embed="rId61"/>
+                    <a:blip r:embed="rId71"/>
                     <a:stretch>
                       <a:fillRect/>
                     </a:stretch>
@@ -1904,7 +3671,7 @@
         </w:drawing>
       </w:r>
     </w:p>
-    <w:bookmarkEnd w:id="64"/>
+    <w:bookmarkEnd w:id="74"/>
     <w:p>
       <w:pPr>
         <w:pStyle w:val="FigureNote"/>
@@ -1917,11 +3684,11 @@
         <w:t xml:space="preserve">Note</w:t>
       </w:r>
       <w:r>
-        <w:t xml:space="preserve">. Figures in two-column mode are only different for jou mode in .pdf documents</w:t>
-      </w:r>
-    </w:p>
-    <w:bookmarkEnd w:id="65"/>
-    <w:bookmarkStart w:id="68" w:name="using-footnotes"/>
+        <w:t xml:space="preserve">. Figures in two-column mode are only different for jou mode in .pdf documents</w:t>
+      </w:r>
+    </w:p>
+    <w:bookmarkEnd w:id="75"/>
+    <w:bookmarkStart w:id="78" w:name="using-footnotes"/>
     <w:p>
       <w:pPr>
         <w:pStyle w:val="Heading2"/>
@@ -1956,7 +3723,7 @@
         <w:rPr>
           <w:rStyle w:val="FootnoteReference"/>
         </w:rPr>
-        <w:footnoteReference w:id="66"/>
+        <w:footnoteReference w:id="76"/>
       </w:r>
       <w:r>
         <w:t xml:space="preserve"> </w:t>
@@ -1995,7 +3762,7 @@
         <w:rPr>
           <w:rStyle w:val="FootnoteReference"/>
         </w:rPr>
-        <w:footnoteReference w:id="67"/>
+        <w:footnoteReference w:id="77"/>
       </w:r>
     </w:p>
     <w:p>
@@ -2006,8 +3773,8 @@
         <w:t xml:space="preserve">A regular paragraph without any indentation is not part of the footnote and will be part of the main body of the document.</w:t>
       </w:r>
     </w:p>
-    <w:bookmarkEnd w:id="68"/>
-    <w:bookmarkStart w:id="69" w:name="hypotheses-aims-and-objectives"/>
+    <w:bookmarkEnd w:id="78"/>
+    <w:bookmarkStart w:id="79" w:name="hypotheses-aims-and-objectives"/>
     <w:p>
       <w:pPr>
         <w:pStyle w:val="Heading2"/>
@@ -2024,9 +3791,9 @@
         <w:t xml:space="preserve">The last paragraph of the introduction usually states the specific hypotheses of the study, often in a way that links them to the research design.</w:t>
       </w:r>
     </w:p>
-    <w:bookmarkEnd w:id="69"/>
-    <w:bookmarkEnd w:id="70"/>
-    <w:bookmarkStart w:id="77" w:name="method"/>
+    <w:bookmarkEnd w:id="79"/>
+    <w:bookmarkEnd w:id="80"/>
+    <w:bookmarkStart w:id="87" w:name="method"/>
     <w:p>
       <w:pPr>
         <w:pStyle w:val="Heading1"/>
@@ -2040,20 +3807,12 @@
         <w:pStyle w:val="FirstParagraph"/>
       </w:pPr>
       <w:r>
-        <w:t xml:space="preserve">General remarks on method. This paragraph is optional.</w:t>
-      </w:r>
-    </w:p>
-    <w:p>
-      <w:pPr>
-        <w:pStyle w:val="BodyText"/>
-      </w:pPr>
-      <w:r>
-        <w:t xml:space="preserve">Not all papers require each of these sections. Edit them as needed. Consult the</w:t>
-      </w:r>
-      <w:r>
-        <w:t xml:space="preserve"> </w:t>
-      </w:r>
-      <w:hyperlink r:id="rId71">
+        <w:t xml:space="preserve">General remarks on method. This paragraph is optional. Not all papers require each of these sections. Edit them as needed. Consult the</w:t>
+      </w:r>
+      <w:r>
+        <w:t xml:space="preserve"> </w:t>
+      </w:r>
+      <w:hyperlink r:id="rId81">
         <w:r>
           <w:rPr>
             <w:rStyle w:val="Hyperlink"/>
@@ -2068,7 +3827,7 @@
         <w:t xml:space="preserve">for what is needed for your type of article.</w:t>
       </w:r>
     </w:p>
-    <w:bookmarkStart w:id="72" w:name="participants"/>
+    <w:bookmarkStart w:id="82" w:name="participants"/>
     <w:p>
       <w:pPr>
         <w:pStyle w:val="Heading2"/>
@@ -2085,8 +3844,8 @@
         <w:t xml:space="preserve">Who are they? How were they recruited? Report criteria for participant inclusion and exclusion. Perhaps some basic demographic stats are in order. A table is a great way to avoid repetition in statistical reporting.</w:t>
       </w:r>
     </w:p>
-    <w:bookmarkEnd w:id="72"/>
-    <w:bookmarkStart w:id="75" w:name="measures"/>
+    <w:bookmarkEnd w:id="82"/>
+    <w:bookmarkStart w:id="85" w:name="measures"/>
     <w:p>
       <w:pPr>
         <w:pStyle w:val="Heading2"/>
@@ -2132,7 +3891,7 @@
         <w:t xml:space="preserve">. Whatever tools, equipment, or measurement devices used in the study should be described.</w:t>
       </w:r>
     </w:p>
-    <w:bookmarkStart w:id="73" w:name="measure-a"/>
+    <w:bookmarkStart w:id="83" w:name="measure-a"/>
     <w:p>
       <w:pPr>
         <w:pStyle w:val="Heading3"/>
@@ -2149,8 +3908,8 @@
         <w:t xml:space="preserve">Describe Measure A.</w:t>
       </w:r>
     </w:p>
-    <w:bookmarkEnd w:id="73"/>
-    <w:bookmarkStart w:id="74" w:name="measure-b"/>
+    <w:bookmarkEnd w:id="83"/>
+    <w:bookmarkStart w:id="84" w:name="measure-b"/>
     <w:p>
       <w:pPr>
         <w:pStyle w:val="Heading3"/>
@@ -2259,9 +4018,9 @@
         <w:t xml:space="preserve">A paragraph after a 5th-level header will appear on the same line as the header.</w:t>
       </w:r>
     </w:p>
-    <w:bookmarkEnd w:id="74"/>
-    <w:bookmarkEnd w:id="75"/>
-    <w:bookmarkStart w:id="76" w:name="procedure"/>
+    <w:bookmarkEnd w:id="84"/>
+    <w:bookmarkEnd w:id="85"/>
+    <w:bookmarkStart w:id="86" w:name="procedure"/>
     <w:p>
       <w:pPr>
         <w:pStyle w:val="Heading2"/>
@@ -2278,9 +4037,9 @@
         <w:t xml:space="preserve">What did participants do? How are the data going to be analyzed?</w:t>
       </w:r>
     </w:p>
-    <w:bookmarkEnd w:id="76"/>
-    <w:bookmarkEnd w:id="77"/>
-    <w:bookmarkStart w:id="81" w:name="results"/>
+    <w:bookmarkEnd w:id="86"/>
+    <w:bookmarkEnd w:id="87"/>
+    <w:bookmarkStart w:id="91" w:name="results"/>
     <w:p>
       <w:pPr>
         <w:pStyle w:val="Heading1"/>
@@ -2289,7 +4048,7 @@
         <w:t xml:space="preserve">Results</w:t>
       </w:r>
     </w:p>
-    <w:bookmarkStart w:id="80" w:name="descriptive-statistics"/>
+    <w:bookmarkStart w:id="90" w:name="descriptive-statistics"/>
     <w:p>
       <w:pPr>
         <w:pStyle w:val="Heading2"/>
@@ -2325,7 +4084,7 @@
         <w:t xml:space="preserve">is an example of a plain markdown table. Note the that the caption begins with a colon.</w:t>
       </w:r>
     </w:p>
-    <w:bookmarkStart w:id="79" w:name="tbl-mymarkdowntable2"/>
+    <w:bookmarkStart w:id="89" w:name="tbl-mymarkdowntable2"/>
     <w:p>
       <w:pPr>
         <w:pStyle w:val="FigureTitle"/>
@@ -2342,7 +4101,7 @@
         <w:t xml:space="preserve">My Caption.</w:t>
       </w:r>
     </w:p>
-    <w:bookmarkStart w:id="78" w:name="tbl-mymarkdowntable2"/>
+    <w:bookmarkStart w:id="88" w:name="tbl-mymarkdowntable2"/>
     <w:tbl>
       <w:tblPr>
         <w:tblStyle w:val="Table"/>
@@ -2461,8 +4220,8 @@
         </w:tc>
       </w:tr>
     </w:tbl>
-    <w:bookmarkEnd w:id="78"/>
-    <w:bookmarkEnd w:id="79"/>
+    <w:bookmarkEnd w:id="88"/>
+    <w:bookmarkEnd w:id="89"/>
     <w:p>
       <w:pPr>
         <w:pStyle w:val="FigureNote"/>
@@ -2475,12 +4234,12 @@
         <w:t xml:space="preserve">Note</w:t>
       </w:r>
       <w:r>
-        <w:t xml:space="preserve">. My note</w:t>
-      </w:r>
-    </w:p>
-    <w:bookmarkEnd w:id="80"/>
-    <w:bookmarkEnd w:id="81"/>
-    <w:bookmarkStart w:id="84" w:name="discussion"/>
+        <w:t xml:space="preserve">. My note</w:t>
+      </w:r>
+    </w:p>
+    <w:bookmarkEnd w:id="90"/>
+    <w:bookmarkEnd w:id="91"/>
+    <w:bookmarkStart w:id="94" w:name="discussion"/>
     <w:p>
       <w:pPr>
         <w:pStyle w:val="Heading1"/>
@@ -2500,7 +4259,7 @@
         <w:t xml:space="preserve"> </w:t>
       </w:r>
     </w:p>
-    <w:bookmarkStart w:id="82" w:name="limitations-and-future-directions"/>
+    <w:bookmarkStart w:id="92" w:name="limitations-and-future-directions"/>
     <w:p>
       <w:pPr>
         <w:pStyle w:val="Heading2"/>
@@ -2517,8 +4276,8 @@
         <w:t xml:space="preserve">Every study has limitations. Based on this study, some additional steps might include…</w:t>
       </w:r>
     </w:p>
-    <w:bookmarkEnd w:id="82"/>
-    <w:bookmarkStart w:id="83" w:name="conclusion"/>
+    <w:bookmarkEnd w:id="92"/>
+    <w:bookmarkStart w:id="93" w:name="conclusion"/>
     <w:p>
       <w:pPr>
         <w:pStyle w:val="Heading2"/>
@@ -2535,9 +4294,9 @@
         <w:t xml:space="preserve">Describe the main point of the paper.</w:t>
       </w:r>
     </w:p>
-    <w:bookmarkEnd w:id="83"/>
-    <w:bookmarkEnd w:id="84"/>
-    <w:bookmarkStart w:id="91" w:name="references"/>
+    <w:bookmarkEnd w:id="93"/>
+    <w:bookmarkEnd w:id="94"/>
+    <w:bookmarkStart w:id="104" w:name="references"/>
     <w:p>
       <w:pPr>
         <w:pStyle w:val="Heading1"/>
@@ -2546,8 +4305,16 @@
         <w:t xml:space="preserve">References</w:t>
       </w:r>
     </w:p>
-    <w:bookmarkStart w:id="90" w:name="refs"/>
-    <w:bookmarkStart w:id="85" w:name="ref-austenMansfieldPark1990"/>
+    <w:p>
+      <w:pPr>
+        <w:pStyle w:val="FirstParagraph"/>
+      </w:pPr>
+      <w:r>
+        <w:t xml:space="preserve">References marked with an asterisk indicate studies included in the meta-analysis.</w:t>
+      </w:r>
+    </w:p>
+    <w:bookmarkStart w:id="103" w:name="refs"/>
+    <w:bookmarkStart w:id="95" w:name="ref-austenMansfieldPark1990"/>
     <w:p>
       <w:pPr>
         <w:pStyle w:val="Bibliography"/>
@@ -2590,8 +4357,123 @@
         <w:t xml:space="preserve">. Oxford University Press. (Original work published 1814)</w:t>
       </w:r>
     </w:p>
-    <w:bookmarkEnd w:id="85"/>
-    <w:bookmarkStart w:id="87" w:name="ref-CameronTrivedi2013"/>
+    <w:bookmarkEnd w:id="95"/>
+    <w:bookmarkStart w:id="96" w:name="ref-bentley1929instructions"/>
+    <w:p>
+      <w:pPr>
+        <w:pStyle w:val="Bibliography"/>
+      </w:pPr>
+      <w:r>
+        <w:t xml:space="preserve">*Bentley, M., Peerenboom, C., Hodge, F., Passano, E. B., Warren, H., &amp; Washburn, M. (1929). Instructions in regard to preparation of manuscript.</w:t>
+      </w:r>
+      <w:r>
+        <w:t xml:space="preserve"> </w:t>
+      </w:r>
+      <w:r>
+        <w:rPr>
+          <w:i/>
+          <w:iCs/>
+        </w:rPr>
+        <w:t xml:space="preserve">Psychological Bulletin</w:t>
+      </w:r>
+      <w:r>
+        <w:t xml:space="preserve">,</w:t>
+      </w:r>
+      <w:r>
+        <w:t xml:space="preserve"> </w:t>
+      </w:r>
+      <w:r>
+        <w:rPr>
+          <w:i/>
+          <w:iCs/>
+        </w:rPr>
+        <w:t xml:space="preserve">26</w:t>
+      </w:r>
+      <w:r>
+        <w:t xml:space="preserve">(2), 57.</w:t>
+      </w:r>
+    </w:p>
+    <w:bookmarkEnd w:id="96"/>
+    <w:bookmarkStart w:id="97" w:name="ref-brownHowKilledPluto2012"/>
+    <w:p>
+      <w:pPr>
+        <w:pStyle w:val="Bibliography"/>
+      </w:pPr>
+      <w:r>
+        <w:t xml:space="preserve">Brown, M. (2012).</w:t>
+      </w:r>
+      <w:r>
+        <w:t xml:space="preserve"> </w:t>
+      </w:r>
+      <w:r>
+        <w:rPr>
+          <w:i/>
+          <w:iCs/>
+        </w:rPr>
+        <w:t xml:space="preserve">How</w:t>
+      </w:r>
+      <w:r>
+        <w:rPr>
+          <w:i/>
+          <w:iCs/>
+        </w:rPr>
+        <w:t xml:space="preserve"> </w:t>
+      </w:r>
+      <w:r>
+        <w:rPr>
+          <w:i/>
+          <w:iCs/>
+        </w:rPr>
+        <w:t xml:space="preserve">I</w:t>
+      </w:r>
+      <w:r>
+        <w:rPr>
+          <w:i/>
+          <w:iCs/>
+        </w:rPr>
+        <w:t xml:space="preserve"> </w:t>
+      </w:r>
+      <w:r>
+        <w:rPr>
+          <w:i/>
+          <w:iCs/>
+        </w:rPr>
+        <w:t xml:space="preserve">killed</w:t>
+      </w:r>
+      <w:r>
+        <w:rPr>
+          <w:i/>
+          <w:iCs/>
+        </w:rPr>
+        <w:t xml:space="preserve"> </w:t>
+      </w:r>
+      <w:r>
+        <w:rPr>
+          <w:i/>
+          <w:iCs/>
+        </w:rPr>
+        <w:t xml:space="preserve">Pluto</w:t>
+      </w:r>
+      <w:r>
+        <w:rPr>
+          <w:i/>
+          <w:iCs/>
+        </w:rPr>
+        <w:t xml:space="preserve"> </w:t>
+      </w:r>
+      <w:r>
+        <w:rPr>
+          <w:i/>
+          <w:iCs/>
+        </w:rPr>
+        <w:t xml:space="preserve">and why it had it coming</w:t>
+      </w:r>
+      <w:r>
+        <w:t xml:space="preserve">. Spiegel &amp; Grau.</w:t>
+      </w:r>
+    </w:p>
+    <w:bookmarkEnd w:id="97"/>
+    <w:bookmarkStart w:id="99" w:name="ref-CameronTrivedi2013"/>
     <w:p>
       <w:pPr>
         <w:pStyle w:val="Bibliography"/>
@@ -2618,7 +4500,7 @@
       <w:r>
         <w:t xml:space="preserve"> </w:t>
       </w:r>
-      <w:hyperlink r:id="rId86">
+      <w:hyperlink r:id="rId98">
         <w:r>
           <w:rPr>
             <w:rStyle w:val="Hyperlink"/>
@@ -2627,8 +4509,34 @@
         </w:r>
       </w:hyperlink>
     </w:p>
-    <w:bookmarkEnd w:id="87"/>
-    <w:bookmarkStart w:id="89" w:name="ref-schneider2012cattell"/>
+    <w:bookmarkEnd w:id="99"/>
+    <w:bookmarkStart w:id="100" w:name="ref-cohen2003applied"/>
+    <w:p>
+      <w:pPr>
+        <w:pStyle w:val="Bibliography"/>
+      </w:pPr>
+      <w:r>
+        <w:t xml:space="preserve">*Cohen, J., Cohen, P., West, S. G., &amp; Aiken, L. S. (2003).</w:t>
+      </w:r>
+      <w:r>
+        <w:t xml:space="preserve"> </w:t>
+      </w:r>
+      <w:r>
+        <w:rPr>
+          <w:i/>
+          <w:iCs/>
+        </w:rPr>
+        <w:t xml:space="preserve">Applied multiple regression/correlation analysis for the behavioral sciences</w:t>
+      </w:r>
+      <w:r>
+        <w:t xml:space="preserve"> </w:t>
+      </w:r>
+      <w:r>
+        <w:t xml:space="preserve">(3rd ed.). Lawrence Erlbaum Associates.</w:t>
+      </w:r>
+    </w:p>
+    <w:bookmarkEnd w:id="100"/>
+    <w:bookmarkStart w:id="102" w:name="ref-schneider2012cattell"/>
     <w:p>
       <w:pPr>
         <w:pStyle w:val="Bibliography"/>
@@ -2688,7 +4596,7 @@
       <w:r>
         <w:t xml:space="preserve"> </w:t>
       </w:r>
-      <w:hyperlink r:id="rId88">
+      <w:hyperlink r:id="rId101">
         <w:r>
           <w:rPr>
             <w:rStyle w:val="Hyperlink"/>
@@ -2697,14 +4605,14 @@
         </w:r>
       </w:hyperlink>
     </w:p>
-    <w:bookmarkEnd w:id="89"/>
-    <w:bookmarkEnd w:id="90"/>
+    <w:bookmarkEnd w:id="102"/>
+    <w:bookmarkEnd w:id="103"/>
     <w:p>
       <w:r>
         <w:br w:type="page"/>
       </w:r>
     </w:p>
-    <w:bookmarkEnd w:id="91"/>
+    <w:bookmarkEnd w:id="104"/>
     <w:p>
       <w:pPr>
         <w:pStyle w:val="Heading1"/>
@@ -2713,13 +4621,13 @@
         <w:t xml:space="preserve">Appendix A</w:t>
       </w:r>
     </w:p>
-    <w:bookmarkStart w:id="94" w:name="apx-a"/>
+    <w:bookmarkStart w:id="106" w:name="apx-a"/>
     <w:p>
       <w:pPr>
         <w:pStyle w:val="Heading1"/>
       </w:pPr>
       <w:r>
-        <w:t xml:space="preserve">My Appendix Title</w:t>
+        <w:t xml:space="preserve">My Appendix</w:t>
       </w:r>
     </w:p>
     <w:p>
@@ -2727,7 +4635,7 @@
         <w:pStyle w:val="FirstParagraph"/>
       </w:pPr>
       <w:r>
-        <w:t xml:space="preserve">Appendices are created as level 1 headings with an identifier with an</w:t>
+        <w:t xml:space="preserve">Any level 1 heading after the reference section (if it exists) is an appendix. If you do not specify a reference section, you will need to give the level-1 heading an identifier with an</w:t>
       </w:r>
       <w:r>
         <w:t xml:space="preserve"> </w:t>
@@ -2742,7 +4650,7 @@
         <w:t xml:space="preserve"> </w:t>
       </w:r>
       <w:r>
-        <w:t xml:space="preserve">prefix. Appendix titles should be in title case and should describe the content of the appendix.</w:t>
+        <w:t xml:space="preserve">prefix. For example,</w:t>
       </w:r>
     </w:p>
     <w:p>
@@ -2750,7 +4658,41 @@
         <w:pStyle w:val="BodyText"/>
       </w:pPr>
       <w:r>
-        <w:t xml:space="preserve">If there is only one appendix, the label automatically inserted above the the appendix title will be</w:t>
+        <w:rPr>
+          <w:rStyle w:val="VerbatimChar"/>
+        </w:rPr>
+        <w:t xml:space="preserve"># My Appendix {#apx-a}</w:t>
+      </w:r>
+    </w:p>
+    <w:p>
+      <w:pPr>
+        <w:pStyle w:val="BodyText"/>
+      </w:pPr>
+      <w:r>
+        <w:t xml:space="preserve">Appendices are created as level 1 headings with an</w:t>
+      </w:r>
+      <w:r>
+        <w:t xml:space="preserve"> </w:t>
+      </w:r>
+      <w:r>
+        <w:rPr>
+          <w:rStyle w:val="VerbatimChar"/>
+        </w:rPr>
+        <w:t xml:space="preserve">#apx-</w:t>
+      </w:r>
+      <w:r>
+        <w:t xml:space="preserve"> </w:t>
+      </w:r>
+      <w:r>
+        <w:t xml:space="preserve">prefix in the identifier. Appendix titles should be in title case and should describe the content of the appendix.</w:t>
+      </w:r>
+    </w:p>
+    <w:p>
+      <w:pPr>
+        <w:pStyle w:val="BodyText"/>
+      </w:pPr>
+      <w:r>
+        <w:t xml:space="preserve">If there is only one appendix, the label inserted above the the appendix title will be</w:t>
       </w:r>
       <w:r>
         <w:t xml:space="preserve"> </w:t>
@@ -2866,13 +4808,24 @@
       <w:pPr>
         <w:pStyle w:val="BodyText"/>
       </w:pPr>
-      <w:r>
-        <w:t xml:space="preserve">This is an appendix with a table using markdown (see</w:t>
-      </w:r>
-      <w:r>
-        <w:t xml:space="preserve"> </w:t>
-      </w:r>
-      <w:hyperlink w:anchor="tbl-letters">
+      <w:hyperlink w:anchor="apx-a">
+        <w:r>
+          <w:rPr>
+            <w:rStyle w:val="Hyperlink"/>
+          </w:rPr>
+          <w:t xml:space="preserve">Appendix A</w:t>
+        </w:r>
+      </w:hyperlink>
+      <w:r>
+        <w:t xml:space="preserve"> </w:t>
+      </w:r>
+      <w:r>
+        <w:t xml:space="preserve">is an appendix with a contingency table (see</w:t>
+      </w:r>
+      <w:r>
+        <w:t xml:space="preserve"> </w:t>
+      </w:r>
+      <w:hyperlink w:anchor="tbl-chisq">
         <w:r>
           <w:rPr>
             <w:rStyle w:val="Hyperlink"/>
@@ -2884,7 +4837,7 @@
         <w:t xml:space="preserve">).</w:t>
       </w:r>
     </w:p>
-    <w:bookmarkStart w:id="93" w:name="tbl-letters"/>
+    <w:bookmarkStart w:id="105" w:name="tbl-chisq"/>
     <w:p>
       <w:pPr>
         <w:pStyle w:val="FigureTitle"/>
@@ -2898,200 +4851,1598 @@
         <w:pStyle w:val="Caption"/>
       </w:pPr>
       <w:r>
-        <w:t xml:space="preserve">My Caption</w:t>
-      </w:r>
-    </w:p>
-    <w:bookmarkStart w:id="92" w:name="tbl-letters"/>
-    <w:tbl>
+        <w:t xml:space="preserve">Contingency table</w:t>
+      </w:r>
+    </w:p>
+    <w:tbl xmlns:w="http://schemas.openxmlformats.org/wordprocessingml/2006/main" xmlns:r="http://schemas.openxmlformats.org/officeDocument/2006/relationships" xmlns:w14="http://schemas.microsoft.com/office/word/2010/wordml" xmlns:wp="http://schemas.openxmlformats.org/drawingml/2006/wordprocessingDrawing" xmlns:a="http://schemas.openxmlformats.org/drawingml/2006/main" xmlns:pic="http://schemas.openxmlformats.org/drawingml/2006/picture">
       <w:tblPr>
-        <w:tblStyle w:val="Table"/>
-        <w:tblW w:type="auto" w:w="0"/>
-        <w:tblLook w:firstRow="1" w:lastRow="0" w:firstColumn="0" w:lastColumn="0" w:noHBand="0" w:noVBand="0" w:val="0020"/>
+        <w:tblLayout w:type="fixed"/>
+        <w:jc w:val="start"/>
+        <w:tblLook w:firstRow="1" w:lastRow="0" w:firstColumn="0" w:lastColumn="0" w:noHBand="0" w:noVBand="1"/>
       </w:tblPr>
       <w:tblGrid>
-        <w:gridCol w:w="2640"/>
-        <w:gridCol w:w="2640"/>
-        <w:gridCol w:w="2640"/>
+        <w:gridCol w:w="2276"/>
+        <w:gridCol w:w="1265"/>
+        <w:gridCol w:w="2467"/>
+        <w:gridCol w:w="886"/>
+        <w:gridCol w:w="2467"/>
       </w:tblGrid>
       <w:tr>
         <w:trPr>
-          <w:tblHeader w:val="on"/>
+          <w:trHeight w:val="360" w:hRule="auto"/>
+          <w:tblHeader/>
         </w:trPr>
+        header1
         <w:tc>
-          <w:tcPr/>
+          <w:tcPr>
+            <w:vMerge w:val="restart"/>
+            <w:tcBorders>
+              <w:bottom w:val="single" w:sz="4" w:space="0" w:color="000000"/>
+              <w:top w:val="single" w:sz="4" w:space="0" w:color="000000"/>
+              <w:left w:val="none" w:sz="0" w:space="0" w:color="FFFFFF"/>
+              <w:right w:val="none" w:sz="0" w:space="0" w:color="FFFFFF"/>
+            </w:tcBorders>
+            <w:shd w:val="clear" w:color="auto" w:fill="FFFFFF"/>
+            <w:tcMar>
+              <w:top w:w="0" w:type="dxa"/>
+              <w:bottom w:w="0" w:type="dxa"/>
+              <w:left w:w="0" w:type="dxa"/>
+              <w:right w:w="0" w:type="dxa"/>
+            </w:tcMar>
+            <w:vAlign w:val="top"/>
+          </w:tcPr>
           <w:p>
             <w:pPr>
-              <w:pStyle w:val="Compact"/>
-              <w:jc w:val="left"/>
+              <w:pStyle w:pstlname="Normal"/>
+              <w:jc w:val="center"/>
+              <w:pBdr>
+                <w:bottom w:val="none" w:sz="0" w:space="0" w:color="000000"/>
+                <w:top w:val="none" w:sz="0" w:space="0" w:color="000000"/>
+                <w:left w:val="none" w:sz="0" w:space="0" w:color="000000"/>
+                <w:right w:val="none" w:sz="0" w:space="0" w:color="000000"/>
+              </w:pBdr>
+              <w:spacing w:after="160" w:before="160" w:line="240"/>
+              <w:ind w:left="60" w:right="60" w:firstLine="0" w:firstLineChars="0"/>
+              <w:rPr>
+                <w:rFonts w:ascii="Times New Roman" w:hAnsi="Times New Roman" w:eastAsia="Times New Roman" w:cs="Times New Roman"/>
+                <w:i w:val="false"/>
+                <w:b w:val="false"/>
+                <w:u w:val="none"/>
+                <w:sz w:val="24"/>
+                <w:szCs w:val="24"/>
+                <w:color w:val="000000"/>
+              </w:rPr>
             </w:pPr>
-            <w:r>
-              <w:t xml:space="preserve">Col 1</w:t>
+            <w:r xmlns:w="http://schemas.openxmlformats.org/wordprocessingml/2006/main" xmlns:wp="http://schemas.openxmlformats.org/drawingml/2006/wordprocessingDrawing" xmlns:r="http://schemas.openxmlformats.org/officeDocument/2006/relationships" xmlns:w14="http://schemas.microsoft.com/office/word/2010/wordml">
+              <w:rPr>
+                <w:rFonts w:ascii="Times New Roman" w:hAnsi="Times New Roman" w:eastAsia="Times New Roman" w:cs="Times New Roman"/>
+                <w:i w:val="false"/>
+                <w:b w:val="false"/>
+                <w:u w:val="none"/>
+                <w:sz w:val="24"/>
+                <w:szCs w:val="24"/>
+                <w:color w:val="000000"/>
+              </w:rPr>
+              <w:t xml:space="preserve">Gears</w:t>
             </w:r>
           </w:p>
         </w:tc>
         <w:tc>
-          <w:tcPr/>
+          <w:tcPr>
+            <w:gridSpan w:val="2"/>
+            <w:tcBorders>
+              <w:bottom w:val="single" w:sz="4" w:space="0" w:color="000000"/>
+              <w:top w:val="single" w:sz="4" w:space="0" w:color="000000"/>
+              <w:left w:val="none" w:sz="0" w:space="0" w:color="FFFFFF"/>
+              <w:right w:val="none" w:sz="0" w:space="0" w:color="FFFFFF"/>
+            </w:tcBorders>
+            <w:shd w:val="clear" w:color="auto" w:fill="FFFFFF"/>
+            <w:tcMar>
+              <w:top w:w="0" w:type="dxa"/>
+              <w:bottom w:w="0" w:type="dxa"/>
+              <w:left w:w="0" w:type="dxa"/>
+              <w:right w:w="0" w:type="dxa"/>
+            </w:tcMar>
+            <w:vAlign w:val="top"/>
+          </w:tcPr>
           <w:p>
             <w:pPr>
-              <w:pStyle w:val="Compact"/>
-              <w:jc w:val="left"/>
+              <w:pStyle w:pstlname="Normal"/>
+              <w:jc w:val="center"/>
+              <w:pBdr>
+                <w:bottom w:val="none" w:sz="0" w:space="0" w:color="000000"/>
+                <w:top w:val="none" w:sz="0" w:space="0" w:color="000000"/>
+                <w:left w:val="none" w:sz="0" w:space="0" w:color="000000"/>
+                <w:right w:val="none" w:sz="0" w:space="0" w:color="000000"/>
+              </w:pBdr>
+              <w:spacing w:after="160" w:before="160" w:line="240"/>
+              <w:ind w:left="60" w:right="60" w:firstLine="0" w:firstLineChars="0"/>
+              <w:rPr>
+                <w:rFonts w:ascii="Times New Roman" w:hAnsi="Times New Roman" w:eastAsia="Times New Roman" w:cs="Times New Roman"/>
+                <w:i w:val="false"/>
+                <w:b w:val="false"/>
+                <w:u w:val="none"/>
+                <w:sz w:val="24"/>
+                <w:szCs w:val="24"/>
+                <w:color w:val="000000"/>
+              </w:rPr>
             </w:pPr>
-            <w:r>
-              <w:t xml:space="preserve">Col 2</w:t>
+            <w:r xmlns:w="http://schemas.openxmlformats.org/wordprocessingml/2006/main" xmlns:wp="http://schemas.openxmlformats.org/drawingml/2006/wordprocessingDrawing" xmlns:r="http://schemas.openxmlformats.org/officeDocument/2006/relationships" xmlns:w14="http://schemas.microsoft.com/office/word/2010/wordml">
+              <w:rPr>
+                <w:rFonts w:ascii="Times New Roman" w:hAnsi="Times New Roman" w:eastAsia="Times New Roman" w:cs="Times New Roman"/>
+                <w:i w:val="false"/>
+                <w:b w:val="false"/>
+                <w:u w:val="none"/>
+                <w:sz w:val="24"/>
+                <w:szCs w:val="24"/>
+                <w:color w:val="000000"/>
+              </w:rPr>
+              <w:t xml:space="preserve">Automatic</w:t>
             </w:r>
           </w:p>
         </w:tc>
         <w:tc>
-          <w:tcPr/>
+          <w:tcPr>
+            <w:gridSpan w:val="2"/>
+            <w:tcBorders>
+              <w:bottom w:val="single" w:sz="4" w:space="0" w:color="000000"/>
+              <w:top w:val="single" w:sz="4" w:space="0" w:color="000000"/>
+              <w:left w:val="none" w:sz="0" w:space="0" w:color="FFFFFF"/>
+              <w:right w:val="none" w:sz="0" w:space="0" w:color="FFFFFF"/>
+            </w:tcBorders>
+            <w:shd w:val="clear" w:color="auto" w:fill="FFFFFF"/>
+            <w:tcMar>
+              <w:top w:w="0" w:type="dxa"/>
+              <w:bottom w:w="0" w:type="dxa"/>
+              <w:left w:w="0" w:type="dxa"/>
+              <w:right w:w="0" w:type="dxa"/>
+            </w:tcMar>
+            <w:vAlign w:val="top"/>
+          </w:tcPr>
           <w:p>
             <w:pPr>
-              <w:pStyle w:val="Compact"/>
-              <w:jc w:val="left"/>
+              <w:pStyle w:pstlname="Normal"/>
+              <w:jc w:val="center"/>
+              <w:pBdr>
+                <w:bottom w:val="none" w:sz="0" w:space="0" w:color="000000"/>
+                <w:top w:val="none" w:sz="0" w:space="0" w:color="000000"/>
+                <w:left w:val="none" w:sz="0" w:space="0" w:color="000000"/>
+                <w:right w:val="none" w:sz="0" w:space="0" w:color="000000"/>
+              </w:pBdr>
+              <w:spacing w:after="160" w:before="160" w:line="240"/>
+              <w:ind w:left="60" w:right="60" w:firstLine="0" w:firstLineChars="0"/>
+              <w:rPr>
+                <w:rFonts w:ascii="Times New Roman" w:hAnsi="Times New Roman" w:eastAsia="Times New Roman" w:cs="Times New Roman"/>
+                <w:i w:val="false"/>
+                <w:b w:val="false"/>
+                <w:u w:val="none"/>
+                <w:sz w:val="24"/>
+                <w:szCs w:val="24"/>
+                <w:color w:val="000000"/>
+              </w:rPr>
             </w:pPr>
-            <w:r>
-              <w:t xml:space="preserve">Col 3</w:t>
+            <w:r xmlns:w="http://schemas.openxmlformats.org/wordprocessingml/2006/main" xmlns:wp="http://schemas.openxmlformats.org/drawingml/2006/wordprocessingDrawing" xmlns:r="http://schemas.openxmlformats.org/officeDocument/2006/relationships" xmlns:w14="http://schemas.microsoft.com/office/word/2010/wordml">
+              <w:rPr>
+                <w:rFonts w:ascii="Times New Roman" w:hAnsi="Times New Roman" w:eastAsia="Times New Roman" w:cs="Times New Roman"/>
+                <w:i w:val="false"/>
+                <w:b w:val="false"/>
+                <w:u w:val="none"/>
+                <w:sz w:val="24"/>
+                <w:szCs w:val="24"/>
+                <w:color w:val="000000"/>
+              </w:rPr>
+              <w:t xml:space="preserve">Manual</w:t>
             </w:r>
           </w:p>
         </w:tc>
       </w:tr>
       <w:tr>
+        <w:trPr>
+          <w:trHeight w:val="360" w:hRule="auto"/>
+          <w:tblHeader/>
+        </w:trPr>
+        header2
         <w:tc>
-          <w:tcPr/>
+          <w:tcPr>
+            <w:vMerge/>
+            <w:tcBorders>
+              <w:bottom w:val="single" w:sz="4" w:space="0" w:color="000000"/>
+              <w:top w:val="single" w:sz="4" w:space="0" w:color="000000"/>
+              <w:left w:val="none" w:sz="0" w:space="0" w:color="FFFFFF"/>
+              <w:right w:val="none" w:sz="0" w:space="0" w:color="FFFFFF"/>
+            </w:tcBorders>
+            <w:shd w:val="clear" w:color="auto" w:fill="FFFFFF"/>
+            <w:tcMar>
+              <w:top w:w="0" w:type="dxa"/>
+              <w:bottom w:w="0" w:type="dxa"/>
+              <w:left w:w="0" w:type="dxa"/>
+              <w:right w:w="0" w:type="dxa"/>
+            </w:tcMar>
+            <w:vAlign w:val="top"/>
+          </w:tcPr>
           <w:p>
             <w:pPr>
-              <w:pStyle w:val="Compact"/>
-              <w:jc w:val="left"/>
+              <w:pStyle w:pstlname="Normal"/>
+              <w:jc w:val="center"/>
+              <w:pBdr>
+                <w:bottom w:val="none" w:sz="0" w:space="0" w:color="000000"/>
+                <w:top w:val="none" w:sz="0" w:space="0" w:color="000000"/>
+                <w:left w:val="none" w:sz="0" w:space="0" w:color="000000"/>
+                <w:right w:val="none" w:sz="0" w:space="0" w:color="000000"/>
+              </w:pBdr>
+              <w:spacing w:after="160" w:before="160" w:line="240"/>
+              <w:ind w:left="60" w:right="60" w:firstLine="0" w:firstLineChars="0"/>
+              <w:rPr>
+                <w:rFonts w:ascii="Times New Roman" w:hAnsi="Times New Roman" w:eastAsia="Times New Roman" w:cs="Times New Roman"/>
+                <w:i w:val="false"/>
+                <w:b w:val="false"/>
+                <w:u w:val="none"/>
+                <w:sz w:val="24"/>
+                <w:szCs w:val="24"/>
+                <w:color w:val="000000"/>
+              </w:rPr>
             </w:pPr>
-            <w:r>
-              <w:t xml:space="preserve">A</w:t>
+          </w:p>
+        </w:tc>
+        <w:tc>
+          <w:tcPr>
+            <w:tcBorders>
+              <w:bottom w:val="single" w:sz="4" w:space="0" w:color="000000"/>
+              <w:top w:val="single" w:sz="4" w:space="0" w:color="000000"/>
+              <w:left w:val="none" w:sz="0" w:space="0" w:color="FFFFFF"/>
+              <w:right w:val="none" w:sz="0" w:space="0" w:color="FFFFFF"/>
+            </w:tcBorders>
+            <w:shd w:val="clear" w:color="auto" w:fill="FFFFFF"/>
+            <w:tcMar>
+              <w:top w:w="0" w:type="dxa"/>
+              <w:bottom w:w="0" w:type="dxa"/>
+              <w:left w:w="0" w:type="dxa"/>
+              <w:right w:w="0" w:type="dxa"/>
+            </w:tcMar>
+            <w:vAlign w:val="top"/>
+          </w:tcPr>
+          <w:p>
+            <w:pPr>
+              <w:pStyle w:pstlname="Normal"/>
+              <w:jc w:val="center"/>
+              <w:pBdr>
+                <w:bottom w:val="none" w:sz="0" w:space="0" w:color="000000"/>
+                <w:top w:val="none" w:sz="0" w:space="0" w:color="000000"/>
+                <w:left w:val="none" w:sz="0" w:space="0" w:color="000000"/>
+                <w:right w:val="none" w:sz="0" w:space="0" w:color="000000"/>
+              </w:pBdr>
+              <w:spacing w:after="160" w:before="160" w:line="240"/>
+              <w:ind w:left="60" w:right="60" w:firstLine="0" w:firstLineChars="0"/>
+              <w:rPr>
+                <w:rFonts w:ascii="Times New Roman" w:hAnsi="Times New Roman" w:eastAsia="Times New Roman" w:cs="Times New Roman"/>
+                <w:i w:val="false"/>
+                <w:b w:val="false"/>
+                <w:u w:val="none"/>
+                <w:sz w:val="24"/>
+                <w:szCs w:val="24"/>
+                <w:color w:val="000000"/>
+              </w:rPr>
+            </w:pPr>
+            <w:r xmlns:w="http://schemas.openxmlformats.org/wordprocessingml/2006/main" xmlns:wp="http://schemas.openxmlformats.org/drawingml/2006/wordprocessingDrawing" xmlns:r="http://schemas.openxmlformats.org/officeDocument/2006/relationships" xmlns:w14="http://schemas.microsoft.com/office/word/2010/wordml">
+              <w:rPr>
+                <w:rFonts w:ascii="Times New Roman" w:hAnsi="Times New Roman" w:eastAsia="Times New Roman" w:cs="Times New Roman"/>
+                <w:i w:val="true"/>
+                <w:b w:val="false"/>
+                <w:u w:val="none"/>
+                <w:sz w:val="24"/>
+                <w:szCs w:val="24"/>
+                <w:color w:val="000000"/>
+              </w:rPr>
+              <w:t xml:space="preserve">n</w:t>
             </w:r>
           </w:p>
         </w:tc>
         <w:tc>
-          <w:tcPr/>
+          <w:tcPr>
+            <w:tcBorders>
+              <w:bottom w:val="single" w:sz="4" w:space="0" w:color="000000"/>
+              <w:top w:val="single" w:sz="4" w:space="0" w:color="000000"/>
+              <w:left w:val="none" w:sz="0" w:space="0" w:color="FFFFFF"/>
+              <w:right w:val="none" w:sz="0" w:space="0" w:color="FFFFFF"/>
+            </w:tcBorders>
+            <w:shd w:val="clear" w:color="auto" w:fill="FFFFFF"/>
+            <w:tcMar>
+              <w:top w:w="0" w:type="dxa"/>
+              <w:bottom w:w="0" w:type="dxa"/>
+              <w:left w:w="0" w:type="dxa"/>
+              <w:right w:w="0" w:type="dxa"/>
+            </w:tcMar>
+            <w:vAlign w:val="top"/>
+          </w:tcPr>
           <w:p>
             <w:pPr>
-              <w:pStyle w:val="Compact"/>
-              <w:jc w:val="left"/>
+              <w:pStyle w:pstlname="Normal"/>
+              <w:jc w:val="center"/>
+              <w:pBdr>
+                <w:bottom w:val="none" w:sz="0" w:space="0" w:color="000000"/>
+                <w:top w:val="none" w:sz="0" w:space="0" w:color="000000"/>
+                <w:left w:val="none" w:sz="0" w:space="0" w:color="000000"/>
+                <w:right w:val="none" w:sz="0" w:space="0" w:color="000000"/>
+              </w:pBdr>
+              <w:spacing w:after="160" w:before="160" w:line="240"/>
+              <w:ind w:left="60" w:right="60" w:firstLine="0" w:firstLineChars="0"/>
+              <w:rPr>
+                <w:rFonts w:ascii="Times New Roman" w:hAnsi="Times New Roman" w:eastAsia="Times New Roman" w:cs="Times New Roman"/>
+                <w:i w:val="false"/>
+                <w:b w:val="false"/>
+                <w:u w:val="none"/>
+                <w:sz w:val="24"/>
+                <w:szCs w:val="24"/>
+                <w:color w:val="000000"/>
+              </w:rPr>
             </w:pPr>
-            <w:r>
-              <w:t xml:space="preserve">B</w:t>
+            <w:r xmlns:w="http://schemas.openxmlformats.org/wordprocessingml/2006/main" xmlns:wp="http://schemas.openxmlformats.org/drawingml/2006/wordprocessingDrawing" xmlns:r="http://schemas.openxmlformats.org/officeDocument/2006/relationships" xmlns:w14="http://schemas.microsoft.com/office/word/2010/wordml">
+              <w:rPr>
+                <w:rFonts w:ascii="Times New Roman" w:hAnsi="Times New Roman" w:eastAsia="Times New Roman" w:cs="Times New Roman"/>
+                <w:i w:val="false"/>
+                <w:b w:val="false"/>
+                <w:u w:val="none"/>
+                <w:sz w:val="24"/>
+                <w:szCs w:val="24"/>
+                <w:color w:val="000000"/>
+              </w:rPr>
+              <w:t xml:space="preserve">%</w:t>
             </w:r>
           </w:p>
         </w:tc>
         <w:tc>
-          <w:tcPr/>
+          <w:tcPr>
+            <w:tcBorders>
+              <w:bottom w:val="single" w:sz="4" w:space="0" w:color="000000"/>
+              <w:top w:val="single" w:sz="4" w:space="0" w:color="000000"/>
+              <w:left w:val="none" w:sz="0" w:space="0" w:color="FFFFFF"/>
+              <w:right w:val="none" w:sz="0" w:space="0" w:color="FFFFFF"/>
+            </w:tcBorders>
+            <w:shd w:val="clear" w:color="auto" w:fill="FFFFFF"/>
+            <w:tcMar>
+              <w:top w:w="0" w:type="dxa"/>
+              <w:bottom w:w="0" w:type="dxa"/>
+              <w:left w:w="0" w:type="dxa"/>
+              <w:right w:w="0" w:type="dxa"/>
+            </w:tcMar>
+            <w:vAlign w:val="top"/>
+          </w:tcPr>
           <w:p>
             <w:pPr>
-              <w:pStyle w:val="Compact"/>
-              <w:jc w:val="left"/>
+              <w:pStyle w:pstlname="Normal"/>
+              <w:jc w:val="center"/>
+              <w:pBdr>
+                <w:bottom w:val="none" w:sz="0" w:space="0" w:color="000000"/>
+                <w:top w:val="none" w:sz="0" w:space="0" w:color="000000"/>
+                <w:left w:val="none" w:sz="0" w:space="0" w:color="000000"/>
+                <w:right w:val="none" w:sz="0" w:space="0" w:color="000000"/>
+              </w:pBdr>
+              <w:spacing w:after="160" w:before="160" w:line="240"/>
+              <w:ind w:left="60" w:right="60" w:firstLine="0" w:firstLineChars="0"/>
+              <w:rPr>
+                <w:rFonts w:ascii="Times New Roman" w:hAnsi="Times New Roman" w:eastAsia="Times New Roman" w:cs="Times New Roman"/>
+                <w:i w:val="false"/>
+                <w:b w:val="false"/>
+                <w:u w:val="none"/>
+                <w:sz w:val="24"/>
+                <w:szCs w:val="24"/>
+                <w:color w:val="000000"/>
+              </w:rPr>
             </w:pPr>
-            <w:r>
-              <w:t xml:space="preserve">C</w:t>
+            <w:r xmlns:w="http://schemas.openxmlformats.org/wordprocessingml/2006/main" xmlns:wp="http://schemas.openxmlformats.org/drawingml/2006/wordprocessingDrawing" xmlns:r="http://schemas.openxmlformats.org/officeDocument/2006/relationships" xmlns:w14="http://schemas.microsoft.com/office/word/2010/wordml">
+              <w:rPr>
+                <w:rFonts w:ascii="Times New Roman" w:hAnsi="Times New Roman" w:eastAsia="Times New Roman" w:cs="Times New Roman"/>
+                <w:i w:val="true"/>
+                <w:b w:val="false"/>
+                <w:u w:val="none"/>
+                <w:sz w:val="24"/>
+                <w:szCs w:val="24"/>
+                <w:color w:val="000000"/>
+              </w:rPr>
+              <w:t xml:space="preserve">n</w:t>
+            </w:r>
+          </w:p>
+        </w:tc>
+        <w:tc>
+          <w:tcPr>
+            <w:tcBorders>
+              <w:bottom w:val="single" w:sz="4" w:space="0" w:color="000000"/>
+              <w:top w:val="single" w:sz="4" w:space="0" w:color="000000"/>
+              <w:left w:val="none" w:sz="0" w:space="0" w:color="FFFFFF"/>
+              <w:right w:val="none" w:sz="0" w:space="0" w:color="FFFFFF"/>
+            </w:tcBorders>
+            <w:shd w:val="clear" w:color="auto" w:fill="FFFFFF"/>
+            <w:tcMar>
+              <w:top w:w="0" w:type="dxa"/>
+              <w:bottom w:w="0" w:type="dxa"/>
+              <w:left w:w="0" w:type="dxa"/>
+              <w:right w:w="0" w:type="dxa"/>
+            </w:tcMar>
+            <w:vAlign w:val="top"/>
+          </w:tcPr>
+          <w:p>
+            <w:pPr>
+              <w:pStyle w:pstlname="Normal"/>
+              <w:jc w:val="center"/>
+              <w:pBdr>
+                <w:bottom w:val="none" w:sz="0" w:space="0" w:color="000000"/>
+                <w:top w:val="none" w:sz="0" w:space="0" w:color="000000"/>
+                <w:left w:val="none" w:sz="0" w:space="0" w:color="000000"/>
+                <w:right w:val="none" w:sz="0" w:space="0" w:color="000000"/>
+              </w:pBdr>
+              <w:spacing w:after="160" w:before="160" w:line="240"/>
+              <w:ind w:left="60" w:right="60" w:firstLine="0" w:firstLineChars="0"/>
+              <w:rPr>
+                <w:rFonts w:ascii="Times New Roman" w:hAnsi="Times New Roman" w:eastAsia="Times New Roman" w:cs="Times New Roman"/>
+                <w:i w:val="false"/>
+                <w:b w:val="false"/>
+                <w:u w:val="none"/>
+                <w:sz w:val="24"/>
+                <w:szCs w:val="24"/>
+                <w:color w:val="000000"/>
+              </w:rPr>
+            </w:pPr>
+            <w:r xmlns:w="http://schemas.openxmlformats.org/wordprocessingml/2006/main" xmlns:wp="http://schemas.openxmlformats.org/drawingml/2006/wordprocessingDrawing" xmlns:r="http://schemas.openxmlformats.org/officeDocument/2006/relationships" xmlns:w14="http://schemas.microsoft.com/office/word/2010/wordml">
+              <w:rPr>
+                <w:rFonts w:ascii="Times New Roman" w:hAnsi="Times New Roman" w:eastAsia="Times New Roman" w:cs="Times New Roman"/>
+                <w:i w:val="false"/>
+                <w:b w:val="false"/>
+                <w:u w:val="none"/>
+                <w:sz w:val="24"/>
+                <w:szCs w:val="24"/>
+                <w:color w:val="000000"/>
+              </w:rPr>
+              <w:t xml:space="preserve">%</w:t>
             </w:r>
           </w:p>
         </w:tc>
       </w:tr>
       <w:tr>
+        <w:trPr>
+          <w:trHeight w:val="360" w:hRule="auto"/>
+        </w:trPr>
+        body1
         <w:tc>
-          <w:tcPr/>
+          <w:tcPr>
+            <w:tcBorders>
+              <w:bottom w:val="none" w:sz="0" w:space="0" w:color="FFFFFF"/>
+              <w:top w:val="single" w:sz="4" w:space="0" w:color="000000"/>
+              <w:left w:val="none" w:sz="0" w:space="0" w:color="FFFFFF"/>
+              <w:right w:val="none" w:sz="0" w:space="0" w:color="FFFFFF"/>
+            </w:tcBorders>
+            <w:shd w:val="clear" w:color="auto" w:fill="FFFFFF"/>
+            <w:tcMar>
+              <w:top w:w="0" w:type="dxa"/>
+              <w:bottom w:w="0" w:type="dxa"/>
+              <w:left w:w="0" w:type="dxa"/>
+              <w:right w:w="0" w:type="dxa"/>
+            </w:tcMar>
+            <w:vAlign w:val="top"/>
+          </w:tcPr>
           <w:p>
             <w:pPr>
-              <w:pStyle w:val="Compact"/>
+              <w:pStyle w:pstlname="Normal"/>
               <w:jc w:val="left"/>
+              <w:pBdr>
+                <w:bottom w:val="none" w:sz="0" w:space="0" w:color="000000"/>
+                <w:top w:val="none" w:sz="0" w:space="0" w:color="000000"/>
+                <w:left w:val="none" w:sz="0" w:space="0" w:color="000000"/>
+                <w:right w:val="none" w:sz="0" w:space="0" w:color="000000"/>
+              </w:pBdr>
+              <w:spacing w:after="160" w:before="160" w:line="240"/>
+              <w:ind w:left="60" w:right="60" w:firstLine="0" w:firstLineChars="0"/>
+              <w:rPr>
+                <w:rFonts w:ascii="Times New Roman" w:hAnsi="Times New Roman" w:eastAsia="Times New Roman" w:cs="Times New Roman"/>
+                <w:i w:val="false"/>
+                <w:b w:val="false"/>
+                <w:u w:val="none"/>
+                <w:sz w:val="24"/>
+                <w:szCs w:val="24"/>
+                <w:color w:val="000000"/>
+              </w:rPr>
             </w:pPr>
-            <w:r>
-              <w:t xml:space="preserve">E</w:t>
+            <w:r xmlns:w="http://schemas.openxmlformats.org/wordprocessingml/2006/main" xmlns:wp="http://schemas.openxmlformats.org/drawingml/2006/wordprocessingDrawing" xmlns:r="http://schemas.openxmlformats.org/officeDocument/2006/relationships" xmlns:w14="http://schemas.microsoft.com/office/word/2010/wordml">
+              <w:rPr>
+                <w:rFonts w:ascii="Times New Roman" w:hAnsi="Times New Roman" w:eastAsia="Times New Roman" w:cs="Times New Roman"/>
+                <w:i w:val="false"/>
+                <w:b w:val="false"/>
+                <w:u w:val="none"/>
+                <w:sz w:val="24"/>
+                <w:szCs w:val="24"/>
+                <w:color w:val="000000"/>
+              </w:rPr>
+              <w:t xml:space="preserve">3</w:t>
             </w:r>
           </w:p>
         </w:tc>
         <w:tc>
-          <w:tcPr/>
+          <w:tcPr>
+            <w:tcBorders>
+              <w:bottom w:val="none" w:sz="0" w:space="0" w:color="FFFFFF"/>
+              <w:top w:val="single" w:sz="4" w:space="0" w:color="000000"/>
+              <w:left w:val="none" w:sz="0" w:space="0" w:color="FFFFFF"/>
+              <w:right w:val="none" w:sz="0" w:space="0" w:color="FFFFFF"/>
+            </w:tcBorders>
+            <w:shd w:val="clear" w:color="auto" w:fill="FFFFFF"/>
+            <w:tcMar>
+              <w:top w:w="0" w:type="dxa"/>
+              <w:bottom w:w="0" w:type="dxa"/>
+              <w:left w:w="0" w:type="dxa"/>
+              <w:right w:w="0" w:type="dxa"/>
+            </w:tcMar>
+            <w:vAlign w:val="top"/>
+          </w:tcPr>
           <w:p>
             <w:pPr>
-              <w:pStyle w:val="Compact"/>
-              <w:jc w:val="left"/>
+              <w:pStyle w:pstlname="Normal"/>
+              <w:jc w:val="center"/>
+              <w:pBdr>
+                <w:bottom w:val="none" w:sz="0" w:space="0" w:color="000000"/>
+                <w:top w:val="none" w:sz="0" w:space="0" w:color="000000"/>
+                <w:left w:val="none" w:sz="0" w:space="0" w:color="000000"/>
+                <w:right w:val="none" w:sz="0" w:space="0" w:color="000000"/>
+              </w:pBdr>
+              <w:spacing w:after="160" w:before="160" w:line="240"/>
+              <w:ind w:left="60" w:right="60" w:firstLine="0" w:firstLineChars="0"/>
+              <w:rPr>
+                <w:rFonts w:ascii="Times New Roman" w:hAnsi="Times New Roman" w:eastAsia="Times New Roman" w:cs="Times New Roman"/>
+                <w:i w:val="false"/>
+                <w:b w:val="false"/>
+                <w:u w:val="none"/>
+                <w:sz w:val="24"/>
+                <w:szCs w:val="24"/>
+                <w:color w:val="000000"/>
+              </w:rPr>
             </w:pPr>
-            <w:r>
-              <w:t xml:space="preserve">F</w:t>
+            <w:r xmlns:w="http://schemas.openxmlformats.org/wordprocessingml/2006/main" xmlns:wp="http://schemas.openxmlformats.org/drawingml/2006/wordprocessingDrawing" xmlns:r="http://schemas.openxmlformats.org/officeDocument/2006/relationships" xmlns:w14="http://schemas.microsoft.com/office/word/2010/wordml">
+              <w:rPr>
+                <w:rFonts w:ascii="Times New Roman" w:hAnsi="Times New Roman" w:eastAsia="Times New Roman" w:cs="Times New Roman"/>
+                <w:i w:val="false"/>
+                <w:b w:val="false"/>
+                <w:u w:val="none"/>
+                <w:sz w:val="24"/>
+                <w:szCs w:val="24"/>
+                <w:color w:val="000000"/>
+              </w:rPr>
+              <w:t xml:space="preserve">15</w:t>
             </w:r>
           </w:p>
         </w:tc>
         <w:tc>
-          <w:tcPr/>
+          <w:tcPr>
+            <w:tcBorders>
+              <w:bottom w:val="none" w:sz="0" w:space="0" w:color="FFFFFF"/>
+              <w:top w:val="single" w:sz="4" w:space="0" w:color="000000"/>
+              <w:left w:val="none" w:sz="0" w:space="0" w:color="FFFFFF"/>
+              <w:right w:val="none" w:sz="0" w:space="0" w:color="FFFFFF"/>
+            </w:tcBorders>
+            <w:shd w:val="clear" w:color="auto" w:fill="FFFFFF"/>
+            <w:tcMar>
+              <w:top w:w="0" w:type="dxa"/>
+              <w:bottom w:w="0" w:type="dxa"/>
+              <w:left w:w="0" w:type="dxa"/>
+              <w:right w:w="0" w:type="dxa"/>
+            </w:tcMar>
+            <w:vAlign w:val="top"/>
+          </w:tcPr>
           <w:p>
             <w:pPr>
-              <w:pStyle w:val="Compact"/>
-              <w:jc w:val="left"/>
+              <w:pStyle w:pstlname="Normal"/>
+              <w:jc w:val="center"/>
+              <w:pBdr>
+                <w:bottom w:val="none" w:sz="0" w:space="0" w:color="000000"/>
+                <w:top w:val="none" w:sz="0" w:space="0" w:color="000000"/>
+                <w:left w:val="none" w:sz="0" w:space="0" w:color="000000"/>
+                <w:right w:val="none" w:sz="0" w:space="0" w:color="000000"/>
+              </w:pBdr>
+              <w:spacing w:after="160" w:before="160" w:line="240"/>
+              <w:ind w:left="60" w:right="60" w:firstLine="0" w:firstLineChars="0"/>
+              <w:rPr>
+                <w:rFonts w:ascii="Times New Roman" w:hAnsi="Times New Roman" w:eastAsia="Times New Roman" w:cs="Times New Roman"/>
+                <w:i w:val="false"/>
+                <w:b w:val="false"/>
+                <w:u w:val="none"/>
+                <w:sz w:val="24"/>
+                <w:szCs w:val="24"/>
+                <w:color w:val="000000"/>
+              </w:rPr>
             </w:pPr>
-            <w:r>
-              <w:t xml:space="preserve">G</w:t>
+            <w:r xmlns:w="http://schemas.openxmlformats.org/wordprocessingml/2006/main" xmlns:wp="http://schemas.openxmlformats.org/drawingml/2006/wordprocessingDrawing" xmlns:r="http://schemas.openxmlformats.org/officeDocument/2006/relationships" xmlns:w14="http://schemas.microsoft.com/office/word/2010/wordml">
+              <w:rPr>
+                <w:rFonts w:ascii="Times New Roman" w:hAnsi="Times New Roman" w:eastAsia="Times New Roman" w:cs="Times New Roman"/>
+                <w:i w:val="false"/>
+                <w:b w:val="false"/>
+                <w:u w:val="none"/>
+                <w:sz w:val="24"/>
+                <w:szCs w:val="24"/>
+                <w:color w:val="000000"/>
+              </w:rPr>
+              <w:t xml:space="preserve">78.9%</w:t>
+            </w:r>
+          </w:p>
+        </w:tc>
+        <w:tc>
+          <w:tcPr>
+            <w:tcBorders>
+              <w:bottom w:val="none" w:sz="0" w:space="0" w:color="FFFFFF"/>
+              <w:top w:val="single" w:sz="4" w:space="0" w:color="000000"/>
+              <w:left w:val="none" w:sz="0" w:space="0" w:color="FFFFFF"/>
+              <w:right w:val="none" w:sz="0" w:space="0" w:color="FFFFFF"/>
+            </w:tcBorders>
+            <w:shd w:val="clear" w:color="auto" w:fill="FFFFFF"/>
+            <w:tcMar>
+              <w:top w:w="0" w:type="dxa"/>
+              <w:bottom w:w="0" w:type="dxa"/>
+              <w:left w:w="0" w:type="dxa"/>
+              <w:right w:w="0" w:type="dxa"/>
+            </w:tcMar>
+            <w:vAlign w:val="top"/>
+          </w:tcPr>
+          <w:p>
+            <w:pPr>
+              <w:pStyle w:pstlname="Normal"/>
+              <w:jc w:val="center"/>
+              <w:pBdr>
+                <w:bottom w:val="none" w:sz="0" w:space="0" w:color="000000"/>
+                <w:top w:val="none" w:sz="0" w:space="0" w:color="000000"/>
+                <w:left w:val="none" w:sz="0" w:space="0" w:color="000000"/>
+                <w:right w:val="none" w:sz="0" w:space="0" w:color="000000"/>
+              </w:pBdr>
+              <w:spacing w:after="160" w:before="160" w:line="240"/>
+              <w:ind w:left="60" w:right="60" w:firstLine="0" w:firstLineChars="0"/>
+              <w:rPr>
+                <w:rFonts w:ascii="Times New Roman" w:hAnsi="Times New Roman" w:eastAsia="Times New Roman" w:cs="Times New Roman"/>
+                <w:i w:val="false"/>
+                <w:b w:val="false"/>
+                <w:u w:val="none"/>
+                <w:sz w:val="24"/>
+                <w:szCs w:val="24"/>
+                <w:color w:val="000000"/>
+              </w:rPr>
+            </w:pPr>
+            <w:r xmlns:w="http://schemas.openxmlformats.org/wordprocessingml/2006/main" xmlns:wp="http://schemas.openxmlformats.org/drawingml/2006/wordprocessingDrawing" xmlns:r="http://schemas.openxmlformats.org/officeDocument/2006/relationships" xmlns:w14="http://schemas.microsoft.com/office/word/2010/wordml">
+              <w:rPr>
+                <w:rFonts w:ascii="Times New Roman" w:hAnsi="Times New Roman" w:eastAsia="Times New Roman" w:cs="Times New Roman"/>
+                <w:i w:val="false"/>
+                <w:b w:val="false"/>
+                <w:u w:val="none"/>
+                <w:sz w:val="24"/>
+                <w:szCs w:val="24"/>
+                <w:color w:val="000000"/>
+              </w:rPr>
+              <w:t xml:space="preserve">0</w:t>
+            </w:r>
+          </w:p>
+        </w:tc>
+        <w:tc>
+          <w:tcPr>
+            <w:tcBorders>
+              <w:bottom w:val="none" w:sz="0" w:space="0" w:color="FFFFFF"/>
+              <w:top w:val="single" w:sz="4" w:space="0" w:color="000000"/>
+              <w:left w:val="none" w:sz="0" w:space="0" w:color="FFFFFF"/>
+              <w:right w:val="none" w:sz="0" w:space="0" w:color="FFFFFF"/>
+            </w:tcBorders>
+            <w:shd w:val="clear" w:color="auto" w:fill="FFFFFF"/>
+            <w:tcMar>
+              <w:top w:w="0" w:type="dxa"/>
+              <w:bottom w:w="0" w:type="dxa"/>
+              <w:left w:w="0" w:type="dxa"/>
+              <w:right w:w="0" w:type="dxa"/>
+            </w:tcMar>
+            <w:vAlign w:val="top"/>
+          </w:tcPr>
+          <w:p>
+            <w:pPr>
+              <w:pStyle w:pstlname="Normal"/>
+              <w:jc w:val="center"/>
+              <w:pBdr>
+                <w:bottom w:val="none" w:sz="0" w:space="0" w:color="000000"/>
+                <w:top w:val="none" w:sz="0" w:space="0" w:color="000000"/>
+                <w:left w:val="none" w:sz="0" w:space="0" w:color="000000"/>
+                <w:right w:val="none" w:sz="0" w:space="0" w:color="000000"/>
+              </w:pBdr>
+              <w:spacing w:after="160" w:before="160" w:line="240"/>
+              <w:ind w:left="60" w:right="60" w:firstLine="0" w:firstLineChars="0"/>
+              <w:rPr>
+                <w:rFonts w:ascii="Times New Roman" w:hAnsi="Times New Roman" w:eastAsia="Times New Roman" w:cs="Times New Roman"/>
+                <w:i w:val="false"/>
+                <w:b w:val="false"/>
+                <w:u w:val="none"/>
+                <w:sz w:val="24"/>
+                <w:szCs w:val="24"/>
+                <w:color w:val="000000"/>
+              </w:rPr>
+            </w:pPr>
+            <w:r xmlns:w="http://schemas.openxmlformats.org/wordprocessingml/2006/main" xmlns:wp="http://schemas.openxmlformats.org/drawingml/2006/wordprocessingDrawing" xmlns:r="http://schemas.openxmlformats.org/officeDocument/2006/relationships" xmlns:w14="http://schemas.microsoft.com/office/word/2010/wordml">
+              <w:rPr>
+                <w:rFonts w:ascii="Times New Roman" w:hAnsi="Times New Roman" w:eastAsia="Times New Roman" w:cs="Times New Roman"/>
+                <w:i w:val="false"/>
+                <w:b w:val="false"/>
+                <w:u w:val="none"/>
+                <w:sz w:val="24"/>
+                <w:szCs w:val="24"/>
+                <w:color w:val="000000"/>
+              </w:rPr>
+              <w:t xml:space="preserve">0.0%</w:t>
             </w:r>
           </w:p>
         </w:tc>
       </w:tr>
       <w:tr>
+        <w:trPr>
+          <w:trHeight w:val="360" w:hRule="auto"/>
+        </w:trPr>
+        body2
         <w:tc>
-          <w:tcPr/>
+          <w:tcPr>
+            <w:tcBorders>
+              <w:bottom w:val="none" w:sz="0" w:space="0" w:color="FFFFFF"/>
+              <w:top w:val="none" w:sz="0" w:space="0" w:color="FFFFFF"/>
+              <w:left w:val="none" w:sz="0" w:space="0" w:color="FFFFFF"/>
+              <w:right w:val="none" w:sz="0" w:space="0" w:color="FFFFFF"/>
+            </w:tcBorders>
+            <w:shd w:val="clear" w:color="auto" w:fill="FFFFFF"/>
+            <w:tcMar>
+              <w:top w:w="0" w:type="dxa"/>
+              <w:bottom w:w="0" w:type="dxa"/>
+              <w:left w:w="0" w:type="dxa"/>
+              <w:right w:w="0" w:type="dxa"/>
+            </w:tcMar>
+            <w:vAlign w:val="top"/>
+          </w:tcPr>
           <w:p>
             <w:pPr>
-              <w:pStyle w:val="Compact"/>
+              <w:pStyle w:pstlname="Normal"/>
               <w:jc w:val="left"/>
+              <w:pBdr>
+                <w:bottom w:val="none" w:sz="0" w:space="0" w:color="000000"/>
+                <w:top w:val="none" w:sz="0" w:space="0" w:color="000000"/>
+                <w:left w:val="none" w:sz="0" w:space="0" w:color="000000"/>
+                <w:right w:val="none" w:sz="0" w:space="0" w:color="000000"/>
+              </w:pBdr>
+              <w:spacing w:after="160" w:before="160" w:line="240"/>
+              <w:ind w:left="60" w:right="60" w:firstLine="0" w:firstLineChars="0"/>
+              <w:rPr>
+                <w:rFonts w:ascii="Times New Roman" w:hAnsi="Times New Roman" w:eastAsia="Times New Roman" w:cs="Times New Roman"/>
+                <w:i w:val="false"/>
+                <w:b w:val="false"/>
+                <w:u w:val="none"/>
+                <w:sz w:val="24"/>
+                <w:szCs w:val="24"/>
+                <w:color w:val="000000"/>
+              </w:rPr>
             </w:pPr>
-            <w:r>
-              <w:t xml:space="preserve">A</w:t>
+            <w:r xmlns:w="http://schemas.openxmlformats.org/wordprocessingml/2006/main" xmlns:wp="http://schemas.openxmlformats.org/drawingml/2006/wordprocessingDrawing" xmlns:r="http://schemas.openxmlformats.org/officeDocument/2006/relationships" xmlns:w14="http://schemas.microsoft.com/office/word/2010/wordml">
+              <w:rPr>
+                <w:rFonts w:ascii="Times New Roman" w:hAnsi="Times New Roman" w:eastAsia="Times New Roman" w:cs="Times New Roman"/>
+                <w:i w:val="false"/>
+                <w:b w:val="false"/>
+                <w:u w:val="none"/>
+                <w:sz w:val="24"/>
+                <w:szCs w:val="24"/>
+                <w:color w:val="000000"/>
+              </w:rPr>
+              <w:t xml:space="preserve">4</w:t>
             </w:r>
           </w:p>
         </w:tc>
         <w:tc>
-          <w:tcPr/>
+          <w:tcPr>
+            <w:tcBorders>
+              <w:bottom w:val="none" w:sz="0" w:space="0" w:color="FFFFFF"/>
+              <w:top w:val="none" w:sz="0" w:space="0" w:color="FFFFFF"/>
+              <w:left w:val="none" w:sz="0" w:space="0" w:color="FFFFFF"/>
+              <w:right w:val="none" w:sz="0" w:space="0" w:color="FFFFFF"/>
+            </w:tcBorders>
+            <w:shd w:val="clear" w:color="auto" w:fill="FFFFFF"/>
+            <w:tcMar>
+              <w:top w:w="0" w:type="dxa"/>
+              <w:bottom w:w="0" w:type="dxa"/>
+              <w:left w:w="0" w:type="dxa"/>
+              <w:right w:w="0" w:type="dxa"/>
+            </w:tcMar>
+            <w:vAlign w:val="top"/>
+          </w:tcPr>
           <w:p>
             <w:pPr>
-              <w:pStyle w:val="Compact"/>
-              <w:jc w:val="left"/>
+              <w:pStyle w:pstlname="Normal"/>
+              <w:jc w:val="center"/>
+              <w:pBdr>
+                <w:bottom w:val="none" w:sz="0" w:space="0" w:color="000000"/>
+                <w:top w:val="none" w:sz="0" w:space="0" w:color="000000"/>
+                <w:left w:val="none" w:sz="0" w:space="0" w:color="000000"/>
+                <w:right w:val="none" w:sz="0" w:space="0" w:color="000000"/>
+              </w:pBdr>
+              <w:spacing w:after="160" w:before="160" w:line="240"/>
+              <w:ind w:left="60" w:right="60" w:firstLine="0" w:firstLineChars="0"/>
+              <w:rPr>
+                <w:rFonts w:ascii="Times New Roman" w:hAnsi="Times New Roman" w:eastAsia="Times New Roman" w:cs="Times New Roman"/>
+                <w:i w:val="false"/>
+                <w:b w:val="false"/>
+                <w:u w:val="none"/>
+                <w:sz w:val="24"/>
+                <w:szCs w:val="24"/>
+                <w:color w:val="000000"/>
+              </w:rPr>
             </w:pPr>
-            <w:r>
-              <w:t xml:space="preserve">G</w:t>
+            <w:r xmlns:w="http://schemas.openxmlformats.org/wordprocessingml/2006/main" xmlns:wp="http://schemas.openxmlformats.org/drawingml/2006/wordprocessingDrawing" xmlns:r="http://schemas.openxmlformats.org/officeDocument/2006/relationships" xmlns:w14="http://schemas.microsoft.com/office/word/2010/wordml">
+              <w:rPr>
+                <w:rFonts w:ascii="Times New Roman" w:hAnsi="Times New Roman" w:eastAsia="Times New Roman" w:cs="Times New Roman"/>
+                <w:i w:val="false"/>
+                <w:b w:val="false"/>
+                <w:u w:val="none"/>
+                <w:sz w:val="24"/>
+                <w:szCs w:val="24"/>
+                <w:color w:val="000000"/>
+              </w:rPr>
+              <w:t xml:space="preserve"> 4</w:t>
             </w:r>
           </w:p>
         </w:tc>
         <w:tc>
-          <w:tcPr/>
+          <w:tcPr>
+            <w:tcBorders>
+              <w:bottom w:val="none" w:sz="0" w:space="0" w:color="FFFFFF"/>
+              <w:top w:val="none" w:sz="0" w:space="0" w:color="FFFFFF"/>
+              <w:left w:val="none" w:sz="0" w:space="0" w:color="FFFFFF"/>
+              <w:right w:val="none" w:sz="0" w:space="0" w:color="FFFFFF"/>
+            </w:tcBorders>
+            <w:shd w:val="clear" w:color="auto" w:fill="FFFFFF"/>
+            <w:tcMar>
+              <w:top w:w="0" w:type="dxa"/>
+              <w:bottom w:w="0" w:type="dxa"/>
+              <w:left w:w="0" w:type="dxa"/>
+              <w:right w:w="0" w:type="dxa"/>
+            </w:tcMar>
+            <w:vAlign w:val="top"/>
+          </w:tcPr>
           <w:p>
             <w:pPr>
-              <w:pStyle w:val="Compact"/>
+              <w:pStyle w:pstlname="Normal"/>
+              <w:jc w:val="center"/>
+              <w:pBdr>
+                <w:bottom w:val="none" w:sz="0" w:space="0" w:color="000000"/>
+                <w:top w:val="none" w:sz="0" w:space="0" w:color="000000"/>
+                <w:left w:val="none" w:sz="0" w:space="0" w:color="000000"/>
+                <w:right w:val="none" w:sz="0" w:space="0" w:color="000000"/>
+              </w:pBdr>
+              <w:spacing w:after="160" w:before="160" w:line="240"/>
+              <w:ind w:left="60" w:right="60" w:firstLine="0" w:firstLineChars="0"/>
+              <w:rPr>
+                <w:rFonts w:ascii="Times New Roman" w:hAnsi="Times New Roman" w:eastAsia="Times New Roman" w:cs="Times New Roman"/>
+                <w:i w:val="false"/>
+                <w:b w:val="false"/>
+                <w:u w:val="none"/>
+                <w:sz w:val="24"/>
+                <w:szCs w:val="24"/>
+                <w:color w:val="000000"/>
+              </w:rPr>
+            </w:pPr>
+            <w:r xmlns:w="http://schemas.openxmlformats.org/wordprocessingml/2006/main" xmlns:wp="http://schemas.openxmlformats.org/drawingml/2006/wordprocessingDrawing" xmlns:r="http://schemas.openxmlformats.org/officeDocument/2006/relationships" xmlns:w14="http://schemas.microsoft.com/office/word/2010/wordml">
+              <w:rPr>
+                <w:rFonts w:ascii="Times New Roman" w:hAnsi="Times New Roman" w:eastAsia="Times New Roman" w:cs="Times New Roman"/>
+                <w:i w:val="false"/>
+                <w:b w:val="false"/>
+                <w:u w:val="none"/>
+                <w:sz w:val="24"/>
+                <w:szCs w:val="24"/>
+                <w:color w:val="000000"/>
+              </w:rPr>
+              <w:t xml:space="preserve">21.1%</w:t>
+            </w:r>
+          </w:p>
+        </w:tc>
+        <w:tc>
+          <w:tcPr>
+            <w:tcBorders>
+              <w:bottom w:val="none" w:sz="0" w:space="0" w:color="FFFFFF"/>
+              <w:top w:val="none" w:sz="0" w:space="0" w:color="FFFFFF"/>
+              <w:left w:val="none" w:sz="0" w:space="0" w:color="FFFFFF"/>
+              <w:right w:val="none" w:sz="0" w:space="0" w:color="FFFFFF"/>
+            </w:tcBorders>
+            <w:shd w:val="clear" w:color="auto" w:fill="FFFFFF"/>
+            <w:tcMar>
+              <w:top w:w="0" w:type="dxa"/>
+              <w:bottom w:w="0" w:type="dxa"/>
+              <w:left w:w="0" w:type="dxa"/>
+              <w:right w:w="0" w:type="dxa"/>
+            </w:tcMar>
+            <w:vAlign w:val="top"/>
+          </w:tcPr>
+          <w:p>
+            <w:pPr>
+              <w:pStyle w:pstlname="Normal"/>
+              <w:jc w:val="center"/>
+              <w:pBdr>
+                <w:bottom w:val="none" w:sz="0" w:space="0" w:color="000000"/>
+                <w:top w:val="none" w:sz="0" w:space="0" w:color="000000"/>
+                <w:left w:val="none" w:sz="0" w:space="0" w:color="000000"/>
+                <w:right w:val="none" w:sz="0" w:space="0" w:color="000000"/>
+              </w:pBdr>
+              <w:spacing w:after="160" w:before="160" w:line="240"/>
+              <w:ind w:left="60" w:right="60" w:firstLine="0" w:firstLineChars="0"/>
+              <w:rPr>
+                <w:rFonts w:ascii="Times New Roman" w:hAnsi="Times New Roman" w:eastAsia="Times New Roman" w:cs="Times New Roman"/>
+                <w:i w:val="false"/>
+                <w:b w:val="false"/>
+                <w:u w:val="none"/>
+                <w:sz w:val="24"/>
+                <w:szCs w:val="24"/>
+                <w:color w:val="000000"/>
+              </w:rPr>
+            </w:pPr>
+            <w:r xmlns:w="http://schemas.openxmlformats.org/wordprocessingml/2006/main" xmlns:wp="http://schemas.openxmlformats.org/drawingml/2006/wordprocessingDrawing" xmlns:r="http://schemas.openxmlformats.org/officeDocument/2006/relationships" xmlns:w14="http://schemas.microsoft.com/office/word/2010/wordml">
+              <w:rPr>
+                <w:rFonts w:ascii="Times New Roman" w:hAnsi="Times New Roman" w:eastAsia="Times New Roman" w:cs="Times New Roman"/>
+                <w:i w:val="false"/>
+                <w:b w:val="false"/>
+                <w:u w:val="none"/>
+                <w:sz w:val="24"/>
+                <w:szCs w:val="24"/>
+                <w:color w:val="000000"/>
+              </w:rPr>
+              <w:t xml:space="preserve">8</w:t>
+            </w:r>
+          </w:p>
+        </w:tc>
+        <w:tc>
+          <w:tcPr>
+            <w:tcBorders>
+              <w:bottom w:val="none" w:sz="0" w:space="0" w:color="FFFFFF"/>
+              <w:top w:val="none" w:sz="0" w:space="0" w:color="FFFFFF"/>
+              <w:left w:val="none" w:sz="0" w:space="0" w:color="FFFFFF"/>
+              <w:right w:val="none" w:sz="0" w:space="0" w:color="FFFFFF"/>
+            </w:tcBorders>
+            <w:shd w:val="clear" w:color="auto" w:fill="FFFFFF"/>
+            <w:tcMar>
+              <w:top w:w="0" w:type="dxa"/>
+              <w:bottom w:w="0" w:type="dxa"/>
+              <w:left w:w="0" w:type="dxa"/>
+              <w:right w:w="0" w:type="dxa"/>
+            </w:tcMar>
+            <w:vAlign w:val="top"/>
+          </w:tcPr>
+          <w:p>
+            <w:pPr>
+              <w:pStyle w:pstlname="Normal"/>
+              <w:jc w:val="center"/>
+              <w:pBdr>
+                <w:bottom w:val="none" w:sz="0" w:space="0" w:color="000000"/>
+                <w:top w:val="none" w:sz="0" w:space="0" w:color="000000"/>
+                <w:left w:val="none" w:sz="0" w:space="0" w:color="000000"/>
+                <w:right w:val="none" w:sz="0" w:space="0" w:color="000000"/>
+              </w:pBdr>
+              <w:spacing w:after="160" w:before="160" w:line="240"/>
+              <w:ind w:left="60" w:right="60" w:firstLine="0" w:firstLineChars="0"/>
+              <w:rPr>
+                <w:rFonts w:ascii="Times New Roman" w:hAnsi="Times New Roman" w:eastAsia="Times New Roman" w:cs="Times New Roman"/>
+                <w:i w:val="false"/>
+                <w:b w:val="false"/>
+                <w:u w:val="none"/>
+                <w:sz w:val="24"/>
+                <w:szCs w:val="24"/>
+                <w:color w:val="000000"/>
+              </w:rPr>
+            </w:pPr>
+            <w:r xmlns:w="http://schemas.openxmlformats.org/wordprocessingml/2006/main" xmlns:wp="http://schemas.openxmlformats.org/drawingml/2006/wordprocessingDrawing" xmlns:r="http://schemas.openxmlformats.org/officeDocument/2006/relationships" xmlns:w14="http://schemas.microsoft.com/office/word/2010/wordml">
+              <w:rPr>
+                <w:rFonts w:ascii="Times New Roman" w:hAnsi="Times New Roman" w:eastAsia="Times New Roman" w:cs="Times New Roman"/>
+                <w:i w:val="false"/>
+                <w:b w:val="false"/>
+                <w:u w:val="none"/>
+                <w:sz w:val="24"/>
+                <w:szCs w:val="24"/>
+                <w:color w:val="000000"/>
+              </w:rPr>
+              <w:t xml:space="preserve">61.5%</w:t>
+            </w:r>
+          </w:p>
+        </w:tc>
+      </w:tr>
+      <w:tr>
+        <w:trPr>
+          <w:trHeight w:val="360" w:hRule="auto"/>
+        </w:trPr>
+        body3
+        <w:tc>
+          <w:tcPr>
+            <w:tcBorders>
+              <w:bottom w:val="single" w:sz="4" w:space="0" w:color="000000"/>
+              <w:top w:val="none" w:sz="0" w:space="0" w:color="FFFFFF"/>
+              <w:left w:val="none" w:sz="0" w:space="0" w:color="FFFFFF"/>
+              <w:right w:val="none" w:sz="0" w:space="0" w:color="FFFFFF"/>
+            </w:tcBorders>
+            <w:shd w:val="clear" w:color="auto" w:fill="FFFFFF"/>
+            <w:tcMar>
+              <w:top w:w="0" w:type="dxa"/>
+              <w:bottom w:w="0" w:type="dxa"/>
+              <w:left w:w="0" w:type="dxa"/>
+              <w:right w:w="0" w:type="dxa"/>
+            </w:tcMar>
+            <w:vAlign w:val="top"/>
+          </w:tcPr>
+          <w:p>
+            <w:pPr>
+              <w:pStyle w:pstlname="Normal"/>
               <w:jc w:val="left"/>
+              <w:pBdr>
+                <w:bottom w:val="none" w:sz="0" w:space="0" w:color="000000"/>
+                <w:top w:val="none" w:sz="0" w:space="0" w:color="000000"/>
+                <w:left w:val="none" w:sz="0" w:space="0" w:color="000000"/>
+                <w:right w:val="none" w:sz="0" w:space="0" w:color="000000"/>
+              </w:pBdr>
+              <w:spacing w:after="160" w:before="160" w:line="240"/>
+              <w:ind w:left="60" w:right="60" w:firstLine="0" w:firstLineChars="0"/>
+              <w:rPr>
+                <w:rFonts w:ascii="Times New Roman" w:hAnsi="Times New Roman" w:eastAsia="Times New Roman" w:cs="Times New Roman"/>
+                <w:i w:val="false"/>
+                <w:b w:val="false"/>
+                <w:u w:val="none"/>
+                <w:sz w:val="24"/>
+                <w:szCs w:val="24"/>
+                <w:color w:val="000000"/>
+              </w:rPr>
             </w:pPr>
-            <w:r>
-              <w:t xml:space="preserve">G</w:t>
+            <w:r xmlns:w="http://schemas.openxmlformats.org/wordprocessingml/2006/main" xmlns:wp="http://schemas.openxmlformats.org/drawingml/2006/wordprocessingDrawing" xmlns:r="http://schemas.openxmlformats.org/officeDocument/2006/relationships" xmlns:w14="http://schemas.microsoft.com/office/word/2010/wordml">
+              <w:rPr>
+                <w:rFonts w:ascii="Times New Roman" w:hAnsi="Times New Roman" w:eastAsia="Times New Roman" w:cs="Times New Roman"/>
+                <w:i w:val="false"/>
+                <w:b w:val="false"/>
+                <w:u w:val="none"/>
+                <w:sz w:val="24"/>
+                <w:szCs w:val="24"/>
+                <w:color w:val="000000"/>
+              </w:rPr>
+              <w:t xml:space="preserve">5</w:t>
+            </w:r>
+          </w:p>
+        </w:tc>
+        <w:tc>
+          <w:tcPr>
+            <w:tcBorders>
+              <w:bottom w:val="single" w:sz="4" w:space="0" w:color="000000"/>
+              <w:top w:val="none" w:sz="0" w:space="0" w:color="FFFFFF"/>
+              <w:left w:val="none" w:sz="0" w:space="0" w:color="FFFFFF"/>
+              <w:right w:val="none" w:sz="0" w:space="0" w:color="FFFFFF"/>
+            </w:tcBorders>
+            <w:shd w:val="clear" w:color="auto" w:fill="FFFFFF"/>
+            <w:tcMar>
+              <w:top w:w="0" w:type="dxa"/>
+              <w:bottom w:w="0" w:type="dxa"/>
+              <w:left w:w="0" w:type="dxa"/>
+              <w:right w:w="0" w:type="dxa"/>
+            </w:tcMar>
+            <w:vAlign w:val="top"/>
+          </w:tcPr>
+          <w:p>
+            <w:pPr>
+              <w:pStyle w:pstlname="Normal"/>
+              <w:jc w:val="center"/>
+              <w:pBdr>
+                <w:bottom w:val="none" w:sz="0" w:space="0" w:color="000000"/>
+                <w:top w:val="none" w:sz="0" w:space="0" w:color="000000"/>
+                <w:left w:val="none" w:sz="0" w:space="0" w:color="000000"/>
+                <w:right w:val="none" w:sz="0" w:space="0" w:color="000000"/>
+              </w:pBdr>
+              <w:spacing w:after="160" w:before="160" w:line="240"/>
+              <w:ind w:left="60" w:right="60" w:firstLine="0" w:firstLineChars="0"/>
+              <w:rPr>
+                <w:rFonts w:ascii="Times New Roman" w:hAnsi="Times New Roman" w:eastAsia="Times New Roman" w:cs="Times New Roman"/>
+                <w:i w:val="false"/>
+                <w:b w:val="false"/>
+                <w:u w:val="none"/>
+                <w:sz w:val="24"/>
+                <w:szCs w:val="24"/>
+                <w:color w:val="000000"/>
+              </w:rPr>
+            </w:pPr>
+            <w:r xmlns:w="http://schemas.openxmlformats.org/wordprocessingml/2006/main" xmlns:wp="http://schemas.openxmlformats.org/drawingml/2006/wordprocessingDrawing" xmlns:r="http://schemas.openxmlformats.org/officeDocument/2006/relationships" xmlns:w14="http://schemas.microsoft.com/office/word/2010/wordml">
+              <w:rPr>
+                <w:rFonts w:ascii="Times New Roman" w:hAnsi="Times New Roman" w:eastAsia="Times New Roman" w:cs="Times New Roman"/>
+                <w:i w:val="false"/>
+                <w:b w:val="false"/>
+                <w:u w:val="none"/>
+                <w:sz w:val="24"/>
+                <w:szCs w:val="24"/>
+                <w:color w:val="000000"/>
+              </w:rPr>
+              <w:t xml:space="preserve"> 0</w:t>
+            </w:r>
+          </w:p>
+        </w:tc>
+        <w:tc>
+          <w:tcPr>
+            <w:tcBorders>
+              <w:bottom w:val="single" w:sz="4" w:space="0" w:color="000000"/>
+              <w:top w:val="none" w:sz="0" w:space="0" w:color="FFFFFF"/>
+              <w:left w:val="none" w:sz="0" w:space="0" w:color="FFFFFF"/>
+              <w:right w:val="none" w:sz="0" w:space="0" w:color="FFFFFF"/>
+            </w:tcBorders>
+            <w:shd w:val="clear" w:color="auto" w:fill="FFFFFF"/>
+            <w:tcMar>
+              <w:top w:w="0" w:type="dxa"/>
+              <w:bottom w:w="0" w:type="dxa"/>
+              <w:left w:w="0" w:type="dxa"/>
+              <w:right w:w="0" w:type="dxa"/>
+            </w:tcMar>
+            <w:vAlign w:val="top"/>
+          </w:tcPr>
+          <w:p>
+            <w:pPr>
+              <w:pStyle w:pstlname="Normal"/>
+              <w:jc w:val="center"/>
+              <w:pBdr>
+                <w:bottom w:val="none" w:sz="0" w:space="0" w:color="000000"/>
+                <w:top w:val="none" w:sz="0" w:space="0" w:color="000000"/>
+                <w:left w:val="none" w:sz="0" w:space="0" w:color="000000"/>
+                <w:right w:val="none" w:sz="0" w:space="0" w:color="000000"/>
+              </w:pBdr>
+              <w:spacing w:after="160" w:before="160" w:line="240"/>
+              <w:ind w:left="60" w:right="60" w:firstLine="0" w:firstLineChars="0"/>
+              <w:rPr>
+                <w:rFonts w:ascii="Times New Roman" w:hAnsi="Times New Roman" w:eastAsia="Times New Roman" w:cs="Times New Roman"/>
+                <w:i w:val="false"/>
+                <w:b w:val="false"/>
+                <w:u w:val="none"/>
+                <w:sz w:val="24"/>
+                <w:szCs w:val="24"/>
+                <w:color w:val="000000"/>
+              </w:rPr>
+            </w:pPr>
+            <w:r xmlns:w="http://schemas.openxmlformats.org/wordprocessingml/2006/main" xmlns:wp="http://schemas.openxmlformats.org/drawingml/2006/wordprocessingDrawing" xmlns:r="http://schemas.openxmlformats.org/officeDocument/2006/relationships" xmlns:w14="http://schemas.microsoft.com/office/word/2010/wordml">
+              <w:rPr>
+                <w:rFonts w:ascii="Times New Roman" w:hAnsi="Times New Roman" w:eastAsia="Times New Roman" w:cs="Times New Roman"/>
+                <w:i w:val="false"/>
+                <w:b w:val="false"/>
+                <w:u w:val="none"/>
+                <w:sz w:val="24"/>
+                <w:szCs w:val="24"/>
+                <w:color w:val="000000"/>
+              </w:rPr>
+              <w:t xml:space="preserve">0.0%</w:t>
+            </w:r>
+          </w:p>
+        </w:tc>
+        <w:tc>
+          <w:tcPr>
+            <w:tcBorders>
+              <w:bottom w:val="single" w:sz="4" w:space="0" w:color="000000"/>
+              <w:top w:val="none" w:sz="0" w:space="0" w:color="FFFFFF"/>
+              <w:left w:val="none" w:sz="0" w:space="0" w:color="FFFFFF"/>
+              <w:right w:val="none" w:sz="0" w:space="0" w:color="FFFFFF"/>
+            </w:tcBorders>
+            <w:shd w:val="clear" w:color="auto" w:fill="FFFFFF"/>
+            <w:tcMar>
+              <w:top w:w="0" w:type="dxa"/>
+              <w:bottom w:w="0" w:type="dxa"/>
+              <w:left w:w="0" w:type="dxa"/>
+              <w:right w:w="0" w:type="dxa"/>
+            </w:tcMar>
+            <w:vAlign w:val="top"/>
+          </w:tcPr>
+          <w:p>
+            <w:pPr>
+              <w:pStyle w:pstlname="Normal"/>
+              <w:jc w:val="center"/>
+              <w:pBdr>
+                <w:bottom w:val="none" w:sz="0" w:space="0" w:color="000000"/>
+                <w:top w:val="none" w:sz="0" w:space="0" w:color="000000"/>
+                <w:left w:val="none" w:sz="0" w:space="0" w:color="000000"/>
+                <w:right w:val="none" w:sz="0" w:space="0" w:color="000000"/>
+              </w:pBdr>
+              <w:spacing w:after="160" w:before="160" w:line="240"/>
+              <w:ind w:left="60" w:right="60" w:firstLine="0" w:firstLineChars="0"/>
+              <w:rPr>
+                <w:rFonts w:ascii="Times New Roman" w:hAnsi="Times New Roman" w:eastAsia="Times New Roman" w:cs="Times New Roman"/>
+                <w:i w:val="false"/>
+                <w:b w:val="false"/>
+                <w:u w:val="none"/>
+                <w:sz w:val="24"/>
+                <w:szCs w:val="24"/>
+                <w:color w:val="000000"/>
+              </w:rPr>
+            </w:pPr>
+            <w:r xmlns:w="http://schemas.openxmlformats.org/wordprocessingml/2006/main" xmlns:wp="http://schemas.openxmlformats.org/drawingml/2006/wordprocessingDrawing" xmlns:r="http://schemas.openxmlformats.org/officeDocument/2006/relationships" xmlns:w14="http://schemas.microsoft.com/office/word/2010/wordml">
+              <w:rPr>
+                <w:rFonts w:ascii="Times New Roman" w:hAnsi="Times New Roman" w:eastAsia="Times New Roman" w:cs="Times New Roman"/>
+                <w:i w:val="false"/>
+                <w:b w:val="false"/>
+                <w:u w:val="none"/>
+                <w:sz w:val="24"/>
+                <w:szCs w:val="24"/>
+                <w:color w:val="000000"/>
+              </w:rPr>
+              <w:t xml:space="preserve">5</w:t>
+            </w:r>
+          </w:p>
+        </w:tc>
+        <w:tc>
+          <w:tcPr>
+            <w:tcBorders>
+              <w:bottom w:val="single" w:sz="4" w:space="0" w:color="000000"/>
+              <w:top w:val="none" w:sz="0" w:space="0" w:color="FFFFFF"/>
+              <w:left w:val="none" w:sz="0" w:space="0" w:color="FFFFFF"/>
+              <w:right w:val="none" w:sz="0" w:space="0" w:color="FFFFFF"/>
+            </w:tcBorders>
+            <w:shd w:val="clear" w:color="auto" w:fill="FFFFFF"/>
+            <w:tcMar>
+              <w:top w:w="0" w:type="dxa"/>
+              <w:bottom w:w="0" w:type="dxa"/>
+              <w:left w:w="0" w:type="dxa"/>
+              <w:right w:w="0" w:type="dxa"/>
+            </w:tcMar>
+            <w:vAlign w:val="top"/>
+          </w:tcPr>
+          <w:p>
+            <w:pPr>
+              <w:pStyle w:pstlname="Normal"/>
+              <w:jc w:val="center"/>
+              <w:pBdr>
+                <w:bottom w:val="none" w:sz="0" w:space="0" w:color="000000"/>
+                <w:top w:val="none" w:sz="0" w:space="0" w:color="000000"/>
+                <w:left w:val="none" w:sz="0" w:space="0" w:color="000000"/>
+                <w:right w:val="none" w:sz="0" w:space="0" w:color="000000"/>
+              </w:pBdr>
+              <w:spacing w:after="160" w:before="160" w:line="240"/>
+              <w:ind w:left="60" w:right="60" w:firstLine="0" w:firstLineChars="0"/>
+              <w:rPr>
+                <w:rFonts w:ascii="Times New Roman" w:hAnsi="Times New Roman" w:eastAsia="Times New Roman" w:cs="Times New Roman"/>
+                <w:i w:val="false"/>
+                <w:b w:val="false"/>
+                <w:u w:val="none"/>
+                <w:sz w:val="24"/>
+                <w:szCs w:val="24"/>
+                <w:color w:val="000000"/>
+              </w:rPr>
+            </w:pPr>
+            <w:r xmlns:w="http://schemas.openxmlformats.org/wordprocessingml/2006/main" xmlns:wp="http://schemas.openxmlformats.org/drawingml/2006/wordprocessingDrawing" xmlns:r="http://schemas.openxmlformats.org/officeDocument/2006/relationships" xmlns:w14="http://schemas.microsoft.com/office/word/2010/wordml">
+              <w:rPr>
+                <w:rFonts w:ascii="Times New Roman" w:hAnsi="Times New Roman" w:eastAsia="Times New Roman" w:cs="Times New Roman"/>
+                <w:i w:val="false"/>
+                <w:b w:val="false"/>
+                <w:u w:val="none"/>
+                <w:sz w:val="24"/>
+                <w:szCs w:val="24"/>
+                <w:color w:val="000000"/>
+              </w:rPr>
+              <w:t xml:space="preserve">38.5%</w:t>
+            </w:r>
+          </w:p>
+        </w:tc>
+      </w:tr>
+      <w:tr>
+        <w:trPr>
+          <w:trHeight w:val="360" w:hRule="auto"/>
+        </w:trPr>
+        footer1
+        <w:tc>
+          <w:tcPr>
+            <w:gridSpan w:val="5"/>
+            <w:tcBorders>
+              <w:bottom w:val="none" w:sz="0" w:space="0" w:color="FFFFFF"/>
+              <w:top w:val="single" w:sz="4" w:space="0" w:color="000000"/>
+              <w:left w:val="none" w:sz="0" w:space="0" w:color="FFFFFF"/>
+              <w:right w:val="none" w:sz="0" w:space="0" w:color="FFFFFF"/>
+            </w:tcBorders>
+            <w:shd w:val="clear" w:color="auto" w:fill="FFFFFF"/>
+            <w:tcMar>
+              <w:top w:w="0" w:type="dxa"/>
+              <w:bottom w:w="0" w:type="dxa"/>
+              <w:left w:w="0" w:type="dxa"/>
+              <w:right w:w="0" w:type="dxa"/>
+            </w:tcMar>
+            <w:vAlign w:val="center"/>
+          </w:tcPr>
+          <w:p>
+            <w:pPr>
+              <w:pStyle w:pstlname="Normal"/>
+              <w:jc w:val="left"/>
+              <w:pBdr>
+                <w:bottom w:val="none" w:sz="0" w:space="0" w:color="000000"/>
+                <w:top w:val="none" w:sz="0" w:space="0" w:color="000000"/>
+                <w:left w:val="none" w:sz="0" w:space="0" w:color="000000"/>
+                <w:right w:val="none" w:sz="0" w:space="0" w:color="000000"/>
+              </w:pBdr>
+              <w:spacing w:after="100" w:before="100" w:line="240"/>
+              <w:ind w:left="100" w:right="100" w:firstLine="0" w:firstLineChars="0"/>
+              <w:rPr>
+                <w:rFonts w:ascii="Times New Roman" w:hAnsi="Helvetica" w:eastAsia="Helvetica" w:cs="Helvetica"/>
+                <w:i w:val="false"/>
+                <w:b w:val="false"/>
+                <w:u w:val="none"/>
+                <w:sz w:val="22"/>
+                <w:szCs w:val="22"/>
+                <w:color w:val="000000"/>
+              </w:rPr>
+            </w:pPr>
+            <w:r xmlns:w="http://schemas.openxmlformats.org/wordprocessingml/2006/main" xmlns:wp="http://schemas.openxmlformats.org/drawingml/2006/wordprocessingDrawing" xmlns:r="http://schemas.openxmlformats.org/officeDocument/2006/relationships" xmlns:w14="http://schemas.microsoft.com/office/word/2010/wordml">
+              <w:rPr>
+                <w:rFonts w:ascii="Times New Roman" w:hAnsi="Helvetica" w:eastAsia="Helvetica" w:cs="Helvetica"/>
+                <w:i w:val="true"/>
+                <w:b w:val="false"/>
+                <w:u w:val="none"/>
+                <w:sz w:val="22"/>
+                <w:szCs w:val="22"/>
+                <w:color w:val="000000"/>
+              </w:rPr>
+              <w:t xml:space="preserve">Note</w:t>
+            </w:r>
+            <w:r xmlns:w="http://schemas.openxmlformats.org/wordprocessingml/2006/main" xmlns:wp="http://schemas.openxmlformats.org/drawingml/2006/wordprocessingDrawing" xmlns:r="http://schemas.openxmlformats.org/officeDocument/2006/relationships" xmlns:w14="http://schemas.microsoft.com/office/word/2010/wordml">
+              <w:rPr>
+                <w:rFonts w:ascii="Times New Roman" w:hAnsi="Helvetica" w:eastAsia="Helvetica" w:cs="Helvetica"/>
+                <w:i w:val="false"/>
+                <w:b w:val="false"/>
+                <w:u w:val="none"/>
+                <w:sz w:val="22"/>
+                <w:szCs w:val="22"/>
+                <w:color w:val="000000"/>
+              </w:rPr>
+              <w:t xml:space="preserve">.</w:t>
+            </w:r>
+            <w:r xmlns:w="http://schemas.openxmlformats.org/wordprocessingml/2006/main" xmlns:wp="http://schemas.openxmlformats.org/drawingml/2006/wordprocessingDrawing" xmlns:r="http://schemas.openxmlformats.org/officeDocument/2006/relationships" xmlns:w14="http://schemas.microsoft.com/office/word/2010/wordml">
+              <w:rPr>
+                <w:rFonts w:ascii="Times New Roman" w:hAnsi="Helvetica" w:eastAsia="Helvetica" w:cs="Helvetica"/>
+                <w:i w:val="false"/>
+                <w:b w:val="false"/>
+                <w:u w:val="none"/>
+                <w:sz w:val="22"/>
+                <w:szCs w:val="22"/>
+                <w:color w:val="000000"/>
+              </w:rPr>
+              <w:t xml:space="preserve"> </w:t>
+            </w:r>
+            <w:r xmlns:w="http://schemas.openxmlformats.org/wordprocessingml/2006/main" xmlns:wp="http://schemas.openxmlformats.org/drawingml/2006/wordprocessingDrawing" xmlns:r="http://schemas.openxmlformats.org/officeDocument/2006/relationships" xmlns:w14="http://schemas.microsoft.com/office/word/2010/wordml">
+              <w:rPr>
+                <w:rFonts w:ascii="Times New Roman" w:hAnsi="Helvetica" w:eastAsia="Helvetica" w:cs="Helvetica"/>
+                <w:i w:val="true"/>
+                <w:b w:val="false"/>
+                <w:u w:val="none"/>
+                <w:sz w:val="22"/>
+                <w:szCs w:val="22"/>
+                <w:color w:val="000000"/>
+              </w:rPr>
+              <w:t xml:space="preserve">χ</w:t>
+            </w:r>
+            <w:r xmlns:w="http://schemas.openxmlformats.org/wordprocessingml/2006/main" xmlns:wp="http://schemas.openxmlformats.org/drawingml/2006/wordprocessingDrawing" xmlns:r="http://schemas.openxmlformats.org/officeDocument/2006/relationships" xmlns:w14="http://schemas.microsoft.com/office/word/2010/wordml">
+              <w:rPr>
+                <w:rFonts w:ascii="Times New Roman" w:hAnsi="Helvetica" w:eastAsia="Helvetica" w:cs="Helvetica"/>
+                <w:i w:val="false"/>
+                <w:b w:val="false"/>
+                <w:u w:val="none"/>
+                <w:vertAlign w:val="superscript"/>
+                <w:sz w:val="22"/>
+                <w:szCs w:val="22"/>
+                <w:color w:val="000000"/>
+              </w:rPr>
+              <w:t xml:space="preserve">2 </w:t>
+            </w:r>
+            <w:r xmlns:w="http://schemas.openxmlformats.org/wordprocessingml/2006/main" xmlns:wp="http://schemas.openxmlformats.org/drawingml/2006/wordprocessingDrawing" xmlns:r="http://schemas.openxmlformats.org/officeDocument/2006/relationships" xmlns:w14="http://schemas.microsoft.com/office/word/2010/wordml">
+              <w:rPr>
+                <w:rFonts w:ascii="Times New Roman" w:hAnsi="Helvetica" w:eastAsia="Helvetica" w:cs="Helvetica"/>
+                <w:i w:val="false"/>
+                <w:b w:val="false"/>
+                <w:u w:val="none"/>
+                <w:sz w:val="22"/>
+                <w:szCs w:val="22"/>
+                <w:color w:val="000000"/>
+              </w:rPr>
+              <w:t xml:space="preserve">(2)</w:t>
+            </w:r>
+            <w:r xmlns:w="http://schemas.openxmlformats.org/wordprocessingml/2006/main" xmlns:wp="http://schemas.openxmlformats.org/drawingml/2006/wordprocessingDrawing" xmlns:r="http://schemas.openxmlformats.org/officeDocument/2006/relationships" xmlns:w14="http://schemas.microsoft.com/office/word/2010/wordml">
+              <w:rPr>
+                <w:rFonts w:ascii="Times New Roman" w:hAnsi="Helvetica" w:eastAsia="Helvetica" w:cs="Helvetica"/>
+                <w:i w:val="false"/>
+                <w:b w:val="false"/>
+                <w:u w:val="none"/>
+                <w:sz w:val="22"/>
+                <w:szCs w:val="22"/>
+                <w:color w:val="000000"/>
+              </w:rPr>
+              <w:t xml:space="preserve"> </w:t>
+            </w:r>
+            <w:r xmlns:w="http://schemas.openxmlformats.org/wordprocessingml/2006/main" xmlns:wp="http://schemas.openxmlformats.org/drawingml/2006/wordprocessingDrawing" xmlns:r="http://schemas.openxmlformats.org/officeDocument/2006/relationships" xmlns:w14="http://schemas.microsoft.com/office/word/2010/wordml">
+              <w:rPr>
+                <w:rFonts w:ascii="Times New Roman" w:hAnsi="Helvetica" w:eastAsia="Helvetica" w:cs="Helvetica"/>
+                <w:i w:val="false"/>
+                <w:b w:val="false"/>
+                <w:u w:val="none"/>
+                <w:sz w:val="22"/>
+                <w:szCs w:val="22"/>
+                <w:color w:val="000000"/>
+              </w:rPr>
+              <w:t xml:space="preserve">=</w:t>
+            </w:r>
+            <w:r xmlns:w="http://schemas.openxmlformats.org/wordprocessingml/2006/main" xmlns:wp="http://schemas.openxmlformats.org/drawingml/2006/wordprocessingDrawing" xmlns:r="http://schemas.openxmlformats.org/officeDocument/2006/relationships" xmlns:w14="http://schemas.microsoft.com/office/word/2010/wordml">
+              <w:rPr>
+                <w:rFonts w:ascii="Times New Roman" w:hAnsi="Helvetica" w:eastAsia="Helvetica" w:cs="Helvetica"/>
+                <w:i w:val="false"/>
+                <w:b w:val="false"/>
+                <w:u w:val="none"/>
+                <w:sz w:val="22"/>
+                <w:szCs w:val="22"/>
+                <w:color w:val="000000"/>
+              </w:rPr>
+              <w:t xml:space="preserve"> </w:t>
+            </w:r>
+            <w:r xmlns:w="http://schemas.openxmlformats.org/wordprocessingml/2006/main" xmlns:wp="http://schemas.openxmlformats.org/drawingml/2006/wordprocessingDrawing" xmlns:r="http://schemas.openxmlformats.org/officeDocument/2006/relationships" xmlns:w14="http://schemas.microsoft.com/office/word/2010/wordml">
+              <w:rPr>
+                <w:rFonts w:ascii="Times New Roman" w:hAnsi="Helvetica" w:eastAsia="Helvetica" w:cs="Helvetica"/>
+                <w:i w:val="false"/>
+                <w:b w:val="false"/>
+                <w:u w:val="none"/>
+                <w:sz w:val="22"/>
+                <w:szCs w:val="22"/>
+                <w:color w:val="000000"/>
+              </w:rPr>
+              <w:t xml:space="preserve">20.94,</w:t>
+            </w:r>
+            <w:r xmlns:w="http://schemas.openxmlformats.org/wordprocessingml/2006/main" xmlns:wp="http://schemas.openxmlformats.org/drawingml/2006/wordprocessingDrawing" xmlns:r="http://schemas.openxmlformats.org/officeDocument/2006/relationships" xmlns:w14="http://schemas.microsoft.com/office/word/2010/wordml">
+              <w:rPr>
+                <w:rFonts w:ascii="Times New Roman" w:hAnsi="Helvetica" w:eastAsia="Helvetica" w:cs="Helvetica"/>
+                <w:i w:val="false"/>
+                <w:b w:val="false"/>
+                <w:u w:val="none"/>
+                <w:sz w:val="22"/>
+                <w:szCs w:val="22"/>
+                <w:color w:val="000000"/>
+              </w:rPr>
+              <w:t xml:space="preserve"> </w:t>
+            </w:r>
+            <w:r xmlns:w="http://schemas.openxmlformats.org/wordprocessingml/2006/main" xmlns:wp="http://schemas.openxmlformats.org/drawingml/2006/wordprocessingDrawing" xmlns:r="http://schemas.openxmlformats.org/officeDocument/2006/relationships" xmlns:w14="http://schemas.microsoft.com/office/word/2010/wordml">
+              <w:rPr>
+                <w:rFonts w:ascii="Times New Roman" w:hAnsi="Helvetica" w:eastAsia="Helvetica" w:cs="Helvetica"/>
+                <w:i w:val="true"/>
+                <w:b w:val="false"/>
+                <w:u w:val="none"/>
+                <w:sz w:val="22"/>
+                <w:szCs w:val="22"/>
+                <w:color w:val="000000"/>
+              </w:rPr>
+              <w:t xml:space="preserve">p</w:t>
+            </w:r>
+            <w:r xmlns:w="http://schemas.openxmlformats.org/wordprocessingml/2006/main" xmlns:wp="http://schemas.openxmlformats.org/drawingml/2006/wordprocessingDrawing" xmlns:r="http://schemas.openxmlformats.org/officeDocument/2006/relationships" xmlns:w14="http://schemas.microsoft.com/office/word/2010/wordml">
+              <w:rPr>
+                <w:rFonts w:ascii="Times New Roman" w:hAnsi="Helvetica" w:eastAsia="Helvetica" w:cs="Helvetica"/>
+                <w:i w:val="false"/>
+                <w:b w:val="false"/>
+                <w:u w:val="none"/>
+                <w:sz w:val="22"/>
+                <w:szCs w:val="22"/>
+                <w:color w:val="000000"/>
+              </w:rPr>
+              <w:t xml:space="preserve"> &lt; .001,</w:t>
+            </w:r>
+            <w:r xmlns:w="http://schemas.openxmlformats.org/wordprocessingml/2006/main" xmlns:wp="http://schemas.openxmlformats.org/drawingml/2006/wordprocessingDrawing" xmlns:r="http://schemas.openxmlformats.org/officeDocument/2006/relationships" xmlns:w14="http://schemas.microsoft.com/office/word/2010/wordml">
+              <w:rPr>
+                <w:rFonts w:ascii="Times New Roman" w:hAnsi="Helvetica" w:eastAsia="Helvetica" w:cs="Helvetica"/>
+                <w:i w:val="false"/>
+                <w:b w:val="false"/>
+                <w:u w:val="none"/>
+                <w:sz w:val="22"/>
+                <w:szCs w:val="22"/>
+                <w:color w:val="000000"/>
+              </w:rPr>
+              <w:t xml:space="preserve"> </w:t>
+            </w:r>
+            <w:r xmlns:w="http://schemas.openxmlformats.org/wordprocessingml/2006/main" xmlns:wp="http://schemas.openxmlformats.org/drawingml/2006/wordprocessingDrawing" xmlns:r="http://schemas.openxmlformats.org/officeDocument/2006/relationships" xmlns:w14="http://schemas.microsoft.com/office/word/2010/wordml">
+              <w:rPr>
+                <w:rFonts w:ascii="Times New Roman" w:hAnsi="Helvetica" w:eastAsia="Helvetica" w:cs="Helvetica"/>
+                <w:i w:val="false"/>
+                <w:b w:val="false"/>
+                <w:u w:val="none"/>
+                <w:sz w:val="22"/>
+                <w:szCs w:val="22"/>
+                <w:color w:val="000000"/>
+              </w:rPr>
+              <w:t xml:space="preserve">Adj.</w:t>
+            </w:r>
+            <w:r xmlns:w="http://schemas.openxmlformats.org/wordprocessingml/2006/main" xmlns:wp="http://schemas.openxmlformats.org/drawingml/2006/wordprocessingDrawing" xmlns:r="http://schemas.openxmlformats.org/officeDocument/2006/relationships" xmlns:w14="http://schemas.microsoft.com/office/word/2010/wordml">
+              <w:rPr>
+                <w:rFonts w:ascii="Times New Roman" w:hAnsi="Helvetica" w:eastAsia="Helvetica" w:cs="Helvetica"/>
+                <w:i w:val="false"/>
+                <w:b w:val="false"/>
+                <w:u w:val="none"/>
+                <w:sz w:val="22"/>
+                <w:szCs w:val="22"/>
+                <w:color w:val="000000"/>
+              </w:rPr>
+              <w:t xml:space="preserve"> </w:t>
+            </w:r>
+            <w:r xmlns:w="http://schemas.openxmlformats.org/wordprocessingml/2006/main" xmlns:wp="http://schemas.openxmlformats.org/drawingml/2006/wordprocessingDrawing" xmlns:r="http://schemas.openxmlformats.org/officeDocument/2006/relationships" xmlns:w14="http://schemas.microsoft.com/office/word/2010/wordml">
+              <w:rPr>
+                <w:rFonts w:ascii="Times New Roman" w:hAnsi="Helvetica" w:eastAsia="Helvetica" w:cs="Helvetica"/>
+                <w:i w:val="false"/>
+                <w:b w:val="false"/>
+                <w:u w:val="none"/>
+                <w:sz w:val="22"/>
+                <w:szCs w:val="22"/>
+                <w:color w:val="000000"/>
+              </w:rPr>
+              <w:t xml:space="preserve">Cramer’s</w:t>
+            </w:r>
+            <w:r xmlns:w="http://schemas.openxmlformats.org/wordprocessingml/2006/main" xmlns:wp="http://schemas.openxmlformats.org/drawingml/2006/wordprocessingDrawing" xmlns:r="http://schemas.openxmlformats.org/officeDocument/2006/relationships" xmlns:w14="http://schemas.microsoft.com/office/word/2010/wordml">
+              <w:rPr>
+                <w:rFonts w:ascii="Times New Roman" w:hAnsi="Helvetica" w:eastAsia="Helvetica" w:cs="Helvetica"/>
+                <w:i w:val="false"/>
+                <w:b w:val="false"/>
+                <w:u w:val="none"/>
+                <w:sz w:val="22"/>
+                <w:szCs w:val="22"/>
+                <w:color w:val="000000"/>
+              </w:rPr>
+              <w:t xml:space="preserve"> </w:t>
+            </w:r>
+            <w:r xmlns:w="http://schemas.openxmlformats.org/wordprocessingml/2006/main" xmlns:wp="http://schemas.openxmlformats.org/drawingml/2006/wordprocessingDrawing" xmlns:r="http://schemas.openxmlformats.org/officeDocument/2006/relationships" xmlns:w14="http://schemas.microsoft.com/office/word/2010/wordml">
+              <w:rPr>
+                <w:rFonts w:ascii="Times New Roman" w:hAnsi="Helvetica" w:eastAsia="Helvetica" w:cs="Helvetica"/>
+                <w:i w:val="true"/>
+                <w:b w:val="false"/>
+                <w:u w:val="none"/>
+                <w:sz w:val="22"/>
+                <w:szCs w:val="22"/>
+                <w:color w:val="000000"/>
+              </w:rPr>
+              <w:t xml:space="preserve">V</w:t>
+            </w:r>
+            <w:r xmlns:w="http://schemas.openxmlformats.org/wordprocessingml/2006/main" xmlns:wp="http://schemas.openxmlformats.org/drawingml/2006/wordprocessingDrawing" xmlns:r="http://schemas.openxmlformats.org/officeDocument/2006/relationships" xmlns:w14="http://schemas.microsoft.com/office/word/2010/wordml">
+              <w:rPr>
+                <w:rFonts w:ascii="Times New Roman" w:hAnsi="Helvetica" w:eastAsia="Helvetica" w:cs="Helvetica"/>
+                <w:i w:val="false"/>
+                <w:b w:val="false"/>
+                <w:u w:val="none"/>
+                <w:sz w:val="22"/>
+                <w:szCs w:val="22"/>
+                <w:color w:val="000000"/>
+              </w:rPr>
+              <w:t xml:space="preserve"> </w:t>
+            </w:r>
+            <w:r xmlns:w="http://schemas.openxmlformats.org/wordprocessingml/2006/main" xmlns:wp="http://schemas.openxmlformats.org/drawingml/2006/wordprocessingDrawing" xmlns:r="http://schemas.openxmlformats.org/officeDocument/2006/relationships" xmlns:w14="http://schemas.microsoft.com/office/word/2010/wordml">
+              <w:rPr>
+                <w:rFonts w:ascii="Times New Roman" w:hAnsi="Helvetica" w:eastAsia="Helvetica" w:cs="Helvetica"/>
+                <w:i w:val="false"/>
+                <w:b w:val="false"/>
+                <w:u w:val="none"/>
+                <w:sz w:val="22"/>
+                <w:szCs w:val="22"/>
+                <w:color w:val="000000"/>
+              </w:rPr>
+              <w:t xml:space="preserve">=</w:t>
+            </w:r>
+            <w:r xmlns:w="http://schemas.openxmlformats.org/wordprocessingml/2006/main" xmlns:wp="http://schemas.openxmlformats.org/drawingml/2006/wordprocessingDrawing" xmlns:r="http://schemas.openxmlformats.org/officeDocument/2006/relationships" xmlns:w14="http://schemas.microsoft.com/office/word/2010/wordml">
+              <w:rPr>
+                <w:rFonts w:ascii="Times New Roman" w:hAnsi="Helvetica" w:eastAsia="Helvetica" w:cs="Helvetica"/>
+                <w:i w:val="false"/>
+                <w:b w:val="false"/>
+                <w:u w:val="none"/>
+                <w:sz w:val="22"/>
+                <w:szCs w:val="22"/>
+                <w:color w:val="000000"/>
+              </w:rPr>
+              <w:t xml:space="preserve"> </w:t>
+            </w:r>
+            <w:r xmlns:w="http://schemas.openxmlformats.org/wordprocessingml/2006/main" xmlns:wp="http://schemas.openxmlformats.org/drawingml/2006/wordprocessingDrawing" xmlns:r="http://schemas.openxmlformats.org/officeDocument/2006/relationships" xmlns:w14="http://schemas.microsoft.com/office/word/2010/wordml">
+              <w:rPr>
+                <w:rFonts w:ascii="Times New Roman" w:hAnsi="Helvetica" w:eastAsia="Helvetica" w:cs="Helvetica"/>
+                <w:i w:val="false"/>
+                <w:b w:val="false"/>
+                <w:u w:val="none"/>
+                <w:sz w:val="22"/>
+                <w:szCs w:val="22"/>
+                <w:color w:val="000000"/>
+              </w:rPr>
+              <w:t xml:space="preserve">.78</w:t>
             </w:r>
           </w:p>
         </w:tc>
       </w:tr>
     </w:tbl>
-    <w:bookmarkEnd w:id="92"/>
-    <w:bookmarkEnd w:id="93"/>
-    <w:p>
-      <w:pPr>
-        <w:pStyle w:val="FigureNote"/>
-      </w:pPr>
-      <w:r>
-        <w:rPr>
-          <w:i/>
-          <w:iCs/>
-        </w:rPr>
-        <w:t xml:space="preserve">Note</w:t>
-      </w:r>
-      <w:r>
-        <w:t xml:space="preserve">. These are letters.</w:t>
-      </w:r>
-    </w:p>
+    <w:bookmarkEnd w:id="105"/>
     <w:p>
       <w:r>
         <w:br w:type="page"/>
       </w:r>
     </w:p>
-    <w:bookmarkEnd w:id="94"/>
+    <w:bookmarkEnd w:id="106"/>
     <w:p>
       <w:pPr>
         <w:pStyle w:val="Heading1"/>
@@ -3100,7 +6451,7 @@
         <w:t xml:space="preserve">Appendix B</w:t>
       </w:r>
     </w:p>
-    <w:bookmarkStart w:id="99" w:name="apx-b"/>
+    <w:bookmarkStart w:id="111" w:name="apx-b"/>
     <w:p>
       <w:pPr>
         <w:pStyle w:val="Heading1"/>
@@ -3109,29 +6460,7 @@
         <w:t xml:space="preserve">Another Appendix</w:t>
       </w:r>
     </w:p>
-    <w:p>
-      <w:pPr>
-        <w:pStyle w:val="FirstParagraph"/>
-      </w:pPr>
-      <w:r>
-        <w:t xml:space="preserve">See</w:t>
-      </w:r>
-      <w:r>
-        <w:t xml:space="preserve"> </w:t>
-      </w:r>
-      <w:hyperlink w:anchor="fig-appendfig">
-        <w:r>
-          <w:rPr>
-            <w:rStyle w:val="Hyperlink"/>
-          </w:rPr>
-          <w:t xml:space="preserve">Figure B1</w:t>
-        </w:r>
-      </w:hyperlink>
-      <w:r>
-        <w:t xml:space="preserve">, an example of an imported graphic using markdown syntax.</w:t>
-      </w:r>
-    </w:p>
-    <w:bookmarkStart w:id="98" w:name="fig-appendfig"/>
+    <w:bookmarkStart w:id="110" w:name="fig-appendfig"/>
     <w:p>
       <w:pPr>
         <w:pStyle w:val="FigureTitle"/>
@@ -3157,18 +6486,18 @@
           <wp:inline>
             <wp:extent cx="5943600" cy="4245428"/>
             <wp:effectExtent b="0" l="0" r="0" t="0"/>
-            <wp:docPr descr="" title="" id="96" name="Picture"/>
+            <wp:docPr descr="" title="" id="108" name="Picture"/>
             <a:graphic>
               <a:graphicData uri="http://schemas.openxmlformats.org/drawingml/2006/picture">
                 <pic:pic>
                   <pic:nvPicPr>
-                    <pic:cNvPr descr="sampleimage.png" id="97" name="Picture"/>
+                    <pic:cNvPr descr="sampleimage.png" id="109" name="Picture"/>
                     <pic:cNvPicPr>
                       <a:picLocks noChangeArrowheads="1" noChangeAspect="1"/>
                     </pic:cNvPicPr>
                   </pic:nvPicPr>
                   <pic:blipFill>
-                    <a:blip r:embed="rId95"/>
+                    <a:blip r:embed="rId107"/>
                     <a:stretch>
                       <a:fillRect/>
                     </a:stretch>
@@ -3195,7 +6524,7 @@
         </w:drawing>
       </w:r>
     </w:p>
-    <w:bookmarkEnd w:id="98"/>
+    <w:bookmarkEnd w:id="110"/>
     <w:p>
       <w:pPr>
         <w:pStyle w:val="FigureNote"/>
@@ -3208,10 +6537,7 @@
         <w:t xml:space="preserve">Note</w:t>
       </w:r>
       <w:r>
-        <w:t xml:space="preserve">. A</w:t>
-      </w:r>
-      <w:r>
-        <w:t xml:space="preserve"> </w:t>
+        <w:t xml:space="preserve">. A </w:t>
       </w:r>
       <w:r>
         <w:rPr>
@@ -3227,7 +6553,29 @@
         <w:t xml:space="preserve">below the figure</w:t>
       </w:r>
     </w:p>
-    <w:bookmarkEnd w:id="99"/>
+    <w:p>
+      <w:pPr>
+        <w:pStyle w:val="BodyText"/>
+      </w:pPr>
+      <w:r>
+        <w:t xml:space="preserve">See</w:t>
+      </w:r>
+      <w:r>
+        <w:t xml:space="preserve"> </w:t>
+      </w:r>
+      <w:hyperlink w:anchor="fig-appendfig">
+        <w:r>
+          <w:rPr>
+            <w:rStyle w:val="Hyperlink"/>
+          </w:rPr>
+          <w:t xml:space="preserve">Figure B1</w:t>
+        </w:r>
+      </w:hyperlink>
+      <w:r>
+        <w:t xml:space="preserve">, an example of an imported graphic using markdown syntax.</w:t>
+      </w:r>
+    </w:p>
+    <w:bookmarkEnd w:id="111"/>
     <w:sectPr>
       <w:headerReference r:id="rId9" w:type="even"/>
       <w:headerReference r:id="rId11" w:type="default"/>
@@ -3248,7 +6596,7 @@
 </file>
 
 <file path=word/footer1.xml><?xml version="1.0" encoding="utf-8"?>
-<w:ftr xmlns:wpc="http://schemas.microsoft.com/office/word/2010/wordprocessingCanvas" xmlns:cx="http://schemas.microsoft.com/office/drawing/2014/chartex" xmlns:cx1="http://schemas.microsoft.com/office/drawing/2015/9/8/chartex" xmlns:cx2="http://schemas.microsoft.com/office/drawing/2015/10/21/chartex" xmlns:cx3="http://schemas.microsoft.com/office/drawing/2016/5/9/chartex" xmlns:cx4="http://schemas.microsoft.com/office/drawing/2016/5/10/chartex" xmlns:cx5="http://schemas.microsoft.com/office/drawing/2016/5/11/chartex" xmlns:cx6="http://schemas.microsoft.com/office/drawing/2016/5/12/chartex" xmlns:cx7="http://schemas.microsoft.com/office/drawing/2016/5/13/chartex" xmlns:cx8="http://schemas.microsoft.com/office/drawing/2016/5/14/chartex" xmlns:mc="http://schemas.openxmlformats.org/markup-compatibility/2006" xmlns:aink="http://schemas.microsoft.com/office/drawing/2016/ink" xmlns:am3d="http://schemas.microsoft.com/office/drawing/2017/model3d" xmlns:o="urn:schemas-microsoft-com:office:office" xmlns:oel="http://schemas.microsoft.com/office/2019/extlst" xmlns:r="http://schemas.openxmlformats.org/officeDocument/2006/relationships" xmlns:m="http://schemas.openxmlformats.org/officeDocument/2006/math" xmlns:v="urn:schemas-microsoft-com:vml" xmlns:wp14="http://schemas.microsoft.com/office/word/2010/wordprocessingDrawing" xmlns:wp="http://schemas.openxmlformats.org/drawingml/2006/wordprocessingDrawing" xmlns:w10="urn:schemas-microsoft-com:office:word" xmlns:w="http://schemas.openxmlformats.org/wordprocessingml/2006/main" xmlns:w14="http://schemas.microsoft.com/office/word/2010/wordml" xmlns:w15="http://schemas.microsoft.com/office/word/2012/wordml" xmlns:w16cex="http://schemas.microsoft.com/office/word/2018/wordml/cex" xmlns:w16cid="http://schemas.microsoft.com/office/word/2016/wordml/cid" xmlns:w16="http://schemas.microsoft.com/office/word/2018/wordml" xmlns:w16du="http://schemas.microsoft.com/office/word/2023/wordml/word16du" xmlns:w16sdtdh="http://schemas.microsoft.com/office/word/2020/wordml/sdtdatahash" xmlns:w16se="http://schemas.microsoft.com/office/word/2015/wordml/symex" xmlns:wpg="http://schemas.microsoft.com/office/word/2010/wordprocessingGroup" xmlns:wpi="http://schemas.microsoft.com/office/word/2010/wordprocessingInk" xmlns:wne="http://schemas.microsoft.com/office/word/2006/wordml" xmlns:wps="http://schemas.microsoft.com/office/word/2010/wordprocessingShape" mc:Ignorable="w14 w15 w16se w16cid w16 w16cex w16sdtdh w16du wp14">
+<w:ftr xmlns:wpc="http://schemas.microsoft.com/office/word/2010/wordprocessingCanvas" xmlns:cx="http://schemas.microsoft.com/office/drawing/2014/chartex" xmlns:cx1="http://schemas.microsoft.com/office/drawing/2015/9/8/chartex" xmlns:cx2="http://schemas.microsoft.com/office/drawing/2015/10/21/chartex" xmlns:cx3="http://schemas.microsoft.com/office/drawing/2016/5/9/chartex" xmlns:cx4="http://schemas.microsoft.com/office/drawing/2016/5/10/chartex" xmlns:cx5="http://schemas.microsoft.com/office/drawing/2016/5/11/chartex" xmlns:cx6="http://schemas.microsoft.com/office/drawing/2016/5/12/chartex" xmlns:cx7="http://schemas.microsoft.com/office/drawing/2016/5/13/chartex" xmlns:cx8="http://schemas.microsoft.com/office/drawing/2016/5/14/chartex" xmlns:mc="http://schemas.openxmlformats.org/markup-compatibility/2006" xmlns:aink="http://schemas.microsoft.com/office/drawing/2016/ink" xmlns:am3d="http://schemas.microsoft.com/office/drawing/2017/model3d" xmlns:o="urn:schemas-microsoft-com:office:office" xmlns:oel="http://schemas.microsoft.com/office/2019/extlst" xmlns:r="http://schemas.openxmlformats.org/officeDocument/2006/relationships" xmlns:m="http://schemas.openxmlformats.org/officeDocument/2006/math" xmlns:v="urn:schemas-microsoft-com:vml" xmlns:wp14="http://schemas.microsoft.com/office/word/2010/wordprocessingDrawing" xmlns:wp="http://schemas.openxmlformats.org/drawingml/2006/wordprocessingDrawing" xmlns:w10="urn:schemas-microsoft-com:office:word" xmlns:w="http://schemas.openxmlformats.org/wordprocessingml/2006/main" xmlns:w14="http://schemas.microsoft.com/office/word/2010/wordml" xmlns:w15="http://schemas.microsoft.com/office/word/2012/wordml" xmlns:w16cex="http://schemas.microsoft.com/office/word/2018/wordml/cex" xmlns:w16cid="http://schemas.microsoft.com/office/word/2016/wordml/cid" xmlns:w16="http://schemas.microsoft.com/office/word/2018/wordml" xmlns:w16du="http://schemas.microsoft.com/office/word/2023/wordml/word16du" xmlns:w16sdtdh="http://schemas.microsoft.com/office/word/2020/wordml/sdtdatahash" xmlns:w16sdtfl="http://schemas.microsoft.com/office/word/2024/wordml/sdtformatlock" xmlns:w16se="http://schemas.microsoft.com/office/word/2015/wordml/symex" xmlns:wpg="http://schemas.microsoft.com/office/word/2010/wordprocessingGroup" xmlns:wpi="http://schemas.microsoft.com/office/word/2010/wordprocessingInk" xmlns:wne="http://schemas.microsoft.com/office/word/2006/wordml" xmlns:wps="http://schemas.microsoft.com/office/word/2010/wordprocessingShape" mc:Ignorable="w14 w15 w16se w16cid w16 w16cex w16sdtdh w16sdtfl w16du wp14">
   <w:p>
     <w:pPr>
       <w:pStyle w:val="Footer"/>
@@ -3258,7 +6606,7 @@
 </file>
 
 <file path=word/footer2.xml><?xml version="1.0" encoding="utf-8"?>
-<w:ftr xmlns:wpc="http://schemas.microsoft.com/office/word/2010/wordprocessingCanvas" xmlns:cx="http://schemas.microsoft.com/office/drawing/2014/chartex" xmlns:cx1="http://schemas.microsoft.com/office/drawing/2015/9/8/chartex" xmlns:cx2="http://schemas.microsoft.com/office/drawing/2015/10/21/chartex" xmlns:cx3="http://schemas.microsoft.com/office/drawing/2016/5/9/chartex" xmlns:cx4="http://schemas.microsoft.com/office/drawing/2016/5/10/chartex" xmlns:cx5="http://schemas.microsoft.com/office/drawing/2016/5/11/chartex" xmlns:cx6="http://schemas.microsoft.com/office/drawing/2016/5/12/chartex" xmlns:cx7="http://schemas.microsoft.com/office/drawing/2016/5/13/chartex" xmlns:cx8="http://schemas.microsoft.com/office/drawing/2016/5/14/chartex" xmlns:mc="http://schemas.openxmlformats.org/markup-compatibility/2006" xmlns:aink="http://schemas.microsoft.com/office/drawing/2016/ink" xmlns:am3d="http://schemas.microsoft.com/office/drawing/2017/model3d" xmlns:o="urn:schemas-microsoft-com:office:office" xmlns:oel="http://schemas.microsoft.com/office/2019/extlst" xmlns:r="http://schemas.openxmlformats.org/officeDocument/2006/relationships" xmlns:m="http://schemas.openxmlformats.org/officeDocument/2006/math" xmlns:v="urn:schemas-microsoft-com:vml" xmlns:wp14="http://schemas.microsoft.com/office/word/2010/wordprocessingDrawing" xmlns:wp="http://schemas.openxmlformats.org/drawingml/2006/wordprocessingDrawing" xmlns:w10="urn:schemas-microsoft-com:office:word" xmlns:w="http://schemas.openxmlformats.org/wordprocessingml/2006/main" xmlns:w14="http://schemas.microsoft.com/office/word/2010/wordml" xmlns:w15="http://schemas.microsoft.com/office/word/2012/wordml" xmlns:w16cex="http://schemas.microsoft.com/office/word/2018/wordml/cex" xmlns:w16cid="http://schemas.microsoft.com/office/word/2016/wordml/cid" xmlns:w16="http://schemas.microsoft.com/office/word/2018/wordml" xmlns:w16du="http://schemas.microsoft.com/office/word/2023/wordml/word16du" xmlns:w16sdtdh="http://schemas.microsoft.com/office/word/2020/wordml/sdtdatahash" xmlns:w16se="http://schemas.microsoft.com/office/word/2015/wordml/symex" xmlns:wpg="http://schemas.microsoft.com/office/word/2010/wordprocessingGroup" xmlns:wpi="http://schemas.microsoft.com/office/word/2010/wordprocessingInk" xmlns:wne="http://schemas.microsoft.com/office/word/2006/wordml" xmlns:wps="http://schemas.microsoft.com/office/word/2010/wordprocessingShape" mc:Ignorable="w14 w15 w16se w16cid w16 w16cex w16sdtdh w16du wp14">
+<w:ftr xmlns:wpc="http://schemas.microsoft.com/office/word/2010/wordprocessingCanvas" xmlns:cx="http://schemas.microsoft.com/office/drawing/2014/chartex" xmlns:cx1="http://schemas.microsoft.com/office/drawing/2015/9/8/chartex" xmlns:cx2="http://schemas.microsoft.com/office/drawing/2015/10/21/chartex" xmlns:cx3="http://schemas.microsoft.com/office/drawing/2016/5/9/chartex" xmlns:cx4="http://schemas.microsoft.com/office/drawing/2016/5/10/chartex" xmlns:cx5="http://schemas.microsoft.com/office/drawing/2016/5/11/chartex" xmlns:cx6="http://schemas.microsoft.com/office/drawing/2016/5/12/chartex" xmlns:cx7="http://schemas.microsoft.com/office/drawing/2016/5/13/chartex" xmlns:cx8="http://schemas.microsoft.com/office/drawing/2016/5/14/chartex" xmlns:mc="http://schemas.openxmlformats.org/markup-compatibility/2006" xmlns:aink="http://schemas.microsoft.com/office/drawing/2016/ink" xmlns:am3d="http://schemas.microsoft.com/office/drawing/2017/model3d" xmlns:o="urn:schemas-microsoft-com:office:office" xmlns:oel="http://schemas.microsoft.com/office/2019/extlst" xmlns:r="http://schemas.openxmlformats.org/officeDocument/2006/relationships" xmlns:m="http://schemas.openxmlformats.org/officeDocument/2006/math" xmlns:v="urn:schemas-microsoft-com:vml" xmlns:wp14="http://schemas.microsoft.com/office/word/2010/wordprocessingDrawing" xmlns:wp="http://schemas.openxmlformats.org/drawingml/2006/wordprocessingDrawing" xmlns:w10="urn:schemas-microsoft-com:office:word" xmlns:w="http://schemas.openxmlformats.org/wordprocessingml/2006/main" xmlns:w14="http://schemas.microsoft.com/office/word/2010/wordml" xmlns:w15="http://schemas.microsoft.com/office/word/2012/wordml" xmlns:w16cex="http://schemas.microsoft.com/office/word/2018/wordml/cex" xmlns:w16cid="http://schemas.microsoft.com/office/word/2016/wordml/cid" xmlns:w16="http://schemas.microsoft.com/office/word/2018/wordml" xmlns:w16du="http://schemas.microsoft.com/office/word/2023/wordml/word16du" xmlns:w16sdtdh="http://schemas.microsoft.com/office/word/2020/wordml/sdtdatahash" xmlns:w16sdtfl="http://schemas.microsoft.com/office/word/2024/wordml/sdtformatlock" xmlns:w16se="http://schemas.microsoft.com/office/word/2015/wordml/symex" xmlns:wpg="http://schemas.microsoft.com/office/word/2010/wordprocessingGroup" xmlns:wpi="http://schemas.microsoft.com/office/word/2010/wordprocessingInk" xmlns:wne="http://schemas.microsoft.com/office/word/2006/wordml" xmlns:wps="http://schemas.microsoft.com/office/word/2010/wordprocessingShape" mc:Ignorable="w14 w15 w16se w16cid w16 w16cex w16sdtdh w16sdtfl w16du wp14">
   <w:p>
     <w:pPr>
       <w:pStyle w:val="Footer"/>
@@ -3268,7 +6616,7 @@
 </file>
 
 <file path=word/footer3.xml><?xml version="1.0" encoding="utf-8"?>
-<w:ftr xmlns:wpc="http://schemas.microsoft.com/office/word/2010/wordprocessingCanvas" xmlns:cx="http://schemas.microsoft.com/office/drawing/2014/chartex" xmlns:cx1="http://schemas.microsoft.com/office/drawing/2015/9/8/chartex" xmlns:cx2="http://schemas.microsoft.com/office/drawing/2015/10/21/chartex" xmlns:cx3="http://schemas.microsoft.com/office/drawing/2016/5/9/chartex" xmlns:cx4="http://schemas.microsoft.com/office/drawing/2016/5/10/chartex" xmlns:cx5="http://schemas.microsoft.com/office/drawing/2016/5/11/chartex" xmlns:cx6="http://schemas.microsoft.com/office/drawing/2016/5/12/chartex" xmlns:cx7="http://schemas.microsoft.com/office/drawing/2016/5/13/chartex" xmlns:cx8="http://schemas.microsoft.com/office/drawing/2016/5/14/chartex" xmlns:mc="http://schemas.openxmlformats.org/markup-compatibility/2006" xmlns:aink="http://schemas.microsoft.com/office/drawing/2016/ink" xmlns:am3d="http://schemas.microsoft.com/office/drawing/2017/model3d" xmlns:o="urn:schemas-microsoft-com:office:office" xmlns:oel="http://schemas.microsoft.com/office/2019/extlst" xmlns:r="http://schemas.openxmlformats.org/officeDocument/2006/relationships" xmlns:m="http://schemas.openxmlformats.org/officeDocument/2006/math" xmlns:v="urn:schemas-microsoft-com:vml" xmlns:wp14="http://schemas.microsoft.com/office/word/2010/wordprocessingDrawing" xmlns:wp="http://schemas.openxmlformats.org/drawingml/2006/wordprocessingDrawing" xmlns:w10="urn:schemas-microsoft-com:office:word" xmlns:w="http://schemas.openxmlformats.org/wordprocessingml/2006/main" xmlns:w14="http://schemas.microsoft.com/office/word/2010/wordml" xmlns:w15="http://schemas.microsoft.com/office/word/2012/wordml" xmlns:w16cex="http://schemas.microsoft.com/office/word/2018/wordml/cex" xmlns:w16cid="http://schemas.microsoft.com/office/word/2016/wordml/cid" xmlns:w16="http://schemas.microsoft.com/office/word/2018/wordml" xmlns:w16du="http://schemas.microsoft.com/office/word/2023/wordml/word16du" xmlns:w16sdtdh="http://schemas.microsoft.com/office/word/2020/wordml/sdtdatahash" xmlns:w16se="http://schemas.microsoft.com/office/word/2015/wordml/symex" xmlns:wpg="http://schemas.microsoft.com/office/word/2010/wordprocessingGroup" xmlns:wpi="http://schemas.microsoft.com/office/word/2010/wordprocessingInk" xmlns:wne="http://schemas.microsoft.com/office/word/2006/wordml" xmlns:wps="http://schemas.microsoft.com/office/word/2010/wordprocessingShape" mc:Ignorable="w14 w15 w16se w16cid w16 w16cex w16sdtdh w16du wp14">
+<w:ftr xmlns:wpc="http://schemas.microsoft.com/office/word/2010/wordprocessingCanvas" xmlns:cx="http://schemas.microsoft.com/office/drawing/2014/chartex" xmlns:cx1="http://schemas.microsoft.com/office/drawing/2015/9/8/chartex" xmlns:cx2="http://schemas.microsoft.com/office/drawing/2015/10/21/chartex" xmlns:cx3="http://schemas.microsoft.com/office/drawing/2016/5/9/chartex" xmlns:cx4="http://schemas.microsoft.com/office/drawing/2016/5/10/chartex" xmlns:cx5="http://schemas.microsoft.com/office/drawing/2016/5/11/chartex" xmlns:cx6="http://schemas.microsoft.com/office/drawing/2016/5/12/chartex" xmlns:cx7="http://schemas.microsoft.com/office/drawing/2016/5/13/chartex" xmlns:cx8="http://schemas.microsoft.com/office/drawing/2016/5/14/chartex" xmlns:mc="http://schemas.openxmlformats.org/markup-compatibility/2006" xmlns:aink="http://schemas.microsoft.com/office/drawing/2016/ink" xmlns:am3d="http://schemas.microsoft.com/office/drawing/2017/model3d" xmlns:o="urn:schemas-microsoft-com:office:office" xmlns:oel="http://schemas.microsoft.com/office/2019/extlst" xmlns:r="http://schemas.openxmlformats.org/officeDocument/2006/relationships" xmlns:m="http://schemas.openxmlformats.org/officeDocument/2006/math" xmlns:v="urn:schemas-microsoft-com:vml" xmlns:wp14="http://schemas.microsoft.com/office/word/2010/wordprocessingDrawing" xmlns:wp="http://schemas.openxmlformats.org/drawingml/2006/wordprocessingDrawing" xmlns:w10="urn:schemas-microsoft-com:office:word" xmlns:w="http://schemas.openxmlformats.org/wordprocessingml/2006/main" xmlns:w14="http://schemas.microsoft.com/office/word/2010/wordml" xmlns:w15="http://schemas.microsoft.com/office/word/2012/wordml" xmlns:w16cex="http://schemas.microsoft.com/office/word/2018/wordml/cex" xmlns:w16cid="http://schemas.microsoft.com/office/word/2016/wordml/cid" xmlns:w16="http://schemas.microsoft.com/office/word/2018/wordml" xmlns:w16du="http://schemas.microsoft.com/office/word/2023/wordml/word16du" xmlns:w16sdtdh="http://schemas.microsoft.com/office/word/2020/wordml/sdtdatahash" xmlns:w16sdtfl="http://schemas.microsoft.com/office/word/2024/wordml/sdtformatlock" xmlns:w16se="http://schemas.microsoft.com/office/word/2015/wordml/symex" xmlns:wpg="http://schemas.microsoft.com/office/word/2010/wordprocessingGroup" xmlns:wpi="http://schemas.microsoft.com/office/word/2010/wordprocessingInk" xmlns:wne="http://schemas.microsoft.com/office/word/2006/wordml" xmlns:wps="http://schemas.microsoft.com/office/word/2010/wordprocessingShape" mc:Ignorable="w14 w15 w16se w16cid w16 w16cex w16sdtdh w16sdtfl w16du wp14">
   <w:p>
     <w:pPr>
       <w:pStyle w:val="Footer"/>
@@ -3293,7 +6641,7 @@
       </w:r>
     </w:p>
   </w:footnote>
-  <w:footnote w:id="66">
+  <w:footnote w:id="76">
     <w:p>
       <w:pPr>
         <w:pStyle w:val="FootnoteText"/>
@@ -3312,7 +6660,7 @@
       </w:r>
     </w:p>
   </w:footnote>
-  <w:footnote w:id="67">
+  <w:footnote w:id="77">
     <w:p>
       <w:pPr>
         <w:pStyle w:val="FootnoteText"/>
@@ -3343,7 +6691,7 @@
 </file>
 
 <file path=word/header1.xml><?xml version="1.0" encoding="utf-8"?>
-<w:hdr xmlns:wpc="http://schemas.microsoft.com/office/word/2010/wordprocessingCanvas" xmlns:cx="http://schemas.microsoft.com/office/drawing/2014/chartex" xmlns:cx1="http://schemas.microsoft.com/office/drawing/2015/9/8/chartex" xmlns:cx2="http://schemas.microsoft.com/office/drawing/2015/10/21/chartex" xmlns:cx3="http://schemas.microsoft.com/office/drawing/2016/5/9/chartex" xmlns:cx4="http://schemas.microsoft.com/office/drawing/2016/5/10/chartex" xmlns:cx5="http://schemas.microsoft.com/office/drawing/2016/5/11/chartex" xmlns:cx6="http://schemas.microsoft.com/office/drawing/2016/5/12/chartex" xmlns:cx7="http://schemas.microsoft.com/office/drawing/2016/5/13/chartex" xmlns:cx8="http://schemas.microsoft.com/office/drawing/2016/5/14/chartex" xmlns:mc="http://schemas.openxmlformats.org/markup-compatibility/2006" xmlns:aink="http://schemas.microsoft.com/office/drawing/2016/ink" xmlns:am3d="http://schemas.microsoft.com/office/drawing/2017/model3d" xmlns:o="urn:schemas-microsoft-com:office:office" xmlns:oel="http://schemas.microsoft.com/office/2019/extlst" xmlns:r="http://schemas.openxmlformats.org/officeDocument/2006/relationships" xmlns:m="http://schemas.openxmlformats.org/officeDocument/2006/math" xmlns:v="urn:schemas-microsoft-com:vml" xmlns:wp14="http://schemas.microsoft.com/office/word/2010/wordprocessingDrawing" xmlns:wp="http://schemas.openxmlformats.org/drawingml/2006/wordprocessingDrawing" xmlns:w10="urn:schemas-microsoft-com:office:word" xmlns:w="http://schemas.openxmlformats.org/wordprocessingml/2006/main" xmlns:w14="http://schemas.microsoft.com/office/word/2010/wordml" xmlns:w15="http://schemas.microsoft.com/office/word/2012/wordml" xmlns:w16cex="http://schemas.microsoft.com/office/word/2018/wordml/cex" xmlns:w16cid="http://schemas.microsoft.com/office/word/2016/wordml/cid" xmlns:w16="http://schemas.microsoft.com/office/word/2018/wordml" xmlns:w16du="http://schemas.microsoft.com/office/word/2023/wordml/word16du" xmlns:w16sdtdh="http://schemas.microsoft.com/office/word/2020/wordml/sdtdatahash" xmlns:w16se="http://schemas.microsoft.com/office/word/2015/wordml/symex" xmlns:wpg="http://schemas.microsoft.com/office/word/2010/wordprocessingGroup" xmlns:wpi="http://schemas.microsoft.com/office/word/2010/wordprocessingInk" xmlns:wne="http://schemas.microsoft.com/office/word/2006/wordml" xmlns:wps="http://schemas.microsoft.com/office/word/2010/wordprocessingShape" mc:Ignorable="w14 w15 w16se w16cid w16 w16cex w16sdtdh w16du wp14">
+<w:hdr xmlns:wpc="http://schemas.microsoft.com/office/word/2010/wordprocessingCanvas" xmlns:cx="http://schemas.microsoft.com/office/drawing/2014/chartex" xmlns:cx1="http://schemas.microsoft.com/office/drawing/2015/9/8/chartex" xmlns:cx2="http://schemas.microsoft.com/office/drawing/2015/10/21/chartex" xmlns:cx3="http://schemas.microsoft.com/office/drawing/2016/5/9/chartex" xmlns:cx4="http://schemas.microsoft.com/office/drawing/2016/5/10/chartex" xmlns:cx5="http://schemas.microsoft.com/office/drawing/2016/5/11/chartex" xmlns:cx6="http://schemas.microsoft.com/office/drawing/2016/5/12/chartex" xmlns:cx7="http://schemas.microsoft.com/office/drawing/2016/5/13/chartex" xmlns:cx8="http://schemas.microsoft.com/office/drawing/2016/5/14/chartex" xmlns:mc="http://schemas.openxmlformats.org/markup-compatibility/2006" xmlns:aink="http://schemas.microsoft.com/office/drawing/2016/ink" xmlns:am3d="http://schemas.microsoft.com/office/drawing/2017/model3d" xmlns:o="urn:schemas-microsoft-com:office:office" xmlns:oel="http://schemas.microsoft.com/office/2019/extlst" xmlns:r="http://schemas.openxmlformats.org/officeDocument/2006/relationships" xmlns:m="http://schemas.openxmlformats.org/officeDocument/2006/math" xmlns:v="urn:schemas-microsoft-com:vml" xmlns:wp14="http://schemas.microsoft.com/office/word/2010/wordprocessingDrawing" xmlns:wp="http://schemas.openxmlformats.org/drawingml/2006/wordprocessingDrawing" xmlns:w10="urn:schemas-microsoft-com:office:word" xmlns:w="http://schemas.openxmlformats.org/wordprocessingml/2006/main" xmlns:w14="http://schemas.microsoft.com/office/word/2010/wordml" xmlns:w15="http://schemas.microsoft.com/office/word/2012/wordml" xmlns:w16cex="http://schemas.microsoft.com/office/word/2018/wordml/cex" xmlns:w16cid="http://schemas.microsoft.com/office/word/2016/wordml/cid" xmlns:w16="http://schemas.microsoft.com/office/word/2018/wordml" xmlns:w16du="http://schemas.microsoft.com/office/word/2023/wordml/word16du" xmlns:w16sdtdh="http://schemas.microsoft.com/office/word/2020/wordml/sdtdatahash" xmlns:w16sdtfl="http://schemas.microsoft.com/office/word/2024/wordml/sdtformatlock" xmlns:w16se="http://schemas.microsoft.com/office/word/2015/wordml/symex" xmlns:wpg="http://schemas.microsoft.com/office/word/2010/wordprocessingGroup" xmlns:wpi="http://schemas.microsoft.com/office/word/2010/wordprocessingInk" xmlns:wne="http://schemas.microsoft.com/office/word/2006/wordml" xmlns:wps="http://schemas.microsoft.com/office/word/2010/wordprocessingShape" mc:Ignorable="w14 w15 w16se w16cid w16 w16cex w16sdtdh w16sdtfl w16du wp14">
   <w:p>
     <w:pPr>
       <w:pStyle w:val="Header"/>
@@ -3353,7 +6701,7 @@
 </file>
 
 <file path=word/header2.xml><?xml version="1.0" encoding="utf-8"?>
-<w:hdr xmlns:wpc="http://schemas.microsoft.com/office/word/2010/wordprocessingCanvas" xmlns:cx="http://schemas.microsoft.com/office/drawing/2014/chartex" xmlns:cx1="http://schemas.microsoft.com/office/drawing/2015/9/8/chartex" xmlns:cx2="http://schemas.microsoft.com/office/drawing/2015/10/21/chartex" xmlns:cx3="http://schemas.microsoft.com/office/drawing/2016/5/9/chartex" xmlns:cx4="http://schemas.microsoft.com/office/drawing/2016/5/10/chartex" xmlns:cx5="http://schemas.microsoft.com/office/drawing/2016/5/11/chartex" xmlns:cx6="http://schemas.microsoft.com/office/drawing/2016/5/12/chartex" xmlns:cx7="http://schemas.microsoft.com/office/drawing/2016/5/13/chartex" xmlns:cx8="http://schemas.microsoft.com/office/drawing/2016/5/14/chartex" xmlns:mc="http://schemas.openxmlformats.org/markup-compatibility/2006" xmlns:aink="http://schemas.microsoft.com/office/drawing/2016/ink" xmlns:am3d="http://schemas.microsoft.com/office/drawing/2017/model3d" xmlns:o="urn:schemas-microsoft-com:office:office" xmlns:oel="http://schemas.microsoft.com/office/2019/extlst" xmlns:r="http://schemas.openxmlformats.org/officeDocument/2006/relationships" xmlns:m="http://schemas.openxmlformats.org/officeDocument/2006/math" xmlns:v="urn:schemas-microsoft-com:vml" xmlns:wp14="http://schemas.microsoft.com/office/word/2010/wordprocessingDrawing" xmlns:wp="http://schemas.openxmlformats.org/drawingml/2006/wordprocessingDrawing" xmlns:w10="urn:schemas-microsoft-com:office:word" xmlns:w="http://schemas.openxmlformats.org/wordprocessingml/2006/main" xmlns:w14="http://schemas.microsoft.com/office/word/2010/wordml" xmlns:w15="http://schemas.microsoft.com/office/word/2012/wordml" xmlns:w16cex="http://schemas.microsoft.com/office/word/2018/wordml/cex" xmlns:w16cid="http://schemas.microsoft.com/office/word/2016/wordml/cid" xmlns:w16="http://schemas.microsoft.com/office/word/2018/wordml" xmlns:w16du="http://schemas.microsoft.com/office/word/2023/wordml/word16du" xmlns:w16sdtdh="http://schemas.microsoft.com/office/word/2020/wordml/sdtdatahash" xmlns:w16se="http://schemas.microsoft.com/office/word/2015/wordml/symex" xmlns:wpg="http://schemas.microsoft.com/office/word/2010/wordprocessingGroup" xmlns:wpi="http://schemas.microsoft.com/office/word/2010/wordprocessingInk" xmlns:wne="http://schemas.microsoft.com/office/word/2006/wordml" xmlns:wps="http://schemas.microsoft.com/office/word/2010/wordprocessingShape" mc:Ignorable="w14 w15 w16se w16cid w16 w16cex w16sdtdh w16du wp14">
+<w:hdr xmlns:wpc="http://schemas.microsoft.com/office/word/2010/wordprocessingCanvas" xmlns:cx="http://schemas.microsoft.com/office/drawing/2014/chartex" xmlns:cx1="http://schemas.microsoft.com/office/drawing/2015/9/8/chartex" xmlns:cx2="http://schemas.microsoft.com/office/drawing/2015/10/21/chartex" xmlns:cx3="http://schemas.microsoft.com/office/drawing/2016/5/9/chartex" xmlns:cx4="http://schemas.microsoft.com/office/drawing/2016/5/10/chartex" xmlns:cx5="http://schemas.microsoft.com/office/drawing/2016/5/11/chartex" xmlns:cx6="http://schemas.microsoft.com/office/drawing/2016/5/12/chartex" xmlns:cx7="http://schemas.microsoft.com/office/drawing/2016/5/13/chartex" xmlns:cx8="http://schemas.microsoft.com/office/drawing/2016/5/14/chartex" xmlns:mc="http://schemas.openxmlformats.org/markup-compatibility/2006" xmlns:aink="http://schemas.microsoft.com/office/drawing/2016/ink" xmlns:am3d="http://schemas.microsoft.com/office/drawing/2017/model3d" xmlns:o="urn:schemas-microsoft-com:office:office" xmlns:oel="http://schemas.microsoft.com/office/2019/extlst" xmlns:r="http://schemas.openxmlformats.org/officeDocument/2006/relationships" xmlns:m="http://schemas.openxmlformats.org/officeDocument/2006/math" xmlns:v="urn:schemas-microsoft-com:vml" xmlns:wp14="http://schemas.microsoft.com/office/word/2010/wordprocessingDrawing" xmlns:wp="http://schemas.openxmlformats.org/drawingml/2006/wordprocessingDrawing" xmlns:w10="urn:schemas-microsoft-com:office:word" xmlns:w="http://schemas.openxmlformats.org/wordprocessingml/2006/main" xmlns:w14="http://schemas.microsoft.com/office/word/2010/wordml" xmlns:w15="http://schemas.microsoft.com/office/word/2012/wordml" xmlns:w16cex="http://schemas.microsoft.com/office/word/2018/wordml/cex" xmlns:w16cid="http://schemas.microsoft.com/office/word/2016/wordml/cid" xmlns:w16="http://schemas.microsoft.com/office/word/2018/wordml" xmlns:w16du="http://schemas.microsoft.com/office/word/2023/wordml/word16du" xmlns:w16sdtdh="http://schemas.microsoft.com/office/word/2020/wordml/sdtdatahash" xmlns:w16sdtfl="http://schemas.microsoft.com/office/word/2024/wordml/sdtformatlock" xmlns:w16se="http://schemas.microsoft.com/office/word/2015/wordml/symex" xmlns:wpg="http://schemas.microsoft.com/office/word/2010/wordprocessingGroup" xmlns:wpi="http://schemas.microsoft.com/office/word/2010/wordprocessingInk" xmlns:wne="http://schemas.microsoft.com/office/word/2006/wordml" xmlns:wps="http://schemas.microsoft.com/office/word/2010/wordprocessingShape" mc:Ignorable="w14 w15 w16se w16cid w16 w16cex w16sdtdh w16sdtfl w16du wp14">
   <w:p>
     <w:pPr>
       <w:tabs>
@@ -3415,7 +6763,7 @@
 </file>
 
 <file path=word/header3.xml><?xml version="1.0" encoding="utf-8"?>
-<w:hdr xmlns:wpc="http://schemas.microsoft.com/office/word/2010/wordprocessingCanvas" xmlns:cx="http://schemas.microsoft.com/office/drawing/2014/chartex" xmlns:cx1="http://schemas.microsoft.com/office/drawing/2015/9/8/chartex" xmlns:cx2="http://schemas.microsoft.com/office/drawing/2015/10/21/chartex" xmlns:cx3="http://schemas.microsoft.com/office/drawing/2016/5/9/chartex" xmlns:cx4="http://schemas.microsoft.com/office/drawing/2016/5/10/chartex" xmlns:cx5="http://schemas.microsoft.com/office/drawing/2016/5/11/chartex" xmlns:cx6="http://schemas.microsoft.com/office/drawing/2016/5/12/chartex" xmlns:cx7="http://schemas.microsoft.com/office/drawing/2016/5/13/chartex" xmlns:cx8="http://schemas.microsoft.com/office/drawing/2016/5/14/chartex" xmlns:mc="http://schemas.openxmlformats.org/markup-compatibility/2006" xmlns:aink="http://schemas.microsoft.com/office/drawing/2016/ink" xmlns:am3d="http://schemas.microsoft.com/office/drawing/2017/model3d" xmlns:o="urn:schemas-microsoft-com:office:office" xmlns:oel="http://schemas.microsoft.com/office/2019/extlst" xmlns:r="http://schemas.openxmlformats.org/officeDocument/2006/relationships" xmlns:m="http://schemas.openxmlformats.org/officeDocument/2006/math" xmlns:v="urn:schemas-microsoft-com:vml" xmlns:wp14="http://schemas.microsoft.com/office/word/2010/wordprocessingDrawing" xmlns:wp="http://schemas.openxmlformats.org/drawingml/2006/wordprocessingDrawing" xmlns:w10="urn:schemas-microsoft-com:office:word" xmlns:w="http://schemas.openxmlformats.org/wordprocessingml/2006/main" xmlns:w14="http://schemas.microsoft.com/office/word/2010/wordml" xmlns:w15="http://schemas.microsoft.com/office/word/2012/wordml" xmlns:w16cex="http://schemas.microsoft.com/office/word/2018/wordml/cex" xmlns:w16cid="http://schemas.microsoft.com/office/word/2016/wordml/cid" xmlns:w16="http://schemas.microsoft.com/office/word/2018/wordml" xmlns:w16du="http://schemas.microsoft.com/office/word/2023/wordml/word16du" xmlns:w16sdtdh="http://schemas.microsoft.com/office/word/2020/wordml/sdtdatahash" xmlns:w16se="http://schemas.microsoft.com/office/word/2015/wordml/symex" xmlns:wpg="http://schemas.microsoft.com/office/word/2010/wordprocessingGroup" xmlns:wpi="http://schemas.microsoft.com/office/word/2010/wordprocessingInk" xmlns:wne="http://schemas.microsoft.com/office/word/2006/wordml" xmlns:wps="http://schemas.microsoft.com/office/word/2010/wordprocessingShape" mc:Ignorable="w14 w15 w16se w16cid w16 w16cex w16sdtdh w16du wp14">
+<w:hdr xmlns:wpc="http://schemas.microsoft.com/office/word/2010/wordprocessingCanvas" xmlns:cx="http://schemas.microsoft.com/office/drawing/2014/chartex" xmlns:cx1="http://schemas.microsoft.com/office/drawing/2015/9/8/chartex" xmlns:cx2="http://schemas.microsoft.com/office/drawing/2015/10/21/chartex" xmlns:cx3="http://schemas.microsoft.com/office/drawing/2016/5/9/chartex" xmlns:cx4="http://schemas.microsoft.com/office/drawing/2016/5/10/chartex" xmlns:cx5="http://schemas.microsoft.com/office/drawing/2016/5/11/chartex" xmlns:cx6="http://schemas.microsoft.com/office/drawing/2016/5/12/chartex" xmlns:cx7="http://schemas.microsoft.com/office/drawing/2016/5/13/chartex" xmlns:cx8="http://schemas.microsoft.com/office/drawing/2016/5/14/chartex" xmlns:mc="http://schemas.openxmlformats.org/markup-compatibility/2006" xmlns:aink="http://schemas.microsoft.com/office/drawing/2016/ink" xmlns:am3d="http://schemas.microsoft.com/office/drawing/2017/model3d" xmlns:o="urn:schemas-microsoft-com:office:office" xmlns:oel="http://schemas.microsoft.com/office/2019/extlst" xmlns:r="http://schemas.openxmlformats.org/officeDocument/2006/relationships" xmlns:m="http://schemas.openxmlformats.org/officeDocument/2006/math" xmlns:v="urn:schemas-microsoft-com:vml" xmlns:wp14="http://schemas.microsoft.com/office/word/2010/wordprocessingDrawing" xmlns:wp="http://schemas.openxmlformats.org/drawingml/2006/wordprocessingDrawing" xmlns:w10="urn:schemas-microsoft-com:office:word" xmlns:w="http://schemas.openxmlformats.org/wordprocessingml/2006/main" xmlns:w14="http://schemas.microsoft.com/office/word/2010/wordml" xmlns:w15="http://schemas.microsoft.com/office/word/2012/wordml" xmlns:w16cex="http://schemas.microsoft.com/office/word/2018/wordml/cex" xmlns:w16cid="http://schemas.microsoft.com/office/word/2016/wordml/cid" xmlns:w16="http://schemas.microsoft.com/office/word/2018/wordml" xmlns:w16du="http://schemas.microsoft.com/office/word/2023/wordml/word16du" xmlns:w16sdtdh="http://schemas.microsoft.com/office/word/2020/wordml/sdtdatahash" xmlns:w16sdtfl="http://schemas.microsoft.com/office/word/2024/wordml/sdtformatlock" xmlns:w16se="http://schemas.microsoft.com/office/word/2015/wordml/symex" xmlns:wpg="http://schemas.microsoft.com/office/word/2010/wordprocessingGroup" xmlns:wpi="http://schemas.microsoft.com/office/word/2010/wordprocessingInk" xmlns:wne="http://schemas.microsoft.com/office/word/2006/wordml" xmlns:wps="http://schemas.microsoft.com/office/word/2010/wordprocessingShape" mc:Ignorable="w14 w15 w16se w16cid w16 w16cex w16sdtdh w16sdtfl w16du wp14">
   <w:p>
     <w:pPr>
       <w:pStyle w:val="Header"/>
@@ -3425,7 +6773,7 @@
 </file>
 
 <file path=word/numbering.xml><?xml version="1.0" encoding="utf-8"?>
-<w:numbering xmlns:aink="http://schemas.microsoft.com/office/drawing/2016/ink" xmlns:am3d="http://schemas.microsoft.com/office/drawing/2017/model3d" xmlns:cx="http://schemas.microsoft.com/office/drawing/2014/chartex" xmlns:cx1="http://schemas.microsoft.com/office/drawing/2015/9/8/chartex" xmlns:cx2="http://schemas.microsoft.com/office/drawing/2015/10/21/chartex" xmlns:cx3="http://schemas.microsoft.com/office/drawing/2016/5/9/chartex" xmlns:cx4="http://schemas.microsoft.com/office/drawing/2016/5/10/chartex" xmlns:cx5="http://schemas.microsoft.com/office/drawing/2016/5/11/chartex" xmlns:cx6="http://schemas.microsoft.com/office/drawing/2016/5/12/chartex" xmlns:cx7="http://schemas.microsoft.com/office/drawing/2016/5/13/chartex" xmlns:cx8="http://schemas.microsoft.com/office/drawing/2016/5/14/chartex" xmlns:m="http://schemas.openxmlformats.org/officeDocument/2006/math" xmlns:mc="http://schemas.openxmlformats.org/markup-compatibility/2006" xmlns:o="urn:schemas-microsoft-com:office:office" xmlns:oel="http://schemas.microsoft.com/office/2019/extlst" xmlns:r="http://schemas.openxmlformats.org/officeDocument/2006/relationships" xmlns:v="urn:schemas-microsoft-com:vml" xmlns:w="http://schemas.openxmlformats.org/wordprocessingml/2006/main" xmlns:w10="urn:schemas-microsoft-com:office:word" xmlns:w14="http://schemas.microsoft.com/office/word/2010/wordml" xmlns:w15="http://schemas.microsoft.com/office/word/2012/wordml" xmlns:w16="http://schemas.microsoft.com/office/word/2018/wordml" xmlns:w16cex="http://schemas.microsoft.com/office/word/2018/wordml/cex" xmlns:w16cid="http://schemas.microsoft.com/office/word/2016/wordml/cid" xmlns:w16du="http://schemas.microsoft.com/office/word/2023/wordml/word16du" xmlns:w16sdtdh="http://schemas.microsoft.com/office/word/2020/wordml/sdtdatahash" xmlns:w16se="http://schemas.microsoft.com/office/word/2015/wordml/symex" xmlns:wne="http://schemas.microsoft.com/office/word/2006/wordml" xmlns:wp="http://schemas.openxmlformats.org/drawingml/2006/wordprocessingDrawing" xmlns:wp14="http://schemas.microsoft.com/office/word/2010/wordprocessingDrawing" xmlns:wpc="http://schemas.microsoft.com/office/word/2010/wordprocessingCanvas" xmlns:wpg="http://schemas.microsoft.com/office/word/2010/wordprocessingGroup" xmlns:wpi="http://schemas.microsoft.com/office/word/2010/wordprocessingInk" xmlns:wps="http://schemas.microsoft.com/office/word/2010/wordprocessingShape" mc:Ignorable="w14 w15 w16se w16cid w16 w16cex w16sdtdh w16du wp14">
+<w:numbering xmlns:aink="http://schemas.microsoft.com/office/drawing/2016/ink" xmlns:am3d="http://schemas.microsoft.com/office/drawing/2017/model3d" xmlns:cx="http://schemas.microsoft.com/office/drawing/2014/chartex" xmlns:cx1="http://schemas.microsoft.com/office/drawing/2015/9/8/chartex" xmlns:cx2="http://schemas.microsoft.com/office/drawing/2015/10/21/chartex" xmlns:cx3="http://schemas.microsoft.com/office/drawing/2016/5/9/chartex" xmlns:cx4="http://schemas.microsoft.com/office/drawing/2016/5/10/chartex" xmlns:cx5="http://schemas.microsoft.com/office/drawing/2016/5/11/chartex" xmlns:cx6="http://schemas.microsoft.com/office/drawing/2016/5/12/chartex" xmlns:cx7="http://schemas.microsoft.com/office/drawing/2016/5/13/chartex" xmlns:cx8="http://schemas.microsoft.com/office/drawing/2016/5/14/chartex" xmlns:m="http://schemas.openxmlformats.org/officeDocument/2006/math" xmlns:mc="http://schemas.openxmlformats.org/markup-compatibility/2006" xmlns:o="urn:schemas-microsoft-com:office:office" xmlns:oel="http://schemas.microsoft.com/office/2019/extlst" xmlns:r="http://schemas.openxmlformats.org/officeDocument/2006/relationships" xmlns:v="urn:schemas-microsoft-com:vml" xmlns:w="http://schemas.openxmlformats.org/wordprocessingml/2006/main" xmlns:w10="urn:schemas-microsoft-com:office:word" xmlns:w14="http://schemas.microsoft.com/office/word/2010/wordml" xmlns:w15="http://schemas.microsoft.com/office/word/2012/wordml" xmlns:w16="http://schemas.microsoft.com/office/word/2018/wordml" xmlns:w16cex="http://schemas.microsoft.com/office/word/2018/wordml/cex" xmlns:w16cid="http://schemas.microsoft.com/office/word/2016/wordml/cid" xmlns:w16du="http://schemas.microsoft.com/office/word/2023/wordml/word16du" xmlns:w16sdtdh="http://schemas.microsoft.com/office/word/2020/wordml/sdtdatahash" xmlns:w16sdtfl="http://schemas.microsoft.com/office/word/2024/wordml/sdtformatlock" xmlns:w16se="http://schemas.microsoft.com/office/word/2015/wordml/symex" xmlns:wne="http://schemas.microsoft.com/office/word/2006/wordml" xmlns:wp="http://schemas.openxmlformats.org/drawingml/2006/wordprocessingDrawing" xmlns:wp14="http://schemas.microsoft.com/office/word/2010/wordprocessingDrawing" xmlns:wpc="http://schemas.microsoft.com/office/word/2010/wordprocessingCanvas" xmlns:wpg="http://schemas.microsoft.com/office/word/2010/wordprocessingGroup" xmlns:wpi="http://schemas.microsoft.com/office/word/2010/wordprocessingInk" xmlns:wps="http://schemas.microsoft.com/office/word/2010/wordprocessingShape" mc:Ignorable="w14 w15 w16se w16cid w16 w16cex w16sdtdh w16sdtfl w16du wp14">
   <w:abstractNum w15:restartNumberingAfterBreak="0" w:abstractNumId="0">
     <w:nsid w:val="FFFFFF7C"/>
     <w:multiLevelType w:val="singleLevel"/>
@@ -3847,7 +7195,7 @@
 </file>
 
 <file path=word/styles.xml><?xml version="1.0" encoding="utf-8"?>
-<w:styles xmlns:mc="http://schemas.openxmlformats.org/markup-compatibility/2006" xmlns:r="http://schemas.openxmlformats.org/officeDocument/2006/relationships" xmlns:w="http://schemas.openxmlformats.org/wordprocessingml/2006/main" xmlns:w14="http://schemas.microsoft.com/office/word/2010/wordml" xmlns:w15="http://schemas.microsoft.com/office/word/2012/wordml" xmlns:w16="http://schemas.microsoft.com/office/word/2018/wordml" xmlns:w16cex="http://schemas.microsoft.com/office/word/2018/wordml/cex" xmlns:w16cid="http://schemas.microsoft.com/office/word/2016/wordml/cid" xmlns:w16du="http://schemas.microsoft.com/office/word/2023/wordml/word16du" xmlns:w16sdtdh="http://schemas.microsoft.com/office/word/2020/wordml/sdtdatahash" xmlns:w16se="http://schemas.microsoft.com/office/word/2015/wordml/symex" mc:Ignorable="w14 w15 w16se w16cid w16 w16cex w16sdtdh w16du">
+<w:styles xmlns:mc="http://schemas.openxmlformats.org/markup-compatibility/2006" xmlns:r="http://schemas.openxmlformats.org/officeDocument/2006/relationships" xmlns:w="http://schemas.openxmlformats.org/wordprocessingml/2006/main" xmlns:w14="http://schemas.microsoft.com/office/word/2010/wordml" xmlns:w15="http://schemas.microsoft.com/office/word/2012/wordml" xmlns:w16="http://schemas.microsoft.com/office/word/2018/wordml" xmlns:w16cex="http://schemas.microsoft.com/office/word/2018/wordml/cex" xmlns:w16cid="http://schemas.microsoft.com/office/word/2016/wordml/cid" xmlns:w16du="http://schemas.microsoft.com/office/word/2023/wordml/word16du" xmlns:w16sdtdh="http://schemas.microsoft.com/office/word/2020/wordml/sdtdatahash" xmlns:w16sdtfl="http://schemas.microsoft.com/office/word/2024/wordml/sdtformatlock" xmlns:w16se="http://schemas.microsoft.com/office/word/2015/wordml/symex" mc:Ignorable="w14 w15 w16se w16cid w16 w16cex w16sdtdh w16sdtfl w16du">
   <w:docDefaults>
     <w:rPrDefault>
       <w:rPr>
@@ -4316,7 +7664,6 @@
     <w:next w:val="BodyText"/>
     <w:uiPriority w:val="9"/>
     <w:unhideWhenUsed/>
-    <w:qFormat/>
     <w:pPr>
       <w:keepNext/>
       <w:keepLines/>
@@ -4334,7 +7681,6 @@
     <w:next w:val="BodyText"/>
     <w:uiPriority w:val="9"/>
     <w:unhideWhenUsed/>
-    <w:qFormat/>
     <w:pPr>
       <w:keepNext/>
       <w:keepLines/>
@@ -4352,7 +7698,6 @@
     <w:next w:val="BodyText"/>
     <w:uiPriority w:val="9"/>
     <w:unhideWhenUsed/>
-    <w:qFormat/>
     <w:pPr>
       <w:keepNext/>
       <w:keepLines/>
@@ -4370,7 +7715,6 @@
     <w:next w:val="BodyText"/>
     <w:uiPriority w:val="9"/>
     <w:unhideWhenUsed/>
-    <w:qFormat/>
     <w:pPr>
       <w:keepNext/>
       <w:keepLines/>
@@ -4633,10 +7977,10 @@
     <w:name w:val="Verbatim Char"/>
     <w:basedOn w:val="CaptionChar"/>
     <w:link w:val="SourceCode"/>
+    <w:rsid w:val="00036EDA"/>
     <w:rPr>
-      <w:rFonts w:ascii="Consolas" w:hAnsi="Consolas"/>
-      <w:i/>
-      <w:sz w:val="22"/>
+      <w:i w:val="0"/>
+      <w:shd w:color="auto" w:fill="F1F3F5" w:val="clear"/>
     </w:rPr>
   </w:style>
   <w:style w:customStyle="1" w:styleId="SectionNumber" w:type="character">
@@ -4709,9 +8053,12 @@
     <w:name w:val="Source Code"/>
     <w:basedOn w:val="Normal"/>
     <w:link w:val="VerbatimChar"/>
+    <w:rsid w:val="00036EDA"/>
     <w:pPr>
       <w:shd w:color="auto" w:fill="F1F3F5" w:val="clear"/>
       <w:wordWrap w:val="0"/>
+      <w:spacing w:after="240" w:line="240" w:lineRule="auto"/>
+      <w:contextualSpacing/>
     </w:pPr>
   </w:style>
   <w:style w:customStyle="1" w:styleId="KeywordTok" w:type="character">
@@ -4719,7 +8066,7 @@
     <w:basedOn w:val="VerbatimChar"/>
     <w:rPr>
       <w:rFonts w:ascii="Consolas" w:hAnsi="Consolas"/>
-      <w:i/>
+      <w:i w:val="0"/>
       <w:color w:val="003B4F"/>
       <w:sz w:val="22"/>
       <w:shd w:color="auto" w:fill="F1F3F5" w:val="clear"/>
@@ -4730,7 +8077,7 @@
     <w:basedOn w:val="VerbatimChar"/>
     <w:rPr>
       <w:rFonts w:ascii="Consolas" w:hAnsi="Consolas"/>
-      <w:i/>
+      <w:i w:val="0"/>
       <w:color w:val="AD0000"/>
       <w:sz w:val="22"/>
       <w:shd w:color="auto" w:fill="F1F3F5" w:val="clear"/>
@@ -4741,7 +8088,7 @@
     <w:basedOn w:val="VerbatimChar"/>
     <w:rPr>
       <w:rFonts w:ascii="Consolas" w:hAnsi="Consolas"/>
-      <w:i/>
+      <w:i w:val="0"/>
       <w:color w:val="AD0000"/>
       <w:sz w:val="22"/>
       <w:shd w:color="auto" w:fill="F1F3F5" w:val="clear"/>
@@ -4752,7 +8099,7 @@
     <w:basedOn w:val="VerbatimChar"/>
     <w:rPr>
       <w:rFonts w:ascii="Consolas" w:hAnsi="Consolas"/>
-      <w:i/>
+      <w:i w:val="0"/>
       <w:color w:val="AD0000"/>
       <w:sz w:val="22"/>
       <w:shd w:color="auto" w:fill="F1F3F5" w:val="clear"/>
@@ -4763,7 +8110,7 @@
     <w:basedOn w:val="VerbatimChar"/>
     <w:rPr>
       <w:rFonts w:ascii="Consolas" w:hAnsi="Consolas"/>
-      <w:i/>
+      <w:i w:val="0"/>
       <w:color w:val="AD0000"/>
       <w:sz w:val="22"/>
       <w:shd w:color="auto" w:fill="F1F3F5" w:val="clear"/>
@@ -4774,7 +8121,7 @@
     <w:basedOn w:val="VerbatimChar"/>
     <w:rPr>
       <w:rFonts w:ascii="Consolas" w:hAnsi="Consolas"/>
-      <w:i/>
+      <w:i w:val="0"/>
       <w:color w:val="8F5902"/>
       <w:sz w:val="22"/>
       <w:shd w:color="auto" w:fill="F1F3F5" w:val="clear"/>
@@ -4785,7 +8132,7 @@
     <w:basedOn w:val="VerbatimChar"/>
     <w:rPr>
       <w:rFonts w:ascii="Consolas" w:hAnsi="Consolas"/>
-      <w:i/>
+      <w:i w:val="0"/>
       <w:color w:val="20794D"/>
       <w:sz w:val="22"/>
       <w:shd w:color="auto" w:fill="F1F3F5" w:val="clear"/>
@@ -4793,6 +8140,72 @@
   </w:style>
   <w:style w:customStyle="1" w:styleId="SpecialCharTok" w:type="character">
     <w:name w:val="SpecialCharTok"/>
+    <w:basedOn w:val="VerbatimChar"/>
+    <w:rPr>
+      <w:rFonts w:ascii="Consolas" w:hAnsi="Consolas"/>
+      <w:i w:val="0"/>
+      <w:color w:val="5E5E5E"/>
+      <w:sz w:val="22"/>
+      <w:shd w:color="auto" w:fill="F1F3F5" w:val="clear"/>
+    </w:rPr>
+  </w:style>
+  <w:style w:customStyle="1" w:styleId="StringTok" w:type="character">
+    <w:name w:val="StringTok"/>
+    <w:basedOn w:val="VerbatimChar"/>
+    <w:rPr>
+      <w:rFonts w:ascii="Consolas" w:hAnsi="Consolas"/>
+      <w:i w:val="0"/>
+      <w:color w:val="20794D"/>
+      <w:sz w:val="22"/>
+      <w:shd w:color="auto" w:fill="F1F3F5" w:val="clear"/>
+    </w:rPr>
+  </w:style>
+  <w:style w:customStyle="1" w:styleId="VerbatimStringTok" w:type="character">
+    <w:name w:val="VerbatimStringTok"/>
+    <w:basedOn w:val="VerbatimChar"/>
+    <w:rPr>
+      <w:rFonts w:ascii="Consolas" w:hAnsi="Consolas"/>
+      <w:i w:val="0"/>
+      <w:color w:val="20794D"/>
+      <w:sz w:val="22"/>
+      <w:shd w:color="auto" w:fill="F1F3F5" w:val="clear"/>
+    </w:rPr>
+  </w:style>
+  <w:style w:customStyle="1" w:styleId="SpecialStringTok" w:type="character">
+    <w:name w:val="SpecialStringTok"/>
+    <w:basedOn w:val="VerbatimChar"/>
+    <w:rPr>
+      <w:rFonts w:ascii="Consolas" w:hAnsi="Consolas"/>
+      <w:i w:val="0"/>
+      <w:color w:val="20794D"/>
+      <w:sz w:val="22"/>
+      <w:shd w:color="auto" w:fill="F1F3F5" w:val="clear"/>
+    </w:rPr>
+  </w:style>
+  <w:style w:customStyle="1" w:styleId="ImportTok" w:type="character">
+    <w:name w:val="ImportTok"/>
+    <w:basedOn w:val="VerbatimChar"/>
+    <w:rPr>
+      <w:rFonts w:ascii="Consolas" w:hAnsi="Consolas"/>
+      <w:i w:val="0"/>
+      <w:color w:val="00769E"/>
+      <w:sz w:val="22"/>
+      <w:shd w:color="auto" w:fill="F1F3F5" w:val="clear"/>
+    </w:rPr>
+  </w:style>
+  <w:style w:customStyle="1" w:styleId="CommentTok" w:type="character">
+    <w:name w:val="CommentTok"/>
+    <w:basedOn w:val="VerbatimChar"/>
+    <w:rPr>
+      <w:rFonts w:ascii="Consolas" w:hAnsi="Consolas"/>
+      <w:i w:val="0"/>
+      <w:color w:val="5E5E5E"/>
+      <w:sz w:val="22"/>
+      <w:shd w:color="auto" w:fill="F1F3F5" w:val="clear"/>
+    </w:rPr>
+  </w:style>
+  <w:style w:customStyle="1" w:styleId="DocumentationTok" w:type="character">
+    <w:name w:val="DocumentationTok"/>
     <w:basedOn w:val="VerbatimChar"/>
     <w:rPr>
       <w:rFonts w:ascii="Consolas" w:hAnsi="Consolas"/>
@@ -4802,52 +8215,19 @@
       <w:shd w:color="auto" w:fill="F1F3F5" w:val="clear"/>
     </w:rPr>
   </w:style>
-  <w:style w:customStyle="1" w:styleId="StringTok" w:type="character">
-    <w:name w:val="StringTok"/>
+  <w:style w:customStyle="1" w:styleId="AnnotationTok" w:type="character">
+    <w:name w:val="AnnotationTok"/>
     <w:basedOn w:val="VerbatimChar"/>
     <w:rPr>
       <w:rFonts w:ascii="Consolas" w:hAnsi="Consolas"/>
-      <w:i/>
-      <w:color w:val="20794D"/>
+      <w:i w:val="0"/>
+      <w:color w:val="5E5E5E"/>
       <w:sz w:val="22"/>
       <w:shd w:color="auto" w:fill="F1F3F5" w:val="clear"/>
     </w:rPr>
   </w:style>
-  <w:style w:customStyle="1" w:styleId="VerbatimStringTok" w:type="character">
-    <w:name w:val="VerbatimStringTok"/>
-    <w:basedOn w:val="VerbatimChar"/>
-    <w:rPr>
-      <w:rFonts w:ascii="Consolas" w:hAnsi="Consolas"/>
-      <w:i/>
-      <w:color w:val="20794D"/>
-      <w:sz w:val="22"/>
-      <w:shd w:color="auto" w:fill="F1F3F5" w:val="clear"/>
-    </w:rPr>
-  </w:style>
-  <w:style w:customStyle="1" w:styleId="SpecialStringTok" w:type="character">
-    <w:name w:val="SpecialStringTok"/>
-    <w:basedOn w:val="VerbatimChar"/>
-    <w:rPr>
-      <w:rFonts w:ascii="Consolas" w:hAnsi="Consolas"/>
-      <w:i/>
-      <w:color w:val="20794D"/>
-      <w:sz w:val="22"/>
-      <w:shd w:color="auto" w:fill="F1F3F5" w:val="clear"/>
-    </w:rPr>
-  </w:style>
-  <w:style w:customStyle="1" w:styleId="ImportTok" w:type="character">
-    <w:name w:val="ImportTok"/>
-    <w:basedOn w:val="VerbatimChar"/>
-    <w:rPr>
-      <w:rFonts w:ascii="Consolas" w:hAnsi="Consolas"/>
-      <w:i/>
-      <w:color w:val="00769E"/>
-      <w:sz w:val="22"/>
-      <w:shd w:color="auto" w:fill="F1F3F5" w:val="clear"/>
-    </w:rPr>
-  </w:style>
-  <w:style w:customStyle="1" w:styleId="CommentTok" w:type="character">
-    <w:name w:val="CommentTok"/>
+  <w:style w:customStyle="1" w:styleId="CommentVarTok" w:type="character">
+    <w:name w:val="CommentVarTok"/>
     <w:basedOn w:val="VerbatimChar"/>
     <w:rPr>
       <w:rFonts w:ascii="Consolas" w:hAnsi="Consolas"/>
@@ -4857,8 +8237,52 @@
       <w:shd w:color="auto" w:fill="F1F3F5" w:val="clear"/>
     </w:rPr>
   </w:style>
-  <w:style w:customStyle="1" w:styleId="DocumentationTok" w:type="character">
-    <w:name w:val="DocumentationTok"/>
+  <w:style w:customStyle="1" w:styleId="OtherTok" w:type="character">
+    <w:name w:val="OtherTok"/>
+    <w:basedOn w:val="VerbatimChar"/>
+    <w:rPr>
+      <w:rFonts w:ascii="Consolas" w:hAnsi="Consolas"/>
+      <w:i w:val="0"/>
+      <w:color w:val="003B4F"/>
+      <w:sz w:val="22"/>
+      <w:shd w:color="auto" w:fill="F1F3F5" w:val="clear"/>
+    </w:rPr>
+  </w:style>
+  <w:style w:customStyle="1" w:styleId="FunctionTok" w:type="character">
+    <w:name w:val="FunctionTok"/>
+    <w:basedOn w:val="VerbatimChar"/>
+    <w:rPr>
+      <w:rFonts w:ascii="Consolas" w:hAnsi="Consolas"/>
+      <w:i w:val="0"/>
+      <w:color w:val="4758AB"/>
+      <w:sz w:val="22"/>
+      <w:shd w:color="auto" w:fill="F1F3F5" w:val="clear"/>
+    </w:rPr>
+  </w:style>
+  <w:style w:customStyle="1" w:styleId="VariableTok" w:type="character">
+    <w:name w:val="VariableTok"/>
+    <w:basedOn w:val="VerbatimChar"/>
+    <w:rPr>
+      <w:rFonts w:ascii="Consolas" w:hAnsi="Consolas"/>
+      <w:i w:val="0"/>
+      <w:color w:val="111111"/>
+      <w:sz w:val="22"/>
+      <w:shd w:color="auto" w:fill="F1F3F5" w:val="clear"/>
+    </w:rPr>
+  </w:style>
+  <w:style w:customStyle="1" w:styleId="ControlFlowTok" w:type="character">
+    <w:name w:val="ControlFlowTok"/>
+    <w:basedOn w:val="VerbatimChar"/>
+    <w:rPr>
+      <w:rFonts w:ascii="Consolas" w:hAnsi="Consolas"/>
+      <w:i w:val="0"/>
+      <w:color w:val="003B4F"/>
+      <w:sz w:val="22"/>
+      <w:shd w:color="auto" w:fill="F1F3F5" w:val="clear"/>
+    </w:rPr>
+  </w:style>
+  <w:style w:customStyle="1" w:styleId="OperatorTok" w:type="character">
+    <w:name w:val="OperatorTok"/>
     <w:basedOn w:val="VerbatimChar"/>
     <w:rPr>
       <w:rFonts w:ascii="Consolas" w:hAnsi="Consolas"/>
@@ -4868,8 +8292,74 @@
       <w:shd w:color="auto" w:fill="F1F3F5" w:val="clear"/>
     </w:rPr>
   </w:style>
-  <w:style w:customStyle="1" w:styleId="AnnotationTok" w:type="character">
-    <w:name w:val="AnnotationTok"/>
+  <w:style w:customStyle="1" w:styleId="BuiltInTok" w:type="character">
+    <w:name w:val="BuiltInTok"/>
+    <w:basedOn w:val="VerbatimChar"/>
+    <w:rPr>
+      <w:rFonts w:ascii="Consolas" w:hAnsi="Consolas"/>
+      <w:i w:val="0"/>
+      <w:color w:val="003B4F"/>
+      <w:sz w:val="22"/>
+      <w:shd w:color="auto" w:fill="F1F3F5" w:val="clear"/>
+    </w:rPr>
+  </w:style>
+  <w:style w:customStyle="1" w:styleId="ExtensionTok" w:type="character">
+    <w:name w:val="ExtensionTok"/>
+    <w:basedOn w:val="VerbatimChar"/>
+    <w:rPr>
+      <w:rFonts w:ascii="Consolas" w:hAnsi="Consolas"/>
+      <w:i w:val="0"/>
+      <w:color w:val="003B4F"/>
+      <w:sz w:val="22"/>
+      <w:shd w:color="auto" w:fill="F1F3F5" w:val="clear"/>
+    </w:rPr>
+  </w:style>
+  <w:style w:customStyle="1" w:styleId="PreprocessorTok" w:type="character">
+    <w:name w:val="PreprocessorTok"/>
+    <w:basedOn w:val="VerbatimChar"/>
+    <w:rPr>
+      <w:rFonts w:ascii="Consolas" w:hAnsi="Consolas"/>
+      <w:i w:val="0"/>
+      <w:color w:val="AD0000"/>
+      <w:sz w:val="22"/>
+      <w:shd w:color="auto" w:fill="F1F3F5" w:val="clear"/>
+    </w:rPr>
+  </w:style>
+  <w:style w:customStyle="1" w:styleId="AttributeTok" w:type="character">
+    <w:name w:val="AttributeTok"/>
+    <w:basedOn w:val="VerbatimChar"/>
+    <w:rPr>
+      <w:rFonts w:ascii="Consolas" w:hAnsi="Consolas"/>
+      <w:i w:val="0"/>
+      <w:color w:val="657422"/>
+      <w:sz w:val="22"/>
+      <w:shd w:color="auto" w:fill="F1F3F5" w:val="clear"/>
+    </w:rPr>
+  </w:style>
+  <w:style w:customStyle="1" w:styleId="RegionMarkerTok" w:type="character">
+    <w:name w:val="RegionMarkerTok"/>
+    <w:basedOn w:val="VerbatimChar"/>
+    <w:rPr>
+      <w:rFonts w:ascii="Consolas" w:hAnsi="Consolas"/>
+      <w:i w:val="0"/>
+      <w:color w:val="003B4F"/>
+      <w:sz w:val="22"/>
+      <w:shd w:color="auto" w:fill="F1F3F5" w:val="clear"/>
+    </w:rPr>
+  </w:style>
+  <w:style w:customStyle="1" w:styleId="InformationTok" w:type="character">
+    <w:name w:val="InformationTok"/>
+    <w:basedOn w:val="VerbatimChar"/>
+    <w:rPr>
+      <w:rFonts w:ascii="Consolas" w:hAnsi="Consolas"/>
+      <w:i w:val="0"/>
+      <w:color w:val="5E5E5E"/>
+      <w:sz w:val="22"/>
+      <w:shd w:color="auto" w:fill="F1F3F5" w:val="clear"/>
+    </w:rPr>
+  </w:style>
+  <w:style w:customStyle="1" w:styleId="WarningTok" w:type="character">
+    <w:name w:val="WarningTok"/>
     <w:basedOn w:val="VerbatimChar"/>
     <w:rPr>
       <w:rFonts w:ascii="Consolas" w:hAnsi="Consolas"/>
@@ -4879,155 +8369,12 @@
       <w:shd w:color="auto" w:fill="F1F3F5" w:val="clear"/>
     </w:rPr>
   </w:style>
-  <w:style w:customStyle="1" w:styleId="CommentVarTok" w:type="character">
-    <w:name w:val="CommentVarTok"/>
-    <w:basedOn w:val="VerbatimChar"/>
-    <w:rPr>
-      <w:rFonts w:ascii="Consolas" w:hAnsi="Consolas"/>
-      <w:i w:val="0"/>
-      <w:color w:val="5E5E5E"/>
-      <w:sz w:val="22"/>
-      <w:shd w:color="auto" w:fill="F1F3F5" w:val="clear"/>
-    </w:rPr>
-  </w:style>
-  <w:style w:customStyle="1" w:styleId="OtherTok" w:type="character">
-    <w:name w:val="OtherTok"/>
-    <w:basedOn w:val="VerbatimChar"/>
-    <w:rPr>
-      <w:rFonts w:ascii="Consolas" w:hAnsi="Consolas"/>
-      <w:i/>
-      <w:color w:val="003B4F"/>
-      <w:sz w:val="22"/>
-      <w:shd w:color="auto" w:fill="F1F3F5" w:val="clear"/>
-    </w:rPr>
-  </w:style>
-  <w:style w:customStyle="1" w:styleId="FunctionTok" w:type="character">
-    <w:name w:val="FunctionTok"/>
-    <w:basedOn w:val="VerbatimChar"/>
-    <w:rPr>
-      <w:rFonts w:ascii="Consolas" w:hAnsi="Consolas"/>
-      <w:i/>
-      <w:color w:val="4758AB"/>
-      <w:sz w:val="22"/>
-      <w:shd w:color="auto" w:fill="F1F3F5" w:val="clear"/>
-    </w:rPr>
-  </w:style>
-  <w:style w:customStyle="1" w:styleId="VariableTok" w:type="character">
-    <w:name w:val="VariableTok"/>
-    <w:basedOn w:val="VerbatimChar"/>
-    <w:rPr>
-      <w:rFonts w:ascii="Consolas" w:hAnsi="Consolas"/>
-      <w:i/>
-      <w:color w:val="111111"/>
-      <w:sz w:val="22"/>
-      <w:shd w:color="auto" w:fill="F1F3F5" w:val="clear"/>
-    </w:rPr>
-  </w:style>
-  <w:style w:customStyle="1" w:styleId="ControlFlowTok" w:type="character">
-    <w:name w:val="ControlFlowTok"/>
-    <w:basedOn w:val="VerbatimChar"/>
-    <w:rPr>
-      <w:rFonts w:ascii="Consolas" w:hAnsi="Consolas"/>
-      <w:i/>
-      <w:color w:val="003B4F"/>
-      <w:sz w:val="22"/>
-      <w:shd w:color="auto" w:fill="F1F3F5" w:val="clear"/>
-    </w:rPr>
-  </w:style>
-  <w:style w:customStyle="1" w:styleId="OperatorTok" w:type="character">
-    <w:name w:val="OperatorTok"/>
-    <w:basedOn w:val="VerbatimChar"/>
-    <w:rPr>
-      <w:rFonts w:ascii="Consolas" w:hAnsi="Consolas"/>
-      <w:i/>
-      <w:color w:val="5E5E5E"/>
-      <w:sz w:val="22"/>
-      <w:shd w:color="auto" w:fill="F1F3F5" w:val="clear"/>
-    </w:rPr>
-  </w:style>
-  <w:style w:customStyle="1" w:styleId="BuiltInTok" w:type="character">
-    <w:name w:val="BuiltInTok"/>
-    <w:basedOn w:val="VerbatimChar"/>
-    <w:rPr>
-      <w:rFonts w:ascii="Consolas" w:hAnsi="Consolas"/>
-      <w:i/>
-      <w:color w:val="003B4F"/>
-      <w:sz w:val="22"/>
-      <w:shd w:color="auto" w:fill="F1F3F5" w:val="clear"/>
-    </w:rPr>
-  </w:style>
-  <w:style w:customStyle="1" w:styleId="ExtensionTok" w:type="character">
-    <w:name w:val="ExtensionTok"/>
-    <w:basedOn w:val="VerbatimChar"/>
-    <w:rPr>
-      <w:rFonts w:ascii="Consolas" w:hAnsi="Consolas"/>
-      <w:i/>
-      <w:color w:val="003B4F"/>
-      <w:sz w:val="22"/>
-      <w:shd w:color="auto" w:fill="F1F3F5" w:val="clear"/>
-    </w:rPr>
-  </w:style>
-  <w:style w:customStyle="1" w:styleId="PreprocessorTok" w:type="character">
-    <w:name w:val="PreprocessorTok"/>
-    <w:basedOn w:val="VerbatimChar"/>
-    <w:rPr>
-      <w:rFonts w:ascii="Consolas" w:hAnsi="Consolas"/>
-      <w:i/>
-      <w:color w:val="AD0000"/>
-      <w:sz w:val="22"/>
-      <w:shd w:color="auto" w:fill="F1F3F5" w:val="clear"/>
-    </w:rPr>
-  </w:style>
-  <w:style w:customStyle="1" w:styleId="AttributeTok" w:type="character">
-    <w:name w:val="AttributeTok"/>
-    <w:basedOn w:val="VerbatimChar"/>
-    <w:rPr>
-      <w:rFonts w:ascii="Consolas" w:hAnsi="Consolas"/>
-      <w:i/>
-      <w:color w:val="657422"/>
-      <w:sz w:val="22"/>
-      <w:shd w:color="auto" w:fill="F1F3F5" w:val="clear"/>
-    </w:rPr>
-  </w:style>
-  <w:style w:customStyle="1" w:styleId="RegionMarkerTok" w:type="character">
-    <w:name w:val="RegionMarkerTok"/>
-    <w:basedOn w:val="VerbatimChar"/>
-    <w:rPr>
-      <w:rFonts w:ascii="Consolas" w:hAnsi="Consolas"/>
-      <w:i/>
-      <w:color w:val="003B4F"/>
-      <w:sz w:val="22"/>
-      <w:shd w:color="auto" w:fill="F1F3F5" w:val="clear"/>
-    </w:rPr>
-  </w:style>
-  <w:style w:customStyle="1" w:styleId="InformationTok" w:type="character">
-    <w:name w:val="InformationTok"/>
-    <w:basedOn w:val="VerbatimChar"/>
-    <w:rPr>
-      <w:rFonts w:ascii="Consolas" w:hAnsi="Consolas"/>
-      <w:i/>
-      <w:color w:val="5E5E5E"/>
-      <w:sz w:val="22"/>
-      <w:shd w:color="auto" w:fill="F1F3F5" w:val="clear"/>
-    </w:rPr>
-  </w:style>
-  <w:style w:customStyle="1" w:styleId="WarningTok" w:type="character">
-    <w:name w:val="WarningTok"/>
-    <w:basedOn w:val="VerbatimChar"/>
-    <w:rPr>
-      <w:rFonts w:ascii="Consolas" w:hAnsi="Consolas"/>
-      <w:i w:val="0"/>
-      <w:color w:val="5E5E5E"/>
-      <w:sz w:val="22"/>
-      <w:shd w:color="auto" w:fill="F1F3F5" w:val="clear"/>
-    </w:rPr>
-  </w:style>
   <w:style w:customStyle="1" w:styleId="AlertTok" w:type="character">
     <w:name w:val="AlertTok"/>
     <w:basedOn w:val="VerbatimChar"/>
     <w:rPr>
       <w:rFonts w:ascii="Consolas" w:hAnsi="Consolas"/>
-      <w:i/>
+      <w:i w:val="0"/>
       <w:color w:val="AD0000"/>
       <w:sz w:val="22"/>
       <w:shd w:color="auto" w:fill="F1F3F5" w:val="clear"/>
@@ -5038,7 +8385,7 @@
     <w:basedOn w:val="VerbatimChar"/>
     <w:rPr>
       <w:rFonts w:ascii="Consolas" w:hAnsi="Consolas"/>
-      <w:i/>
+      <w:i w:val="0"/>
       <w:color w:val="AD0000"/>
       <w:sz w:val="22"/>
       <w:shd w:color="auto" w:fill="F1F3F5" w:val="clear"/>
@@ -5049,7 +8396,7 @@
     <w:basedOn w:val="VerbatimChar"/>
     <w:rPr>
       <w:rFonts w:ascii="Consolas" w:hAnsi="Consolas"/>
-      <w:i/>
+      <w:i w:val="0"/>
       <w:color w:val="003B4F"/>
       <w:sz w:val="22"/>
       <w:shd w:color="auto" w:fill="F1F3F5" w:val="clear"/>
